--- a/3.初稿/初稿.docx
+++ b/3.初稿/初稿.docx
@@ -10,9 +10,6 @@
           <w:numId w:val="18"/>
         </w:numPr>
         <w:jc w:val="left"/>
-        <w:rPr>
-          <w:rFonts w:hint="eastAsia"/>
-        </w:rPr>
       </w:pPr>
       <w:bookmarkStart w:id="0" w:name="OLE_LINK1"/>
       <w:r>
@@ -23,11 +20,6 @@
       </w:r>
     </w:p>
     <w:p>
-      <w:pPr>
-        <w:rPr>
-          <w:rFonts w:hint="eastAsia"/>
-        </w:rPr>
-      </w:pPr>
       <w:r>
         <w:rPr>
           <w:rFonts w:hint="eastAsia"/>
@@ -109,19 +101,8 @@
         <w:t>预测模型，对未来一段时间的门诊挂号需求进行预测，并在此基础上提供辅助挂号推荐服务，帮助医院合理配置医疗资源并优化患者就诊流程。在系统实现过程中，通过需求分析、系统架构设计、数据库设计以及各功能模块的实现，构建了完整的一体化门诊信息管理平台，并通过功能测试、性能测试以及安全性测试对系统进行了验证。测试结果表明，该系统能够有效实现门诊挂号与电子病历信息的集成管理，提高医疗数据处理效率，并为医院管理决策提供数据支持。研究结果表明，将医疗信息管理系统与时间序列预测方法相结合，有助于提升门诊服务管理的智能化水平，对智慧医疗系统的建设具有一定的实践意义与应用价值。</w:t>
       </w:r>
     </w:p>
-    <w:p>
-      <w:pPr>
-        <w:rPr>
-          <w:rFonts w:hint="eastAsia"/>
-        </w:rPr>
-      </w:pPr>
-    </w:p>
-    <w:p>
-      <w:pPr>
-        <w:rPr>
-          <w:rFonts w:hint="eastAsia"/>
-        </w:rPr>
-      </w:pPr>
+    <w:p/>
+    <w:p>
       <w:r>
         <w:rPr>
           <w:rFonts w:hint="eastAsia"/>
@@ -141,19 +122,8 @@
         <w:t>模型；医疗信息系统；医院信息化管理</w:t>
       </w:r>
     </w:p>
-    <w:p>
-      <w:pPr>
-        <w:rPr>
-          <w:rFonts w:hint="eastAsia"/>
-        </w:rPr>
-      </w:pPr>
-    </w:p>
-    <w:p>
-      <w:pPr>
-        <w:rPr>
-          <w:rFonts w:hint="eastAsia"/>
-        </w:rPr>
-      </w:pPr>
+    <w:p/>
+    <w:p>
       <w:r>
         <w:t xml:space="preserve">With the continuous advancement of medical informatization, hospitals are facing increasing pressure in outpatient service management, data integration, and resource allocation. Traditional outpatient registration systems and electronic medical record systems are often developed independently, leading to problems such as information fragmentation, inefficient resource scheduling, and limited data utilization. To address these issues, this study designs and implements an integrated outpatient registration and electronic medical record management system based on time series prediction technology. The system adopts a front end and back end separated architecture, using Vue.js to build the user interface and Spring Boot combined with the </w:t>
       </w:r>
@@ -173,9 +143,6 @@
     <w:p>
       <w:pPr>
         <w:widowControl/>
-        <w:rPr>
-          <w:rFonts w:hint="eastAsia"/>
-        </w:rPr>
       </w:pPr>
       <w:r>
         <w:rPr>
@@ -187,17 +154,11 @@
     <w:p>
       <w:pPr>
         <w:widowControl/>
-        <w:rPr>
-          <w:rFonts w:hint="eastAsia"/>
-        </w:rPr>
       </w:pPr>
     </w:p>
     <w:p>
       <w:pPr>
         <w:widowControl/>
-        <w:rPr>
-          <w:rFonts w:hint="eastAsia"/>
-        </w:rPr>
       </w:pPr>
       <w:r>
         <w:rPr>
@@ -209,17 +170,11 @@
     <w:p>
       <w:pPr>
         <w:widowControl/>
-        <w:rPr>
-          <w:rFonts w:hint="eastAsia"/>
-        </w:rPr>
       </w:pPr>
     </w:p>
     <w:p>
       <w:pPr>
         <w:pStyle w:val="1"/>
-        <w:rPr>
-          <w:rFonts w:hint="eastAsia"/>
-        </w:rPr>
       </w:pPr>
       <w:bookmarkStart w:id="1" w:name="OLE_LINK5"/>
       <w:bookmarkStart w:id="2" w:name="OLE_LINK6"/>
@@ -284,9 +239,6 @@
     <w:p>
       <w:pPr>
         <w:ind w:firstLine="420"/>
-        <w:rPr>
-          <w:rFonts w:hint="eastAsia"/>
-        </w:rPr>
       </w:pPr>
       <w:r>
         <w:rPr>
@@ -310,9 +262,6 @@
     <w:p>
       <w:pPr>
         <w:ind w:firstLine="420"/>
-        <w:rPr>
-          <w:rFonts w:hint="eastAsia"/>
-        </w:rPr>
       </w:pPr>
       <w:r>
         <w:rPr>
@@ -382,9 +331,6 @@
     <w:p>
       <w:pPr>
         <w:ind w:firstLine="420"/>
-        <w:rPr>
-          <w:rFonts w:hint="eastAsia"/>
-        </w:rPr>
       </w:pPr>
       <w:r>
         <w:rPr>
@@ -433,9 +379,6 @@
     <w:p>
       <w:pPr>
         <w:ind w:firstLine="420"/>
-        <w:rPr>
-          <w:rFonts w:hint="eastAsia"/>
-        </w:rPr>
       </w:pPr>
       <w:r>
         <w:rPr>
@@ -511,9 +454,6 @@
     <w:p>
       <w:pPr>
         <w:ind w:firstLine="420"/>
-        <w:rPr>
-          <w:rFonts w:hint="eastAsia"/>
-        </w:rPr>
       </w:pPr>
       <w:r>
         <w:rPr>
@@ -635,9 +575,6 @@
     <w:p>
       <w:pPr>
         <w:ind w:firstLine="420"/>
-        <w:rPr>
-          <w:rFonts w:hint="eastAsia"/>
-        </w:rPr>
       </w:pPr>
       <w:r>
         <w:rPr>
@@ -649,9 +586,6 @@
     <w:p>
       <w:pPr>
         <w:ind w:firstLine="420"/>
-        <w:rPr>
-          <w:rFonts w:hint="eastAsia"/>
-        </w:rPr>
       </w:pPr>
       <w:r>
         <w:rPr>
@@ -677,9 +611,6 @@
     <w:p>
       <w:pPr>
         <w:ind w:firstLine="420"/>
-        <w:rPr>
-          <w:rFonts w:hint="eastAsia"/>
-        </w:rPr>
       </w:pPr>
       <w:r>
         <w:rPr>
@@ -778,9 +709,6 @@
     <w:p>
       <w:pPr>
         <w:ind w:firstLine="420"/>
-        <w:rPr>
-          <w:rFonts w:hint="eastAsia"/>
-        </w:rPr>
       </w:pPr>
       <w:r>
         <w:rPr>
@@ -792,9 +720,6 @@
     <w:p>
       <w:pPr>
         <w:ind w:firstLine="420"/>
-        <w:rPr>
-          <w:rFonts w:hint="eastAsia"/>
-        </w:rPr>
       </w:pPr>
       <w:r>
         <w:rPr>
@@ -806,9 +731,6 @@
     <w:p>
       <w:pPr>
         <w:ind w:firstLine="420"/>
-        <w:rPr>
-          <w:rFonts w:hint="eastAsia"/>
-        </w:rPr>
       </w:pPr>
       <w:r>
         <w:rPr>
@@ -832,9 +754,6 @@
     <w:p>
       <w:pPr>
         <w:ind w:firstLine="420"/>
-        <w:rPr>
-          <w:rFonts w:hint="eastAsia"/>
-        </w:rPr>
       </w:pPr>
       <w:r>
         <w:rPr>
@@ -864,9 +783,6 @@
     <w:p>
       <w:pPr>
         <w:ind w:firstLine="420"/>
-        <w:rPr>
-          <w:rFonts w:hint="eastAsia"/>
-        </w:rPr>
       </w:pPr>
       <w:r>
         <w:rPr>
@@ -878,9 +794,6 @@
     <w:p>
       <w:pPr>
         <w:ind w:firstLine="420"/>
-        <w:rPr>
-          <w:rFonts w:hint="eastAsia"/>
-        </w:rPr>
       </w:pPr>
       <w:r>
         <w:rPr>
@@ -892,9 +805,6 @@
     <w:p>
       <w:pPr>
         <w:ind w:firstLine="420"/>
-        <w:rPr>
-          <w:rFonts w:hint="eastAsia"/>
-        </w:rPr>
       </w:pPr>
       <w:r>
         <w:rPr>
@@ -906,9 +816,6 @@
     <w:p>
       <w:pPr>
         <w:ind w:firstLine="420"/>
-        <w:rPr>
-          <w:rFonts w:hint="eastAsia"/>
-        </w:rPr>
       </w:pPr>
       <w:r>
         <w:rPr>
@@ -920,9 +827,6 @@
     <w:p>
       <w:pPr>
         <w:ind w:firstLine="420"/>
-        <w:rPr>
-          <w:rFonts w:hint="eastAsia"/>
-        </w:rPr>
       </w:pPr>
       <w:r>
         <w:rPr>
@@ -974,9 +878,6 @@
     <w:p>
       <w:pPr>
         <w:ind w:firstLine="420"/>
-        <w:rPr>
-          <w:rFonts w:hint="eastAsia"/>
-        </w:rPr>
       </w:pPr>
       <w:r>
         <w:rPr>
@@ -1000,9 +901,6 @@
     <w:p>
       <w:pPr>
         <w:ind w:firstLine="420"/>
-        <w:rPr>
-          <w:rFonts w:hint="eastAsia"/>
-        </w:rPr>
       </w:pPr>
       <w:r>
         <w:rPr>
@@ -1033,9 +931,6 @@
     <w:p>
       <w:pPr>
         <w:ind w:firstLine="420"/>
-        <w:rPr>
-          <w:rFonts w:hint="eastAsia"/>
-        </w:rPr>
       </w:pPr>
       <w:r>
         <w:rPr>
@@ -1065,9 +960,6 @@
     <w:p>
       <w:pPr>
         <w:ind w:firstLine="420"/>
-        <w:rPr>
-          <w:rFonts w:hint="eastAsia"/>
-        </w:rPr>
       </w:pPr>
       <w:r>
         <w:rPr>
@@ -1079,9 +971,6 @@
     <w:p>
       <w:pPr>
         <w:ind w:firstLine="420"/>
-        <w:rPr>
-          <w:rFonts w:hint="eastAsia"/>
-        </w:rPr>
       </w:pPr>
       <w:r>
         <w:rPr>
@@ -1093,9 +982,6 @@
     <w:p>
       <w:pPr>
         <w:ind w:firstLine="420"/>
-        <w:rPr>
-          <w:rFonts w:hint="eastAsia"/>
-        </w:rPr>
       </w:pPr>
       <w:r>
         <w:rPr>
@@ -1157,9 +1043,6 @@
     <w:p>
       <w:pPr>
         <w:ind w:firstLine="420"/>
-        <w:rPr>
-          <w:rFonts w:hint="eastAsia"/>
-        </w:rPr>
       </w:pPr>
       <w:r>
         <w:rPr>
@@ -1209,9 +1092,6 @@
     <w:p>
       <w:pPr>
         <w:ind w:firstLine="420"/>
-        <w:rPr>
-          <w:rFonts w:hint="eastAsia"/>
-        </w:rPr>
       </w:pPr>
       <w:r>
         <w:rPr>
@@ -1259,9 +1139,6 @@
     <w:p>
       <w:pPr>
         <w:ind w:firstLine="420"/>
-        <w:rPr>
-          <w:rFonts w:hint="eastAsia"/>
-        </w:rPr>
       </w:pPr>
       <w:r>
         <w:rPr>
@@ -1311,9 +1188,6 @@
     <w:p>
       <w:pPr>
         <w:ind w:firstLine="420"/>
-        <w:rPr>
-          <w:rFonts w:hint="eastAsia"/>
-        </w:rPr>
       </w:pPr>
       <w:r>
         <w:rPr>
@@ -1325,9 +1199,6 @@
     <w:p>
       <w:pPr>
         <w:ind w:firstLine="420"/>
-        <w:rPr>
-          <w:rFonts w:hint="eastAsia"/>
-        </w:rPr>
       </w:pPr>
       <w:r>
         <w:rPr>
@@ -1351,9 +1222,6 @@
     <w:p>
       <w:pPr>
         <w:ind w:firstLine="420"/>
-        <w:rPr>
-          <w:rFonts w:hint="eastAsia"/>
-        </w:rPr>
       </w:pPr>
       <w:r>
         <w:rPr>
@@ -1411,9 +1279,6 @@
     <w:p>
       <w:pPr>
         <w:ind w:firstLine="420"/>
-        <w:rPr>
-          <w:rFonts w:hint="eastAsia"/>
-        </w:rPr>
       </w:pPr>
       <w:r>
         <w:rPr>
@@ -1425,9 +1290,6 @@
     <w:p>
       <w:pPr>
         <w:ind w:firstLine="420"/>
-        <w:rPr>
-          <w:rFonts w:hint="eastAsia"/>
-        </w:rPr>
       </w:pPr>
       <w:r>
         <w:rPr>
@@ -1451,9 +1313,6 @@
     <w:p>
       <w:pPr>
         <w:ind w:firstLine="420"/>
-        <w:rPr>
-          <w:rFonts w:hint="eastAsia"/>
-        </w:rPr>
       </w:pPr>
       <w:r>
         <w:rPr>
@@ -1539,9 +1398,6 @@
     <w:p>
       <w:pPr>
         <w:ind w:firstLine="420"/>
-        <w:rPr>
-          <w:rFonts w:hint="eastAsia"/>
-        </w:rPr>
       </w:pPr>
       <w:r>
         <w:rPr>
@@ -1565,9 +1421,6 @@
     <w:p>
       <w:pPr>
         <w:ind w:firstLine="420"/>
-        <w:rPr>
-          <w:rFonts w:hint="eastAsia"/>
-        </w:rPr>
       </w:pPr>
       <w:r>
         <w:rPr>
@@ -1592,9 +1445,6 @@
     <w:p>
       <w:pPr>
         <w:ind w:firstLine="420"/>
-        <w:rPr>
-          <w:rFonts w:hint="eastAsia"/>
-        </w:rPr>
       </w:pPr>
       <w:r>
         <w:rPr>
@@ -1618,9 +1468,6 @@
     <w:p>
       <w:pPr>
         <w:ind w:firstLine="420"/>
-        <w:rPr>
-          <w:rFonts w:hint="eastAsia"/>
-        </w:rPr>
       </w:pPr>
       <w:r>
         <w:rPr>
@@ -1656,9 +1503,6 @@
     <w:p>
       <w:pPr>
         <w:ind w:firstLine="420"/>
-        <w:rPr>
-          <w:rFonts w:hint="eastAsia"/>
-        </w:rPr>
       </w:pPr>
       <w:r>
         <w:rPr>
@@ -1682,9 +1526,6 @@
     <w:p>
       <w:pPr>
         <w:ind w:firstLine="420"/>
-        <w:rPr>
-          <w:rFonts w:hint="eastAsia"/>
-        </w:rPr>
       </w:pPr>
       <w:r>
         <w:rPr>
@@ -1708,9 +1549,6 @@
     <w:p>
       <w:pPr>
         <w:ind w:firstLine="420"/>
-        <w:rPr>
-          <w:rFonts w:hint="eastAsia"/>
-        </w:rPr>
       </w:pPr>
       <w:r>
         <w:rPr>
@@ -1722,9 +1560,6 @@
     <w:p>
       <w:pPr>
         <w:ind w:firstLine="420"/>
-        <w:rPr>
-          <w:rFonts w:hint="eastAsia"/>
-        </w:rPr>
       </w:pPr>
       <w:r>
         <w:rPr>
@@ -1774,9 +1609,6 @@
     <w:p>
       <w:pPr>
         <w:pStyle w:val="1"/>
-        <w:rPr>
-          <w:rFonts w:hint="eastAsia"/>
-        </w:rPr>
       </w:pPr>
       <w:r>
         <w:t>第二章</w:t>
@@ -1999,9 +1831,6 @@
     <w:p>
       <w:pPr>
         <w:ind w:firstLine="420"/>
-        <w:rPr>
-          <w:rFonts w:hint="eastAsia"/>
-        </w:rPr>
       </w:pPr>
       <w:r>
         <w:rPr>
@@ -2079,9 +1908,6 @@
     <w:p>
       <w:pPr>
         <w:ind w:firstLine="420"/>
-        <w:rPr>
-          <w:rFonts w:hint="eastAsia"/>
-        </w:rPr>
       </w:pPr>
       <w:r>
         <w:rPr>
@@ -2284,9 +2110,6 @@
     <w:p>
       <w:pPr>
         <w:ind w:firstLine="420"/>
-        <w:rPr>
-          <w:rFonts w:hint="eastAsia"/>
-        </w:rPr>
       </w:pPr>
       <w:r>
         <w:rPr>
@@ -2500,9 +2323,6 @@
     <w:p>
       <w:pPr>
         <w:ind w:firstLine="420"/>
-        <w:rPr>
-          <w:rFonts w:hint="eastAsia"/>
-        </w:rPr>
       </w:pPr>
       <w:r>
         <w:rPr>
@@ -2601,9 +2421,6 @@
     <w:p>
       <w:pPr>
         <w:ind w:firstLine="420"/>
-        <w:rPr>
-          <w:rFonts w:hint="eastAsia"/>
-        </w:rPr>
       </w:pPr>
       <w:r>
         <w:rPr>
@@ -2900,9 +2717,6 @@
     <w:p>
       <w:pPr>
         <w:ind w:firstLine="420"/>
-        <w:rPr>
-          <w:rFonts w:hint="eastAsia"/>
-        </w:rPr>
       </w:pPr>
       <w:proofErr w:type="spellStart"/>
       <w:r>
@@ -3333,9 +3147,6 @@
     <w:p>
       <w:pPr>
         <w:ind w:firstLine="420"/>
-        <w:rPr>
-          <w:rFonts w:hint="eastAsia"/>
-        </w:rPr>
       </w:pPr>
       <w:r>
         <w:rPr>
@@ -3714,673 +3525,667 @@
       <w:pPr>
         <w:ind w:firstLine="420"/>
       </w:pPr>
-      <w:r>
-        <w:rPr>
-          <w:rFonts w:hint="eastAsia"/>
-        </w:rPr>
-        <w:t>在分布式系统中，</w:t>
-      </w:r>
-      <w:r>
-        <w:rPr>
-          <w:rFonts w:hint="eastAsia"/>
-        </w:rPr>
+      <w:bookmarkStart w:id="6" w:name="OLE_LINK10"/>
+      <w:r>
+        <w:rPr>
+          <w:rFonts w:hint="eastAsia"/>
+        </w:rPr>
+        <w:t>在前后端分离和分布式系统架构中，身份认证通常采用</w:t>
+      </w:r>
+      <w:r>
+        <w:t xml:space="preserve"> JSON Web Token</w:t>
+      </w:r>
+      <w:r>
+        <w:t>（</w:t>
+      </w:r>
+      <w:r>
         <w:t>JWT</w:t>
       </w:r>
       <w:r>
-        <w:rPr>
-          <w:rFonts w:hint="eastAsia"/>
-        </w:rPr>
-        <w:t>（</w:t>
-      </w:r>
-      <w:r>
-        <w:rPr>
-          <w:rFonts w:hint="eastAsia"/>
-        </w:rPr>
-        <w:t>JSON Web Token</w:t>
-      </w:r>
-      <w:r>
-        <w:rPr>
-          <w:rFonts w:hint="eastAsia"/>
-        </w:rPr>
-        <w:t>）是一种常用的无状态认证方案：后端在用户登录后签发一个加密的令牌，客户端携带令牌访问</w:t>
-      </w:r>
-      <w:r>
-        <w:rPr>
-          <w:rFonts w:hint="eastAsia"/>
-        </w:rPr>
-        <w:t>API</w:t>
-      </w:r>
-      <w:r>
-        <w:rPr>
-          <w:rFonts w:hint="eastAsia"/>
-        </w:rPr>
-        <w:t>即可，无需服务器</w:t>
+        <w:t>）</w:t>
+      </w:r>
+      <w:r>
+        <w:t xml:space="preserve"> </w:t>
+      </w:r>
+      <w:r>
+        <w:t>作为无状态认证机制。</w:t>
+      </w:r>
+      <w:r>
+        <w:t xml:space="preserve">JWT </w:t>
+      </w:r>
+      <w:r>
+        <w:t>是一种基于</w:t>
+      </w:r>
+      <w:r>
+        <w:t xml:space="preserve"> JSON </w:t>
+      </w:r>
+      <w:r>
+        <w:t>的轻量级身份令牌，服务器在用户登录成功后生成令牌并返回给客户端，客户端在后续请求中携带该令牌即可完成身份验证，而无需服务器</w:t>
       </w:r>
       <w:proofErr w:type="gramStart"/>
       <w:r>
-        <w:rPr>
-          <w:rFonts w:hint="eastAsia"/>
-        </w:rPr>
         <w:t>端维护</w:t>
       </w:r>
       <w:proofErr w:type="gramEnd"/>
       <w:r>
-        <w:rPr>
-          <w:rFonts w:hint="eastAsia"/>
-        </w:rPr>
-        <w:t>会话。结合</w:t>
-      </w:r>
-      <w:r>
-        <w:rPr>
-          <w:rFonts w:hint="eastAsia"/>
-        </w:rPr>
-        <w:t>Redis</w:t>
-      </w:r>
-      <w:r>
-        <w:rPr>
-          <w:rFonts w:hint="eastAsia"/>
-        </w:rPr>
-        <w:t>可以进一步提升安全性和灵活性。常见的做法是采用双</w:t>
-      </w:r>
-      <w:r>
-        <w:rPr>
-          <w:rFonts w:hint="eastAsia"/>
-        </w:rPr>
-        <w:t>Token</w:t>
-      </w:r>
-      <w:r>
-        <w:rPr>
-          <w:rFonts w:hint="eastAsia"/>
-        </w:rPr>
-        <w:t>策略：访问令牌（</w:t>
-      </w:r>
-      <w:r>
-        <w:rPr>
-          <w:rFonts w:hint="eastAsia"/>
-        </w:rPr>
+        <w:t>传统的</w:t>
+      </w:r>
+      <w:r>
+        <w:t xml:space="preserve"> Session </w:t>
+      </w:r>
+      <w:r>
+        <w:t>会话。</w:t>
+      </w:r>
+    </w:p>
+    <w:p>
+      <w:pPr>
+        <w:ind w:firstLine="420"/>
+      </w:pPr>
+      <w:r>
+        <w:rPr>
+          <w:rFonts w:hint="eastAsia"/>
+        </w:rPr>
+        <w:t>在本系统中，为了兼顾安全性与系统扩展性，采用</w:t>
+      </w:r>
+      <w:r>
+        <w:t xml:space="preserve"> Access Token + Refresh Token </w:t>
+      </w:r>
+      <w:r>
+        <w:t>的双令牌认证机制。其中：</w:t>
+      </w:r>
+    </w:p>
+    <w:p>
+      <w:pPr>
+        <w:pStyle w:val="a9"/>
+        <w:numPr>
+          <w:ilvl w:val="0"/>
+          <w:numId w:val="37"/>
+        </w:numPr>
+      </w:pPr>
+      <w:r>
         <w:t>Access Token</w:t>
       </w:r>
       <w:r>
-        <w:rPr>
-          <w:rFonts w:hint="eastAsia"/>
-        </w:rPr>
-        <w:t>）具有短有效期，用于</w:t>
-      </w:r>
-      <w:r>
-        <w:rPr>
-          <w:rFonts w:hint="eastAsia"/>
-        </w:rPr>
-        <w:t>API</w:t>
-      </w:r>
-      <w:r>
-        <w:rPr>
-          <w:rFonts w:hint="eastAsia"/>
-        </w:rPr>
-        <w:t>请求认证；刷新令牌（</w:t>
-      </w:r>
-      <w:r>
-        <w:rPr>
-          <w:rFonts w:hint="eastAsia"/>
-        </w:rPr>
+        <w:t>（访问令牌）：用于访问受保护的</w:t>
+      </w:r>
+      <w:r>
+        <w:t xml:space="preserve"> API</w:t>
+      </w:r>
+      <w:r>
+        <w:t>，生命周期较短；</w:t>
+      </w:r>
+    </w:p>
+    <w:p>
+      <w:pPr>
+        <w:pStyle w:val="a9"/>
+        <w:numPr>
+          <w:ilvl w:val="0"/>
+          <w:numId w:val="37"/>
+        </w:numPr>
+      </w:pPr>
+      <w:r>
         <w:t>Refresh Token</w:t>
       </w:r>
       <w:r>
-        <w:rPr>
-          <w:rFonts w:hint="eastAsia"/>
-        </w:rPr>
-        <w:t>）有效期长，用于更新访问令牌。登录后服务器将访问令牌返回前端（一般在</w:t>
-      </w:r>
-      <w:proofErr w:type="spellStart"/>
-      <w:r>
-        <w:rPr>
-          <w:rFonts w:hint="eastAsia"/>
-        </w:rPr>
-        <w:t>LocalStorage</w:t>
-      </w:r>
-      <w:proofErr w:type="spellEnd"/>
-      <w:r>
-        <w:rPr>
-          <w:rFonts w:hint="eastAsia"/>
-        </w:rPr>
-        <w:t>或</w:t>
-      </w:r>
-      <w:r>
-        <w:rPr>
-          <w:rFonts w:hint="eastAsia"/>
-        </w:rPr>
-        <w:t>Header</w:t>
-      </w:r>
-      <w:r>
-        <w:rPr>
-          <w:rFonts w:hint="eastAsia"/>
-        </w:rPr>
-        <w:t>中存储），并将刷新令牌保存在</w:t>
-      </w:r>
-      <w:r>
-        <w:rPr>
-          <w:rFonts w:hint="eastAsia"/>
-        </w:rPr>
-        <w:t>Redis</w:t>
-      </w:r>
-      <w:r>
-        <w:rPr>
-          <w:rFonts w:hint="eastAsia"/>
-        </w:rPr>
-        <w:t>中或发送给前端安全存储。当用户修改密码或登出时，直接把当前访问令牌加入</w:t>
-      </w:r>
-      <w:r>
-        <w:rPr>
-          <w:rFonts w:hint="eastAsia"/>
-        </w:rPr>
-        <w:t>Redis</w:t>
-      </w:r>
-      <w:r>
-        <w:rPr>
-          <w:rFonts w:hint="eastAsia"/>
-        </w:rPr>
-        <w:t>黑名单，由于其存活时间短，黑名单规模可控。这样既能保证安全又维护良好体验。具体流程见下图示例（建议使用</w:t>
-      </w:r>
-      <w:r>
-        <w:rPr>
-          <w:rFonts w:hint="eastAsia"/>
-        </w:rPr>
-        <w:t>Mermaid</w:t>
-      </w:r>
-      <w:r>
-        <w:rPr>
-          <w:rFonts w:hint="eastAsia"/>
-        </w:rPr>
-        <w:t>绘制前后端分离架构图，示意用户</w:t>
-      </w:r>
-      <w:r>
-        <w:rPr>
-          <w:rFonts w:hint="eastAsia"/>
-        </w:rPr>
-        <w:t>-</w:t>
-      </w:r>
-      <w:r>
-        <w:rPr>
-          <w:rFonts w:hint="eastAsia"/>
-        </w:rPr>
-        <w:t>前端</w:t>
-      </w:r>
-      <w:r>
-        <w:rPr>
-          <w:rFonts w:hint="eastAsia"/>
-        </w:rPr>
-        <w:t>(Vue)</w:t>
-      </w:r>
-      <w:r>
-        <w:rPr>
-          <w:rFonts w:hint="eastAsia"/>
-        </w:rPr>
-        <w:t>调用</w:t>
-      </w:r>
-      <w:r>
-        <w:rPr>
-          <w:rFonts w:hint="eastAsia"/>
-        </w:rPr>
-        <w:t>Spring Boot</w:t>
-      </w:r>
-      <w:r>
-        <w:rPr>
-          <w:rFonts w:hint="eastAsia"/>
-        </w:rPr>
-        <w:t>后端，后端检查</w:t>
-      </w:r>
-      <w:r>
-        <w:rPr>
-          <w:rFonts w:hint="eastAsia"/>
-        </w:rPr>
-        <w:t>JWT</w:t>
-      </w:r>
-      <w:r>
-        <w:rPr>
-          <w:rFonts w:hint="eastAsia"/>
-        </w:rPr>
-        <w:t>并结合</w:t>
-      </w:r>
-      <w:r>
-        <w:rPr>
-          <w:rFonts w:hint="eastAsia"/>
-        </w:rPr>
-        <w:t>Redis</w:t>
-      </w:r>
-      <w:r>
-        <w:rPr>
-          <w:rFonts w:hint="eastAsia"/>
-        </w:rPr>
-        <w:t>做黑名单</w:t>
-      </w:r>
-      <w:r>
-        <w:rPr>
-          <w:rFonts w:hint="eastAsia"/>
-        </w:rPr>
-        <w:t>/</w:t>
-      </w:r>
-      <w:r>
-        <w:rPr>
-          <w:rFonts w:hint="eastAsia"/>
-        </w:rPr>
-        <w:t>会话管理）：</w:t>
-      </w:r>
-    </w:p>
-    <w:p>
-      <w:pPr>
-        <w:rPr>
-          <w:rFonts w:hint="eastAsia"/>
-        </w:rPr>
-      </w:pPr>
-      <w:bookmarkStart w:id="6" w:name="OLE_LINK10"/>
-      <w:r>
-        <w:rPr>
-          <w:rFonts w:hint="eastAsia"/>
-        </w:rPr>
-        <w:t>graph LR</w:t>
-      </w:r>
-    </w:p>
-    <w:p>
-      <w:pPr>
-        <w:rPr>
-          <w:rFonts w:hint="eastAsia"/>
-        </w:rPr>
-      </w:pPr>
-      <w:r>
-        <w:rPr>
-          <w:rFonts w:hint="eastAsia"/>
-        </w:rPr>
-        <w:t xml:space="preserve">  </w:t>
-      </w:r>
-      <w:bookmarkStart w:id="7" w:name="OLE_LINK9"/>
-      <w:bookmarkStart w:id="8" w:name="OLE_LINK11"/>
-      <w:r>
-        <w:rPr>
-          <w:rFonts w:hint="eastAsia"/>
-        </w:rPr>
-        <w:t>User[</w:t>
-      </w:r>
-      <w:r>
-        <w:rPr>
-          <w:rFonts w:hint="eastAsia"/>
-        </w:rPr>
-        <w:t>用户</w:t>
-      </w:r>
-      <w:r>
-        <w:rPr>
-          <w:rFonts w:hint="eastAsia"/>
-        </w:rPr>
-        <w:t xml:space="preserve">] </w:t>
-      </w:r>
-      <w:bookmarkEnd w:id="8"/>
-      <w:r>
-        <w:rPr>
-          <w:rFonts w:hint="eastAsia"/>
-        </w:rPr>
-        <w:t xml:space="preserve">-- </w:t>
-      </w:r>
-      <w:r>
-        <w:rPr>
-          <w:rFonts w:hint="eastAsia"/>
-        </w:rPr>
-        <w:t>登录请求</w:t>
-      </w:r>
-      <w:r>
-        <w:rPr>
-          <w:rFonts w:hint="eastAsia"/>
-        </w:rPr>
-        <w:t xml:space="preserve"> --&gt; Vue[</w:t>
-      </w:r>
-      <w:r>
-        <w:rPr>
-          <w:rFonts w:hint="eastAsia"/>
-        </w:rPr>
-        <w:t>前端</w:t>
-      </w:r>
-      <w:r>
-        <w:rPr>
-          <w:rFonts w:hint="eastAsia"/>
-        </w:rPr>
-        <w:t xml:space="preserve"> (Vue.js)]</w:t>
-      </w:r>
-      <w:bookmarkEnd w:id="7"/>
-    </w:p>
-    <w:p>
-      <w:pPr>
-        <w:rPr>
-          <w:rFonts w:hint="eastAsia"/>
-        </w:rPr>
-      </w:pPr>
-      <w:r>
-        <w:rPr>
-          <w:rFonts w:hint="eastAsia"/>
-        </w:rPr>
-        <w:t xml:space="preserve">  Vue -- </w:t>
-      </w:r>
-      <w:r>
-        <w:rPr>
-          <w:rFonts w:hint="eastAsia"/>
-        </w:rPr>
-        <w:t>提交凭证</w:t>
-      </w:r>
-      <w:r>
-        <w:rPr>
-          <w:rFonts w:hint="eastAsia"/>
-        </w:rPr>
-        <w:t xml:space="preserve"> --&gt; API[</w:t>
-      </w:r>
-      <w:r>
-        <w:rPr>
-          <w:rFonts w:hint="eastAsia"/>
-        </w:rPr>
-        <w:t>后端</w:t>
-      </w:r>
-      <w:r>
-        <w:rPr>
-          <w:rFonts w:hint="eastAsia"/>
-        </w:rPr>
-        <w:t xml:space="preserve"> API (Spring Boot)]</w:t>
-      </w:r>
-    </w:p>
-    <w:p>
-      <w:pPr>
-        <w:rPr>
-          <w:rFonts w:hint="eastAsia"/>
-        </w:rPr>
-      </w:pPr>
-      <w:r>
-        <w:rPr>
-          <w:rFonts w:hint="eastAsia"/>
-        </w:rPr>
-        <w:t xml:space="preserve">  </w:t>
-      </w:r>
-      <w:bookmarkStart w:id="9" w:name="OLE_LINK12"/>
-      <w:r>
-        <w:rPr>
-          <w:rFonts w:hint="eastAsia"/>
-        </w:rPr>
-        <w:t xml:space="preserve">API -- </w:t>
-      </w:r>
-      <w:r>
-        <w:rPr>
-          <w:rFonts w:hint="eastAsia"/>
-        </w:rPr>
-        <w:t>生成双</w:t>
-      </w:r>
-      <w:r>
-        <w:rPr>
-          <w:rFonts w:hint="eastAsia"/>
-        </w:rPr>
-        <w:t>Token --&gt; JWT[JWT</w:t>
-      </w:r>
-      <w:r>
-        <w:rPr>
-          <w:rFonts w:hint="eastAsia"/>
-        </w:rPr>
-        <w:t>服务</w:t>
-      </w:r>
-      <w:r>
-        <w:rPr>
-          <w:rFonts w:hint="eastAsia"/>
-        </w:rPr>
-        <w:t>]</w:t>
-      </w:r>
-      <w:bookmarkEnd w:id="9"/>
-    </w:p>
-    <w:p>
-      <w:pPr>
-        <w:rPr>
-          <w:rFonts w:hint="eastAsia"/>
-        </w:rPr>
-      </w:pPr>
-      <w:r>
-        <w:rPr>
-          <w:rFonts w:hint="eastAsia"/>
-        </w:rPr>
-        <w:t xml:space="preserve">  </w:t>
-      </w:r>
-      <w:bookmarkStart w:id="10" w:name="OLE_LINK13"/>
-      <w:r>
-        <w:rPr>
-          <w:rFonts w:hint="eastAsia"/>
-        </w:rPr>
-        <w:t xml:space="preserve">API -- </w:t>
-      </w:r>
-      <w:r>
-        <w:rPr>
-          <w:rFonts w:hint="eastAsia"/>
-        </w:rPr>
-        <w:t>存储刷新令牌</w:t>
-      </w:r>
-      <w:r>
-        <w:rPr>
-          <w:rFonts w:hint="eastAsia"/>
-        </w:rPr>
-        <w:t xml:space="preserve"> --&gt; Redis[(Redis)]</w:t>
-      </w:r>
-      <w:bookmarkEnd w:id="10"/>
-    </w:p>
-    <w:p>
-      <w:pPr>
-        <w:rPr>
-          <w:rFonts w:hint="eastAsia"/>
-        </w:rPr>
-      </w:pPr>
-      <w:r>
-        <w:rPr>
-          <w:rFonts w:hint="eastAsia"/>
-        </w:rPr>
-        <w:t xml:space="preserve">  JWT -- </w:t>
-      </w:r>
-      <w:r>
-        <w:rPr>
-          <w:rFonts w:hint="eastAsia"/>
-        </w:rPr>
-        <w:t>发放访问</w:t>
-      </w:r>
-      <w:r>
-        <w:rPr>
-          <w:rFonts w:hint="eastAsia"/>
-        </w:rPr>
-        <w:t>Token --&gt; Vue</w:t>
-      </w:r>
-    </w:p>
-    <w:p>
-      <w:pPr>
-        <w:rPr>
-          <w:rFonts w:hint="eastAsia"/>
-        </w:rPr>
-      </w:pPr>
-      <w:r>
-        <w:rPr>
-          <w:rFonts w:hint="eastAsia"/>
-        </w:rPr>
-        <w:t xml:space="preserve">  Vue -- API </w:t>
-      </w:r>
-      <w:r>
-        <w:rPr>
-          <w:rFonts w:hint="eastAsia"/>
-        </w:rPr>
-        <w:t>请求携带访问</w:t>
-      </w:r>
-      <w:r>
-        <w:rPr>
-          <w:rFonts w:hint="eastAsia"/>
-        </w:rPr>
-        <w:t>Token --&gt; API</w:t>
-      </w:r>
-    </w:p>
-    <w:p>
-      <w:pPr>
-        <w:rPr>
-          <w:rFonts w:hint="eastAsia"/>
-        </w:rPr>
-      </w:pPr>
-      <w:r>
-        <w:rPr>
-          <w:rFonts w:hint="eastAsia"/>
-        </w:rPr>
-        <w:t xml:space="preserve">  API -- </w:t>
-      </w:r>
-      <w:r>
-        <w:rPr>
-          <w:rFonts w:hint="eastAsia"/>
-        </w:rPr>
-        <w:t>验证访问</w:t>
-      </w:r>
-      <w:r>
-        <w:rPr>
-          <w:rFonts w:hint="eastAsia"/>
-        </w:rPr>
-        <w:t>Token --&gt; Redis</w:t>
-      </w:r>
-    </w:p>
-    <w:p>
-      <w:r>
-        <w:rPr>
-          <w:rFonts w:hint="eastAsia"/>
-        </w:rPr>
-        <w:t xml:space="preserve">  Redis -- </w:t>
-      </w:r>
-      <w:r>
-        <w:rPr>
-          <w:rFonts w:hint="eastAsia"/>
-        </w:rPr>
-        <w:t>黑名单</w:t>
-      </w:r>
-      <w:r>
-        <w:rPr>
-          <w:rFonts w:hint="eastAsia"/>
-        </w:rPr>
-        <w:t>/</w:t>
-      </w:r>
-      <w:r>
-        <w:rPr>
-          <w:rFonts w:hint="eastAsia"/>
-        </w:rPr>
-        <w:t>令牌存储</w:t>
-      </w:r>
-      <w:r>
-        <w:rPr>
-          <w:rFonts w:hint="eastAsia"/>
-        </w:rPr>
-        <w:t xml:space="preserve"> --&gt; API</w:t>
+        <w:t>（刷新令牌）：用于在</w:t>
+      </w:r>
+      <w:r>
+        <w:t xml:space="preserve"> Access Token </w:t>
+      </w:r>
+      <w:r>
+        <w:t>过期时获取新的令牌，其生命周期相对较长。</w:t>
+      </w:r>
+    </w:p>
+    <w:p>
+      <w:pPr>
+        <w:ind w:firstLine="420"/>
+      </w:pPr>
+      <w:r>
+        <w:rPr>
+          <w:rFonts w:hint="eastAsia"/>
+        </w:rPr>
+        <w:t>系统在用户登录成功后生成一对令牌，并将</w:t>
+      </w:r>
+      <w:r>
+        <w:t xml:space="preserve"> Refresh Token </w:t>
+      </w:r>
+      <w:r>
+        <w:t>存储在</w:t>
+      </w:r>
+      <w:r>
+        <w:t xml:space="preserve"> Redis </w:t>
+      </w:r>
+      <w:r>
+        <w:t>中进行统一管理，同时将</w:t>
+      </w:r>
+      <w:r>
+        <w:t xml:space="preserve"> Access Token </w:t>
+      </w:r>
+      <w:r>
+        <w:t>返回给前端进行请求认证。由于</w:t>
+      </w:r>
+      <w:r>
+        <w:t xml:space="preserve"> Access Token </w:t>
+      </w:r>
+      <w:r>
+        <w:t>采用无状态设计，后端在每次请求时只需对</w:t>
+      </w:r>
+      <w:r>
+        <w:t xml:space="preserve"> JWT </w:t>
+      </w:r>
+      <w:r>
+        <w:t>的签名和有效期进行校验，无需访问数据库，从而提高系统性能和</w:t>
+      </w:r>
+      <w:proofErr w:type="gramStart"/>
+      <w:r>
+        <w:t>可</w:t>
+      </w:r>
+      <w:proofErr w:type="gramEnd"/>
+      <w:r>
+        <w:t>扩展性。</w:t>
+      </w:r>
+    </w:p>
+    <w:p>
+      <w:pPr>
+        <w:ind w:firstLine="420"/>
+      </w:pPr>
+      <w:r>
+        <w:rPr>
+          <w:rFonts w:hint="eastAsia"/>
+        </w:rPr>
+        <w:t>当</w:t>
+      </w:r>
+      <w:r>
+        <w:t xml:space="preserve"> Access Token </w:t>
+      </w:r>
+      <w:r>
+        <w:t>过期时，客户端可调用刷新接口并携带</w:t>
+      </w:r>
+      <w:r>
+        <w:t xml:space="preserve"> Refresh Token </w:t>
+      </w:r>
+      <w:r>
+        <w:t>请求新的令牌。服务器首先在</w:t>
+      </w:r>
+      <w:r>
+        <w:t xml:space="preserve"> Redis </w:t>
+      </w:r>
+      <w:r>
+        <w:t>中验证</w:t>
+      </w:r>
+      <w:r>
+        <w:t xml:space="preserve"> Refresh Token </w:t>
+      </w:r>
+      <w:r>
+        <w:t>的有效性，如果验证通过，则重新生成新的</w:t>
+      </w:r>
+      <w:r>
+        <w:t xml:space="preserve"> Access Token </w:t>
+      </w:r>
+      <w:r>
+        <w:t>和</w:t>
+      </w:r>
+      <w:r>
+        <w:t xml:space="preserve"> Refresh Token</w:t>
+      </w:r>
+      <w:r>
+        <w:t>，并更新</w:t>
+      </w:r>
+      <w:r>
+        <w:t xml:space="preserve"> Redis </w:t>
+      </w:r>
+      <w:r>
+        <w:t>中存储的</w:t>
+      </w:r>
+      <w:r>
+        <w:t xml:space="preserve"> Refresh Token</w:t>
+      </w:r>
+      <w:r>
+        <w:t>，从而实现令牌的滚动刷新（</w:t>
+      </w:r>
+      <w:r>
+        <w:t>Token Rotation</w:t>
+      </w:r>
+      <w:r>
+        <w:t>）。这种机制可以在保证用户体验的同时，减少长期令牌被滥用的风险。</w:t>
+      </w:r>
+    </w:p>
+    <w:p>
+      <w:pPr>
+        <w:ind w:firstLine="420"/>
+      </w:pPr>
+      <w:r>
+        <w:rPr>
+          <w:rFonts w:hint="eastAsia"/>
+        </w:rPr>
+        <w:t>系统认证流程如图所示：</w:t>
+      </w:r>
+    </w:p>
+    <w:tbl>
+      <w:tblPr>
+        <w:tblStyle w:val="af5"/>
+        <w:tblW w:w="0" w:type="auto"/>
+        <w:tblLook w:val="04A0" w:firstRow="1" w:lastRow="0" w:firstColumn="1" w:lastColumn="0" w:noHBand="0" w:noVBand="1"/>
+      </w:tblPr>
+      <w:tblGrid>
+        <w:gridCol w:w="8296"/>
+      </w:tblGrid>
+      <w:tr>
+        <w:tc>
+          <w:tcPr>
+            <w:tcW w:w="8296" w:type="dxa"/>
+          </w:tcPr>
+          <w:p>
+            <w:r>
+              <w:t>graph LR</w:t>
+            </w:r>
+          </w:p>
+          <w:p>
+            <w:r>
+              <w:t xml:space="preserve">  User[</w:t>
+            </w:r>
+            <w:r>
+              <w:t>用户</w:t>
+            </w:r>
+            <w:r>
+              <w:t xml:space="preserve">] -- </w:t>
+            </w:r>
+            <w:r>
+              <w:t>登录请求</w:t>
+            </w:r>
+            <w:r>
+              <w:t xml:space="preserve"> --&gt; Vue[</w:t>
+            </w:r>
+            <w:r>
+              <w:t>前端（</w:t>
+            </w:r>
+            <w:r>
+              <w:t>Vue.js</w:t>
+            </w:r>
+            <w:r>
+              <w:t>）</w:t>
+            </w:r>
+            <w:r>
+              <w:t>]</w:t>
+            </w:r>
+          </w:p>
+          <w:p>
+            <w:r>
+              <w:t xml:space="preserve">  Vue -- </w:t>
+            </w:r>
+            <w:r>
+              <w:t>提交凭证</w:t>
+            </w:r>
+            <w:r>
+              <w:t xml:space="preserve"> --&gt; API[</w:t>
+            </w:r>
+            <w:r>
+              <w:t>后端</w:t>
+            </w:r>
+            <w:r>
+              <w:t xml:space="preserve"> API</w:t>
+            </w:r>
+            <w:r>
+              <w:t>（</w:t>
+            </w:r>
+            <w:r>
+              <w:t>Spring Boot</w:t>
+            </w:r>
+            <w:r>
+              <w:t>）</w:t>
+            </w:r>
+            <w:r>
+              <w:t>]</w:t>
+            </w:r>
+          </w:p>
+          <w:p>
+            <w:r>
+              <w:t xml:space="preserve">  API -- </w:t>
+            </w:r>
+            <w:r>
+              <w:t>生成</w:t>
+            </w:r>
+            <w:r>
+              <w:t xml:space="preserve"> Token </w:t>
+            </w:r>
+            <w:r>
+              <w:t>对</w:t>
+            </w:r>
+            <w:r>
+              <w:t xml:space="preserve"> --&gt; JWT[JWT</w:t>
+            </w:r>
+            <w:r>
+              <w:t>服务</w:t>
+            </w:r>
+            <w:r>
+              <w:t>]</w:t>
+            </w:r>
+          </w:p>
+          <w:p>
+            <w:r>
+              <w:t xml:space="preserve">  API -- </w:t>
+            </w:r>
+            <w:r>
+              <w:t>存储</w:t>
+            </w:r>
+            <w:r>
+              <w:t xml:space="preserve"> Refresh Token --&gt; Redis[(Redis)]</w:t>
+            </w:r>
+          </w:p>
+          <w:p>
+            <w:r>
+              <w:t xml:space="preserve">  JWT -- </w:t>
+            </w:r>
+            <w:r>
+              <w:t>返回</w:t>
+            </w:r>
+            <w:r>
+              <w:t xml:space="preserve"> Access Token --&gt; Vue</w:t>
+            </w:r>
+          </w:p>
+          <w:p>
+            <w:r>
+              <w:t xml:space="preserve">  Vue -- </w:t>
+            </w:r>
+            <w:r>
+              <w:t>携带</w:t>
+            </w:r>
+            <w:r>
+              <w:t xml:space="preserve"> Access Token </w:t>
+            </w:r>
+            <w:r>
+              <w:t>请求</w:t>
+            </w:r>
+            <w:r>
+              <w:t>API --&gt; API</w:t>
+            </w:r>
+          </w:p>
+          <w:p>
+            <w:r>
+              <w:t xml:space="preserve">  API -- </w:t>
+            </w:r>
+            <w:r>
+              <w:t>校验</w:t>
+            </w:r>
+            <w:r>
+              <w:t xml:space="preserve"> JWT </w:t>
+            </w:r>
+            <w:r>
+              <w:t>签名与有效期</w:t>
+            </w:r>
+            <w:r>
+              <w:t xml:space="preserve"> --&gt; JWT</w:t>
+            </w:r>
+          </w:p>
+          <w:p>
+            <w:r>
+              <w:t xml:space="preserve">  Vue -- Access Token </w:t>
+            </w:r>
+            <w:r>
+              <w:t>过期</w:t>
+            </w:r>
+            <w:r>
+              <w:t xml:space="preserve"> --&gt; API</w:t>
+            </w:r>
+          </w:p>
+          <w:p>
+            <w:r>
+              <w:t xml:space="preserve">  API -- </w:t>
+            </w:r>
+            <w:r>
+              <w:t>校验</w:t>
+            </w:r>
+            <w:r>
+              <w:t xml:space="preserve"> Refresh Token --&gt; Redis</w:t>
+            </w:r>
+          </w:p>
+          <w:p>
+            <w:r>
+              <w:t xml:space="preserve">  API -- </w:t>
+            </w:r>
+            <w:r>
+              <w:t>生成新的</w:t>
+            </w:r>
+            <w:r>
+              <w:t xml:space="preserve"> Token </w:t>
+            </w:r>
+            <w:r>
+              <w:t>对</w:t>
+            </w:r>
+            <w:r>
+              <w:t xml:space="preserve"> --&gt; Vue</w:t>
+            </w:r>
+          </w:p>
+        </w:tc>
+      </w:tr>
+    </w:tbl>
+    <w:p>
+      <w:pPr>
+        <w:ind w:firstLine="420"/>
+      </w:pPr>
+    </w:p>
+    <w:p>
+      <w:pPr>
+        <w:jc w:val="center"/>
+      </w:pPr>
+      <w:r>
+        <w:rPr>
+          <w:noProof/>
+        </w:rPr>
+        <w:lastRenderedPageBreak/>
+        <w:drawing>
+          <wp:inline distT="0" distB="0" distL="0" distR="0" wp14:anchorId="6A7DC720" wp14:editId="47B35384">
+            <wp:extent cx="5274310" cy="1518920"/>
+            <wp:effectExtent l="0" t="0" r="0" b="0"/>
+            <wp:docPr id="609741772" name="图片 1"/>
+            <wp:cNvGraphicFramePr>
+              <a:graphicFrameLocks xmlns:a="http://schemas.openxmlformats.org/drawingml/2006/main" noChangeAspect="1"/>
+            </wp:cNvGraphicFramePr>
+            <a:graphic xmlns:a="http://schemas.openxmlformats.org/drawingml/2006/main">
+              <a:graphicData uri="http://schemas.openxmlformats.org/drawingml/2006/picture">
+                <pic:pic xmlns:pic="http://schemas.openxmlformats.org/drawingml/2006/picture">
+                  <pic:nvPicPr>
+                    <pic:cNvPr id="0" name="Picture 1"/>
+                    <pic:cNvPicPr>
+                      <a:picLocks noChangeAspect="1" noChangeArrowheads="1"/>
+                    </pic:cNvPicPr>
+                  </pic:nvPicPr>
+                  <pic:blipFill>
+                    <a:blip r:embed="rId8" cstate="print">
+                      <a:extLst>
+                        <a:ext uri="{28A0092B-C50C-407E-A947-70E740481C1C}">
+                          <a14:useLocalDpi xmlns:a14="http://schemas.microsoft.com/office/drawing/2010/main" val="0"/>
+                        </a:ext>
+                      </a:extLst>
+                    </a:blip>
+                    <a:srcRect/>
+                    <a:stretch>
+                      <a:fillRect/>
+                    </a:stretch>
+                  </pic:blipFill>
+                  <pic:spPr bwMode="auto">
+                    <a:xfrm>
+                      <a:off x="0" y="0"/>
+                      <a:ext cx="5274310" cy="1518920"/>
+                    </a:xfrm>
+                    <a:prstGeom prst="rect">
+                      <a:avLst/>
+                    </a:prstGeom>
+                    <a:noFill/>
+                    <a:ln>
+                      <a:noFill/>
+                    </a:ln>
+                  </pic:spPr>
+                </pic:pic>
+              </a:graphicData>
+            </a:graphic>
+          </wp:inline>
+        </w:drawing>
       </w:r>
     </w:p>
     <w:bookmarkEnd w:id="6"/>
     <w:p>
       <w:pPr>
-        <w:rPr>
-          <w:rFonts w:hint="eastAsia"/>
-        </w:rPr>
-      </w:pPr>
-      <w:r>
-        <w:rPr>
-          <w:rFonts w:hint="eastAsia"/>
-        </w:rPr>
-        <w:t>使用双</w:t>
-      </w:r>
-      <w:r>
-        <w:rPr>
-          <w:rFonts w:hint="eastAsia"/>
-        </w:rPr>
-        <w:t>Token</w:t>
-      </w:r>
-      <w:r>
-        <w:rPr>
-          <w:rFonts w:hint="eastAsia"/>
-        </w:rPr>
-        <w:t>和</w:t>
-      </w:r>
-      <w:r>
-        <w:rPr>
-          <w:rFonts w:hint="eastAsia"/>
-        </w:rPr>
-        <w:t>Redis</w:t>
-      </w:r>
-      <w:r>
-        <w:rPr>
-          <w:rFonts w:hint="eastAsia"/>
-        </w:rPr>
-        <w:t>结合的认证机制能提高安全性：攻击者要同时窃取两个令牌才行，攻击成本大大增加。例如，当访问令牌过期时，客户端会调用刷新接口用刷新令牌换取新的令牌对。此外，可以定期让用户</w:t>
+        <w:ind w:firstLine="420"/>
+      </w:pPr>
+      <w:r>
+        <w:rPr>
+          <w:rFonts w:hint="eastAsia"/>
+        </w:rPr>
+        <w:t>相比传统</w:t>
+      </w:r>
+      <w:r>
+        <w:t xml:space="preserve"> Session </w:t>
+      </w:r>
+      <w:r>
+        <w:t>认证方式，该机制具有以下优势：</w:t>
+      </w:r>
+    </w:p>
+    <w:p>
+      <w:pPr>
+        <w:ind w:firstLine="420"/>
+      </w:pPr>
+      <w:r>
+        <w:rPr>
+          <w:rFonts w:hint="eastAsia"/>
+        </w:rPr>
+        <w:t>1.</w:t>
+      </w:r>
+      <w:r>
+        <w:rPr>
+          <w:rFonts w:hint="eastAsia"/>
+        </w:rPr>
+        <w:t>无状态认证：</w:t>
+      </w:r>
+      <w:r>
+        <w:t xml:space="preserve">Access Token </w:t>
+      </w:r>
+      <w:r>
+        <w:t>不依赖服务器会话状态，适合分布式系统部署；</w:t>
+      </w:r>
+    </w:p>
+    <w:p>
+      <w:pPr>
+        <w:ind w:firstLine="420"/>
+      </w:pPr>
+      <w:r>
+        <w:rPr>
+          <w:rFonts w:hint="eastAsia"/>
+        </w:rPr>
+        <w:t>2.</w:t>
+      </w:r>
+      <w:r>
+        <w:rPr>
+          <w:rFonts w:hint="eastAsia"/>
+        </w:rPr>
+        <w:t>高性能：普通请求只需验证</w:t>
+      </w:r>
+      <w:r>
+        <w:t xml:space="preserve"> JWT </w:t>
+      </w:r>
+      <w:r>
+        <w:t>签名，无需访问数据库；</w:t>
+      </w:r>
+    </w:p>
+    <w:p>
+      <w:pPr>
+        <w:ind w:firstLine="420"/>
+      </w:pPr>
+      <w:r>
+        <w:rPr>
+          <w:rFonts w:hint="eastAsia"/>
+        </w:rPr>
+        <w:t>3.</w:t>
+      </w:r>
+      <w:r>
+        <w:rPr>
+          <w:rFonts w:hint="eastAsia"/>
+        </w:rPr>
+        <w:t>安全性增强：</w:t>
+      </w:r>
+      <w:r>
+        <w:t xml:space="preserve">Refresh Token </w:t>
+      </w:r>
+      <w:r>
+        <w:t>存储在</w:t>
+      </w:r>
+      <w:r>
+        <w:t xml:space="preserve"> Redis </w:t>
+      </w:r>
+      <w:r>
+        <w:t>中统</w:t>
       </w:r>
       <w:proofErr w:type="gramStart"/>
       <w:r>
-        <w:rPr>
-          <w:rFonts w:hint="eastAsia"/>
-        </w:rPr>
-        <w:t>刷新刷新</w:t>
+        <w:t>一</w:t>
       </w:r>
       <w:proofErr w:type="gramEnd"/>
       <w:r>
-        <w:rPr>
-          <w:rFonts w:hint="eastAsia"/>
-        </w:rPr>
-        <w:t>令牌，</w:t>
-      </w:r>
-      <w:r>
-        <w:rPr>
-          <w:rFonts w:hint="eastAsia"/>
-        </w:rPr>
-        <w:t>Redis</w:t>
-      </w:r>
-      <w:r>
-        <w:rPr>
-          <w:rFonts w:hint="eastAsia"/>
-        </w:rPr>
-        <w:t>中维护有效会话的记录，使系统可灵活控制用户会话（如单点登出即将相关刷新</w:t>
-      </w:r>
-      <w:proofErr w:type="gramStart"/>
-      <w:r>
-        <w:rPr>
-          <w:rFonts w:hint="eastAsia"/>
-        </w:rPr>
-        <w:t>令牌拉</w:t>
-      </w:r>
-      <w:proofErr w:type="gramEnd"/>
-      <w:r>
-        <w:rPr>
-          <w:rFonts w:hint="eastAsia"/>
-        </w:rPr>
-        <w:t>黑）。总之，</w:t>
-      </w:r>
-      <w:r>
-        <w:rPr>
-          <w:rFonts w:hint="eastAsia"/>
-        </w:rPr>
-        <w:t>Spring Boot</w:t>
-      </w:r>
-      <w:r>
-        <w:rPr>
-          <w:rFonts w:hint="eastAsia"/>
-        </w:rPr>
-        <w:t>通过配置过滤器和拦截器即可接入</w:t>
-      </w:r>
-      <w:r>
-        <w:rPr>
-          <w:rFonts w:hint="eastAsia"/>
-        </w:rPr>
-        <w:t>JWT</w:t>
-      </w:r>
-      <w:r>
-        <w:rPr>
-          <w:rFonts w:hint="eastAsia"/>
-        </w:rPr>
-        <w:t>机制，而</w:t>
-      </w:r>
-      <w:r>
-        <w:rPr>
-          <w:rFonts w:hint="eastAsia"/>
-        </w:rPr>
-        <w:t>Redis</w:t>
-      </w:r>
-      <w:r>
-        <w:rPr>
-          <w:rFonts w:hint="eastAsia"/>
-        </w:rPr>
-        <w:t>则作为快速的存储层，缓存用户令牌状态和黑名单，大大增强了系统的安全性和扩展性。</w:t>
-      </w:r>
-    </w:p>
-    <w:p>
+        <w:t>管理，并通过令牌轮换机制降低令牌泄露风险；</w:t>
+      </w:r>
+    </w:p>
+    <w:p>
+      <w:pPr>
+        <w:ind w:firstLine="420"/>
+      </w:pPr>
+      <w:r>
+        <w:rPr>
+          <w:rFonts w:hint="eastAsia"/>
+        </w:rPr>
+        <w:t>4.</w:t>
+      </w:r>
+      <w:r>
+        <w:rPr>
+          <w:rFonts w:hint="eastAsia"/>
+        </w:rPr>
+        <w:t>良好的扩展性：</w:t>
+      </w:r>
+      <w:r>
+        <w:t xml:space="preserve">Redis </w:t>
+      </w:r>
+      <w:r>
+        <w:t>作为高性能缓存数据库，可支持大规模用户会话管理。</w:t>
+      </w:r>
+    </w:p>
+    <w:p>
+      <w:pPr>
+        <w:ind w:firstLine="420"/>
+      </w:pPr>
+      <w:r>
+        <w:rPr>
+          <w:rFonts w:hint="eastAsia"/>
+        </w:rPr>
+        <w:t>在系统实现中，后端基于</w:t>
+      </w:r>
+      <w:r>
+        <w:t xml:space="preserve"> Spring Boot </w:t>
+      </w:r>
+      <w:r>
+        <w:t>的过滤器或拦截器机制，对所有受保护接口进行</w:t>
+      </w:r>
+      <w:r>
+        <w:t xml:space="preserve"> JWT </w:t>
+      </w:r>
+      <w:r>
+        <w:t>校验；同时通过</w:t>
+      </w:r>
+      <w:r>
+        <w:t xml:space="preserve"> Redis </w:t>
+      </w:r>
+      <w:r>
+        <w:t>管理</w:t>
+      </w:r>
+      <w:r>
+        <w:t xml:space="preserve"> Refresh Token</w:t>
+      </w:r>
+      <w:r>
+        <w:t>，实现用户会话的统一控制。该设计在保证系统性能的同时，也提供了较为安全和灵活的认证方案。</w:t>
+      </w:r>
+    </w:p>
+    <w:p>
+      <w:pPr>
+        <w:ind w:firstLine="420"/>
+      </w:pPr>
       <w:r>
         <w:rPr>
           <w:rFonts w:hint="eastAsia"/>
@@ -4406,11 +4211,6 @@
             <w:tcW w:w="2074" w:type="dxa"/>
           </w:tcPr>
           <w:p>
-            <w:pPr>
-              <w:rPr>
-                <w:rFonts w:hint="eastAsia"/>
-              </w:rPr>
-            </w:pPr>
             <w:r>
               <w:rPr>
                 <w:rFonts w:hint="eastAsia"/>
@@ -4424,11 +4224,6 @@
             <w:tcW w:w="2074" w:type="dxa"/>
           </w:tcPr>
           <w:p>
-            <w:pPr>
-              <w:rPr>
-                <w:rFonts w:hint="eastAsia"/>
-              </w:rPr>
-            </w:pPr>
             <w:r>
               <w:rPr>
                 <w:rFonts w:hint="eastAsia"/>
@@ -4442,11 +4237,6 @@
             <w:tcW w:w="2074" w:type="dxa"/>
           </w:tcPr>
           <w:p>
-            <w:pPr>
-              <w:rPr>
-                <w:rFonts w:hint="eastAsia"/>
-              </w:rPr>
-            </w:pPr>
             <w:r>
               <w:rPr>
                 <w:rFonts w:hint="eastAsia"/>
@@ -4460,11 +4250,6 @@
             <w:tcW w:w="2074" w:type="dxa"/>
           </w:tcPr>
           <w:p>
-            <w:pPr>
-              <w:rPr>
-                <w:rFonts w:hint="eastAsia"/>
-              </w:rPr>
-            </w:pPr>
             <w:r>
               <w:rPr>
                 <w:rFonts w:hint="eastAsia"/>
@@ -4480,11 +4265,6 @@
             <w:tcW w:w="2074" w:type="dxa"/>
           </w:tcPr>
           <w:p>
-            <w:pPr>
-              <w:rPr>
-                <w:rFonts w:hint="eastAsia"/>
-              </w:rPr>
-            </w:pPr>
             <w:r>
               <w:rPr>
                 <w:rFonts w:hint="eastAsia"/>
@@ -4498,11 +4278,6 @@
             <w:tcW w:w="2074" w:type="dxa"/>
           </w:tcPr>
           <w:p>
-            <w:pPr>
-              <w:rPr>
-                <w:rFonts w:hint="eastAsia"/>
-              </w:rPr>
-            </w:pPr>
             <w:r>
               <w:rPr>
                 <w:rFonts w:hint="eastAsia"/>
@@ -4536,11 +4311,6 @@
             <w:tcW w:w="2074" w:type="dxa"/>
           </w:tcPr>
           <w:p>
-            <w:pPr>
-              <w:rPr>
-                <w:rFonts w:hint="eastAsia"/>
-              </w:rPr>
-            </w:pPr>
             <w:r>
               <w:rPr>
                 <w:rFonts w:hint="eastAsia"/>
@@ -4554,11 +4324,6 @@
             <w:tcW w:w="2074" w:type="dxa"/>
           </w:tcPr>
           <w:p>
-            <w:pPr>
-              <w:rPr>
-                <w:rFonts w:hint="eastAsia"/>
-              </w:rPr>
-            </w:pPr>
             <w:r>
               <w:rPr>
                 <w:rFonts w:hint="eastAsia"/>
@@ -4600,11 +4365,6 @@
             <w:tcW w:w="2074" w:type="dxa"/>
           </w:tcPr>
           <w:p>
-            <w:pPr>
-              <w:rPr>
-                <w:rFonts w:hint="eastAsia"/>
-              </w:rPr>
-            </w:pPr>
             <w:proofErr w:type="spellStart"/>
             <w:r>
               <w:rPr>
@@ -4620,11 +4380,6 @@
             <w:tcW w:w="2074" w:type="dxa"/>
           </w:tcPr>
           <w:p>
-            <w:pPr>
-              <w:rPr>
-                <w:rFonts w:hint="eastAsia"/>
-              </w:rPr>
-            </w:pPr>
             <w:r>
               <w:rPr>
                 <w:rFonts w:hint="eastAsia"/>
@@ -4641,14 +4396,7 @@
               <w:rPr>
                 <w:rFonts w:hint="eastAsia"/>
               </w:rPr>
-              <w:t>；简单易</w:t>
-            </w:r>
-            <w:r>
-              <w:rPr>
-                <w:rFonts w:hint="eastAsia"/>
-              </w:rPr>
-              <w:lastRenderedPageBreak/>
-              <w:t>用；性能高。</w:t>
+              <w:t>；简单易用；性能高。</w:t>
             </w:r>
           </w:p>
         </w:tc>
@@ -4657,16 +4405,10 @@
             <w:tcW w:w="2074" w:type="dxa"/>
           </w:tcPr>
           <w:p>
-            <w:pPr>
-              <w:rPr>
-                <w:rFonts w:hint="eastAsia"/>
-              </w:rPr>
-            </w:pPr>
             <w:r>
               <w:rPr>
                 <w:rFonts w:hint="eastAsia"/>
               </w:rPr>
-              <w:lastRenderedPageBreak/>
               <w:t>缺少</w:t>
             </w:r>
             <w:r>
@@ -4679,14 +4421,7 @@
               <w:rPr>
                 <w:rFonts w:hint="eastAsia"/>
               </w:rPr>
-              <w:t>的自动化级联、缓存机制，</w:t>
-            </w:r>
-            <w:r>
-              <w:rPr>
-                <w:rFonts w:hint="eastAsia"/>
-              </w:rPr>
-              <w:lastRenderedPageBreak/>
-              <w:t>需要手动编写</w:t>
+              <w:t>的自动化级联、缓存机制，需要手动编写</w:t>
             </w:r>
             <w:r>
               <w:rPr>
@@ -4707,24 +4442,11 @@
             <w:tcW w:w="2074" w:type="dxa"/>
           </w:tcPr>
           <w:p>
-            <w:pPr>
-              <w:rPr>
-                <w:rFonts w:hint="eastAsia"/>
-              </w:rPr>
-            </w:pPr>
             <w:r>
               <w:rPr>
                 <w:rFonts w:hint="eastAsia"/>
               </w:rPr>
-              <w:lastRenderedPageBreak/>
-              <w:t>对复杂查询有优化需求，或者不需要</w:t>
-            </w:r>
-            <w:r>
-              <w:rPr>
-                <w:rFonts w:hint="eastAsia"/>
-              </w:rPr>
-              <w:lastRenderedPageBreak/>
-              <w:t>全自动</w:t>
+              <w:t>对复杂查询有优化需求，或者不需要全自动</w:t>
             </w:r>
             <w:r>
               <w:rPr>
@@ -4747,16 +4469,10 @@
             <w:tcW w:w="2074" w:type="dxa"/>
           </w:tcPr>
           <w:p>
-            <w:pPr>
-              <w:rPr>
-                <w:rFonts w:hint="eastAsia"/>
-              </w:rPr>
-            </w:pPr>
             <w:r>
               <w:rPr>
                 <w:rFonts w:hint="eastAsia"/>
               </w:rPr>
-              <w:lastRenderedPageBreak/>
               <w:t>Vue.js</w:t>
             </w:r>
           </w:p>
@@ -4766,11 +4482,6 @@
             <w:tcW w:w="2074" w:type="dxa"/>
           </w:tcPr>
           <w:p>
-            <w:pPr>
-              <w:rPr>
-                <w:rFonts w:hint="eastAsia"/>
-              </w:rPr>
-            </w:pPr>
             <w:r>
               <w:rPr>
                 <w:rFonts w:hint="eastAsia"/>
@@ -4796,11 +4507,6 @@
             <w:tcW w:w="2074" w:type="dxa"/>
           </w:tcPr>
           <w:p>
-            <w:pPr>
-              <w:rPr>
-                <w:rFonts w:hint="eastAsia"/>
-              </w:rPr>
-            </w:pPr>
             <w:r>
               <w:rPr>
                 <w:rFonts w:hint="eastAsia"/>
@@ -4820,11 +4526,6 @@
             <w:tcW w:w="2074" w:type="dxa"/>
           </w:tcPr>
           <w:p>
-            <w:pPr>
-              <w:rPr>
-                <w:rFonts w:hint="eastAsia"/>
-              </w:rPr>
-            </w:pPr>
             <w:r>
               <w:rPr>
                 <w:rFonts w:hint="eastAsia"/>
@@ -4840,11 +4541,6 @@
             <w:tcW w:w="2074" w:type="dxa"/>
           </w:tcPr>
           <w:p>
-            <w:pPr>
-              <w:rPr>
-                <w:rFonts w:hint="eastAsia"/>
-              </w:rPr>
-            </w:pPr>
             <w:proofErr w:type="spellStart"/>
             <w:r>
               <w:rPr>
@@ -4860,46 +4556,29 @@
             <w:tcW w:w="2074" w:type="dxa"/>
           </w:tcPr>
           <w:p>
-            <w:pPr>
-              <w:rPr>
-                <w:rFonts w:hint="eastAsia"/>
-              </w:rPr>
-            </w:pPr>
             <w:r>
               <w:rPr>
                 <w:rFonts w:hint="eastAsia"/>
               </w:rPr>
-              <w:t>无状态认证，可扩展性强；结合</w:t>
+              <w:t>无状态认证，扩展性强；</w:t>
             </w:r>
             <w:r>
-              <w:rPr>
-                <w:rFonts w:hint="eastAsia"/>
-              </w:rPr>
-              <w:t>Redis</w:t>
+              <w:t xml:space="preserve">Access Token </w:t>
             </w:r>
             <w:r>
-              <w:rPr>
-                <w:rFonts w:hint="eastAsia"/>
-              </w:rPr>
-              <w:t>可管理会话、黑名单；双</w:t>
+              <w:t>验证速度快；</w:t>
             </w:r>
             <w:r>
-              <w:rPr>
-                <w:rFonts w:hint="eastAsia"/>
-              </w:rPr>
-              <w:t>Token</w:t>
+              <w:t xml:space="preserve">Redis </w:t>
             </w:r>
             <w:r>
-              <w:rPr>
-                <w:rFonts w:hint="eastAsia"/>
-              </w:rPr>
-              <w:t>提升安全性</w:t>
+              <w:t>管理</w:t>
             </w:r>
             <w:r>
-              <w:rPr>
-                <w:rFonts w:hint="eastAsia"/>
-              </w:rPr>
-              <w:t>8</w:t>
+              <w:t xml:space="preserve"> Refresh Token </w:t>
+            </w:r>
+            <w:r>
+              <w:t>可实现会话控制与令牌刷新机制</w:t>
             </w:r>
             <w:r>
               <w:rPr>
@@ -4914,16 +4593,17 @@
             <w:tcW w:w="2074" w:type="dxa"/>
           </w:tcPr>
           <w:p>
-            <w:pPr>
-              <w:rPr>
-                <w:rFonts w:hint="eastAsia"/>
-              </w:rPr>
-            </w:pPr>
+            <w:r>
+              <w:t xml:space="preserve">Refresh Token </w:t>
+            </w:r>
+            <w:r>
+              <w:t>泄露需额外保护</w:t>
+            </w:r>
             <w:r>
               <w:rPr>
                 <w:rFonts w:hint="eastAsia"/>
               </w:rPr>
-              <w:t>客户端存储风险；需要定期刷新机制；实现复杂度高。</w:t>
+              <w:t>。</w:t>
             </w:r>
           </w:p>
         </w:tc>
@@ -4932,43 +4612,18 @@
             <w:tcW w:w="2074" w:type="dxa"/>
           </w:tcPr>
           <w:p>
-            <w:pPr>
-              <w:rPr>
-                <w:rFonts w:hint="eastAsia"/>
-              </w:rPr>
-            </w:pPr>
             <w:r>
               <w:rPr>
                 <w:rFonts w:hint="eastAsia"/>
               </w:rPr>
-              <w:t>分布式系统或</w:t>
-            </w:r>
-            <w:proofErr w:type="gramStart"/>
-            <w:r>
-              <w:rPr>
-                <w:rFonts w:hint="eastAsia"/>
-              </w:rPr>
-              <w:t>微服务</w:t>
-            </w:r>
-            <w:proofErr w:type="gramEnd"/>
-            <w:r>
-              <w:rPr>
-                <w:rFonts w:hint="eastAsia"/>
-              </w:rPr>
-              <w:t>认证；对安全性和性能有要求。</w:t>
+              <w:t>前后端分离系统、分布式系统认证</w:t>
             </w:r>
           </w:p>
         </w:tc>
       </w:tr>
       <w:bookmarkEnd w:id="5"/>
     </w:tbl>
-    <w:p>
-      <w:pPr>
-        <w:rPr>
-          <w:rFonts w:hint="eastAsia"/>
-        </w:rPr>
-      </w:pPr>
-    </w:p>
+    <w:p/>
     <w:p>
       <w:pPr>
         <w:pStyle w:val="2"/>
@@ -4984,14 +4639,13 @@
         <w:rPr>
           <w:rFonts w:ascii="Times New Roman" w:hAnsi="Times New Roman" w:hint="eastAsia"/>
         </w:rPr>
+        <w:lastRenderedPageBreak/>
         <w:t>时间序列预测理论</w:t>
       </w:r>
     </w:p>
     <w:p>
       <w:pPr>
-        <w:rPr>
-          <w:rFonts w:hint="eastAsia"/>
-        </w:rPr>
+        <w:ind w:firstLine="420"/>
       </w:pPr>
       <w:r>
         <w:rPr>
@@ -5032,9 +4686,7 @@
     </w:p>
     <w:p>
       <w:pPr>
-        <w:rPr>
-          <w:rFonts w:hint="eastAsia"/>
-        </w:rPr>
+        <w:ind w:firstLine="420"/>
       </w:pPr>
       <w:r>
         <w:rPr>
@@ -5104,6 +4756,9 @@
       </w:r>
     </w:p>
     <w:p>
+      <w:pPr>
+        <w:ind w:firstLine="360"/>
+      </w:pPr>
       <w:r>
         <w:t>ARIMA</w:t>
       </w:r>
@@ -5159,9 +4814,10 @@
     </w:p>
     <w:p>
       <w:pPr>
+        <w:pStyle w:val="a9"/>
         <w:numPr>
           <w:ilvl w:val="0"/>
-          <w:numId w:val="36"/>
+          <w:numId w:val="42"/>
         </w:numPr>
       </w:pPr>
       <w:r>
@@ -5201,9 +4857,10 @@
     </w:p>
     <w:p>
       <w:pPr>
+        <w:pStyle w:val="a9"/>
         <w:numPr>
           <w:ilvl w:val="0"/>
-          <w:numId w:val="36"/>
+          <w:numId w:val="42"/>
         </w:numPr>
       </w:pPr>
       <w:r>
@@ -5295,9 +4952,10 @@
     </w:p>
     <w:p>
       <w:pPr>
+        <w:pStyle w:val="a9"/>
         <w:numPr>
           <w:ilvl w:val="0"/>
-          <w:numId w:val="36"/>
+          <w:numId w:val="42"/>
         </w:numPr>
       </w:pPr>
       <w:r>
@@ -5327,9 +4985,10 @@
     </w:p>
     <w:p>
       <w:pPr>
+        <w:pStyle w:val="a9"/>
         <w:numPr>
           <w:ilvl w:val="0"/>
-          <w:numId w:val="36"/>
+          <w:numId w:val="42"/>
         </w:numPr>
       </w:pPr>
       <w:r>
@@ -5346,11 +5005,7 @@
         <w:t>Ljung-Box</w:t>
       </w:r>
       <w:r>
-        <w:t>检验），确保残差无相关性。若</w:t>
-      </w:r>
-      <w:r>
-        <w:lastRenderedPageBreak/>
-        <w:t>残差存在自相关，则需要增加</w:t>
+        <w:t>检验），确保残差无相关性。若残差存在自相关，则需要增加</w:t>
       </w:r>
       <w:proofErr w:type="gramStart"/>
       <w:r>
@@ -5363,9 +5018,10 @@
     </w:p>
     <w:p>
       <w:pPr>
+        <w:pStyle w:val="a9"/>
         <w:numPr>
           <w:ilvl w:val="0"/>
-          <w:numId w:val="36"/>
+          <w:numId w:val="42"/>
         </w:numPr>
       </w:pPr>
       <w:r>
@@ -5392,6 +5048,9 @@
       </w:r>
     </w:p>
     <w:p>
+      <w:pPr>
+        <w:ind w:firstLine="360"/>
+      </w:pPr>
       <w:r>
         <w:t>研究表明，</w:t>
       </w:r>
@@ -5402,10 +5061,6 @@
         <w:t>模型对于存在</w:t>
       </w:r>
       <w:r>
-        <w:rPr>
-          <w:b/>
-          <w:bCs/>
-        </w:rPr>
         <w:t>季节性</w:t>
       </w:r>
       <w:r>
@@ -5430,13 +5085,7 @@
         <w:t>）。这类模型可以解释历史模式并应用于未来预测，帮助医院合理安排诊疗资源。</w:t>
       </w:r>
     </w:p>
-    <w:p>
-      <w:pPr>
-        <w:rPr>
-          <w:rFonts w:hint="eastAsia"/>
-        </w:rPr>
-      </w:pPr>
-    </w:p>
+    <w:p/>
     <w:p>
       <w:pPr>
         <w:pStyle w:val="3"/>
@@ -5457,9 +5106,7 @@
     </w:p>
     <w:p>
       <w:pPr>
-        <w:rPr>
-          <w:rFonts w:hint="eastAsia"/>
-        </w:rPr>
+        <w:ind w:firstLine="420"/>
       </w:pPr>
       <w:r>
         <w:rPr>
@@ -5470,14 +5117,13 @@
     </w:p>
     <w:p>
       <w:pPr>
-        <w:rPr>
-          <w:rFonts w:hint="eastAsia"/>
-        </w:rPr>
-      </w:pPr>
-      <w:r>
-        <w:rPr>
-          <w:rFonts w:hint="eastAsia"/>
-        </w:rPr>
+        <w:ind w:firstLine="420"/>
+      </w:pPr>
+      <w:r>
+        <w:rPr>
+          <w:rFonts w:hint="eastAsia"/>
+        </w:rPr>
+        <w:lastRenderedPageBreak/>
         <w:t>数据需求：需要收集完整的挂号数据，一般包括日期（可做成日</w:t>
       </w:r>
       <w:r>
@@ -5521,9 +5167,7 @@
     </w:p>
     <w:p>
       <w:pPr>
-        <w:rPr>
-          <w:rFonts w:hint="eastAsia"/>
-        </w:rPr>
+        <w:ind w:firstLine="420"/>
       </w:pPr>
       <w:r>
         <w:rPr>
@@ -5560,9 +5204,7 @@
     </w:p>
     <w:p>
       <w:pPr>
-        <w:rPr>
-          <w:rFonts w:hint="eastAsia"/>
-        </w:rPr>
+        <w:ind w:firstLine="420"/>
       </w:pPr>
       <w:r>
         <w:rPr>
@@ -5633,9 +5275,7 @@
     </w:p>
     <w:p>
       <w:pPr>
-        <w:rPr>
-          <w:rFonts w:hint="eastAsia"/>
-        </w:rPr>
+        <w:ind w:firstLine="420"/>
       </w:pPr>
       <w:r>
         <w:rPr>
@@ -5660,9 +5300,7 @@
     </w:p>
     <w:p>
       <w:pPr>
-        <w:rPr>
-          <w:rFonts w:hint="eastAsia"/>
-        </w:rPr>
+        <w:ind w:firstLine="420"/>
       </w:pPr>
       <w:r>
         <w:rPr>
@@ -5734,14 +5372,10 @@
     <w:p>
       <w:pPr>
         <w:pStyle w:val="1"/>
-        <w:rPr>
-          <w:rFonts w:hint="eastAsia"/>
-        </w:rPr>
-      </w:pPr>
-      <w:bookmarkStart w:id="11" w:name="OLE_LINK4"/>
-      <w:bookmarkStart w:id="12" w:name="OLE_LINK8"/>
-      <w:r>
-        <w:lastRenderedPageBreak/>
+      </w:pPr>
+      <w:bookmarkStart w:id="7" w:name="OLE_LINK4"/>
+      <w:bookmarkStart w:id="8" w:name="OLE_LINK8"/>
+      <w:r>
         <w:t>第三章</w:t>
       </w:r>
       <w:r>
@@ -5771,9 +5405,9 @@
           <w:szCs w:val="40"/>
         </w:rPr>
       </w:pPr>
-      <w:bookmarkStart w:id="13" w:name="_Toc224493045"/>
-      <w:bookmarkEnd w:id="11"/>
-      <w:bookmarkEnd w:id="13"/>
+      <w:bookmarkStart w:id="9" w:name="_Toc224493045"/>
+      <w:bookmarkEnd w:id="7"/>
+      <w:bookmarkEnd w:id="9"/>
     </w:p>
     <w:p>
       <w:pPr>
@@ -5795,8 +5429,8 @@
           <w:szCs w:val="40"/>
         </w:rPr>
       </w:pPr>
-      <w:bookmarkStart w:id="14" w:name="_Toc224493046"/>
-      <w:bookmarkEnd w:id="14"/>
+      <w:bookmarkStart w:id="10" w:name="_Toc224493046"/>
+      <w:bookmarkEnd w:id="10"/>
     </w:p>
     <w:p>
       <w:pPr>
@@ -5818,8 +5452,8 @@
           <w:szCs w:val="40"/>
         </w:rPr>
       </w:pPr>
-      <w:bookmarkStart w:id="15" w:name="_Toc224493047"/>
-      <w:bookmarkEnd w:id="15"/>
+      <w:bookmarkStart w:id="11" w:name="_Toc224493047"/>
+      <w:bookmarkEnd w:id="11"/>
     </w:p>
     <w:p>
       <w:pPr>
@@ -5967,6 +5601,28 @@
     </w:p>
     <w:p>
       <w:pPr>
+        <w:ind w:firstLine="420"/>
+      </w:pPr>
+      <w:r>
+        <w:rPr>
+          <w:rFonts w:hint="eastAsia"/>
+        </w:rPr>
+        <w:t>在医院门诊业务环境中，系统使用者并不是单一群体，而是由多种角色共同构成。不同角色在系统中的操作范围和关注重点明显不同，例如患者更关心挂号和查看病历，而医生则主要关注诊疗记录和排班信息。若没有明确的角色划分，系统权限和功能结构将难以合理组织。</w:t>
+      </w:r>
+    </w:p>
+    <w:p>
+      <w:pPr>
+        <w:ind w:firstLine="420"/>
+      </w:pPr>
+      <w:r>
+        <w:rPr>
+          <w:rFonts w:hint="eastAsia"/>
+        </w:rPr>
+        <w:t>结合实际门诊业务流程，本系统主要涉及三类角色：患者、医生以及系统管理员。</w:t>
+      </w:r>
+    </w:p>
+    <w:p>
+      <w:pPr>
         <w:pStyle w:val="3"/>
         <w:numPr>
           <w:ilvl w:val="2"/>
@@ -5985,6 +5641,248 @@
     </w:p>
     <w:p>
       <w:pPr>
+        <w:ind w:firstLine="420"/>
+      </w:pPr>
+      <w:r>
+        <w:rPr>
+          <w:rFonts w:hint="eastAsia"/>
+        </w:rPr>
+        <w:t>患者是系统中数量最多、使用频率最高的一类用户。从现实生活来看，患者到医院就诊时通常会经历几个固定步骤：注册信息、选择科室和医生、完成挂号，然后在就诊结束后查询病历或历史记录。若这些流程仍依赖线下人工完成，不仅效率低，也容易造成窗口排队问题。</w:t>
+      </w:r>
+    </w:p>
+    <w:p>
+      <w:pPr>
+        <w:ind w:firstLine="420"/>
+      </w:pPr>
+      <w:r>
+        <w:rPr>
+          <w:rFonts w:hint="eastAsia"/>
+        </w:rPr>
+        <w:t>在智慧医院建设的背景下，很多医院已经开始引入线上预约挂号服务。例如，研究指出，通过线上预约系统可以显著减少门诊排队时间，提高患者就医效率</w:t>
+      </w:r>
+      <w:r>
+        <w:t>[7]</w:t>
+      </w:r>
+      <w:r>
+        <w:t>。这类系统的核</w:t>
+      </w:r>
+      <w:r>
+        <w:lastRenderedPageBreak/>
+        <w:t>心目的其实很简单</w:t>
+      </w:r>
+      <w:r>
+        <w:t>——</w:t>
+      </w:r>
+      <w:r>
+        <w:t>让患者在来医院之前就完成挂号流程。</w:t>
+      </w:r>
+    </w:p>
+    <w:p>
+      <w:pPr>
+        <w:ind w:firstLine="420"/>
+      </w:pPr>
+      <w:r>
+        <w:rPr>
+          <w:rFonts w:hint="eastAsia"/>
+        </w:rPr>
+        <w:t>基于这一实际需求，本系统为患者提供以下功能：</w:t>
+      </w:r>
+    </w:p>
+    <w:p>
+      <w:pPr>
+        <w:ind w:firstLine="420"/>
+      </w:pPr>
+      <w:r>
+        <w:rPr>
+          <w:rFonts w:hint="eastAsia"/>
+        </w:rPr>
+        <w:t>（</w:t>
+      </w:r>
+      <w:r>
+        <w:t>1</w:t>
+      </w:r>
+      <w:r>
+        <w:t>）用户注册与登录</w:t>
+      </w:r>
+    </w:p>
+    <w:p>
+      <w:pPr>
+        <w:ind w:firstLine="420"/>
+      </w:pPr>
+      <w:r>
+        <w:rPr>
+          <w:rFonts w:hint="eastAsia"/>
+        </w:rPr>
+        <w:t>患者首次使用系统时需要创建账户。系统需要支持基本注册信息填写，并通过账号密码完成登录认证。</w:t>
+      </w:r>
+    </w:p>
+    <w:p>
+      <w:pPr>
+        <w:ind w:firstLine="420"/>
+      </w:pPr>
+      <w:r>
+        <w:rPr>
+          <w:rFonts w:hint="eastAsia"/>
+        </w:rPr>
+        <w:t>（</w:t>
+      </w:r>
+      <w:r>
+        <w:t>2</w:t>
+      </w:r>
+      <w:r>
+        <w:t>）就诊人管理</w:t>
+      </w:r>
+    </w:p>
+    <w:p>
+      <w:pPr>
+        <w:ind w:firstLine="420"/>
+      </w:pPr>
+      <w:r>
+        <w:rPr>
+          <w:rFonts w:hint="eastAsia"/>
+        </w:rPr>
+        <w:t>现实情况中，一个账号往往需要为多个家庭成员挂号，例如父母为孩子预约医生。因此系统需要支持添加多个就诊人信息，例如姓名、身份证号、联系方式等。</w:t>
+      </w:r>
+    </w:p>
+    <w:p>
+      <w:pPr>
+        <w:ind w:firstLine="420"/>
+      </w:pPr>
+      <w:r>
+        <w:rPr>
+          <w:rFonts w:hint="eastAsia"/>
+        </w:rPr>
+        <w:t>（</w:t>
+      </w:r>
+      <w:r>
+        <w:t>3</w:t>
+      </w:r>
+      <w:r>
+        <w:t>）预约挂号</w:t>
+      </w:r>
+    </w:p>
+    <w:p>
+      <w:pPr>
+        <w:ind w:firstLine="420"/>
+      </w:pPr>
+      <w:r>
+        <w:rPr>
+          <w:rFonts w:hint="eastAsia"/>
+        </w:rPr>
+        <w:t>患者可以根据科室或医生查询排班信息，并选择合适的时间段进行预约挂号。系统需要实时</w:t>
+      </w:r>
+      <w:proofErr w:type="gramStart"/>
+      <w:r>
+        <w:rPr>
+          <w:rFonts w:hint="eastAsia"/>
+        </w:rPr>
+        <w:t>显示号源剩余</w:t>
+      </w:r>
+      <w:proofErr w:type="gramEnd"/>
+      <w:r>
+        <w:rPr>
+          <w:rFonts w:hint="eastAsia"/>
+        </w:rPr>
+        <w:t>数量，以避免重复预约。</w:t>
+      </w:r>
+    </w:p>
+    <w:p>
+      <w:pPr>
+        <w:ind w:firstLine="420"/>
+      </w:pPr>
+      <w:r>
+        <w:rPr>
+          <w:rFonts w:hint="eastAsia"/>
+        </w:rPr>
+        <w:t>（</w:t>
+      </w:r>
+      <w:r>
+        <w:t>4</w:t>
+      </w:r>
+      <w:r>
+        <w:t>）今日挂号</w:t>
+      </w:r>
+    </w:p>
+    <w:p>
+      <w:pPr>
+        <w:ind w:firstLine="420"/>
+      </w:pPr>
+      <w:r>
+        <w:rPr>
+          <w:rFonts w:hint="eastAsia"/>
+        </w:rPr>
+        <w:t>除预约挂号外，系统还需要支持当天挂号功能。当医生</w:t>
+      </w:r>
+      <w:proofErr w:type="gramStart"/>
+      <w:r>
+        <w:rPr>
+          <w:rFonts w:hint="eastAsia"/>
+        </w:rPr>
+        <w:t>排班仍</w:t>
+      </w:r>
+      <w:proofErr w:type="gramEnd"/>
+      <w:r>
+        <w:rPr>
+          <w:rFonts w:hint="eastAsia"/>
+        </w:rPr>
+        <w:t>有</w:t>
+      </w:r>
+      <w:proofErr w:type="gramStart"/>
+      <w:r>
+        <w:rPr>
+          <w:rFonts w:hint="eastAsia"/>
+        </w:rPr>
+        <w:t>剩余号源时</w:t>
+      </w:r>
+      <w:proofErr w:type="gramEnd"/>
+      <w:r>
+        <w:rPr>
+          <w:rFonts w:hint="eastAsia"/>
+        </w:rPr>
+        <w:t>，患者可以进行即时挂号。</w:t>
+      </w:r>
+    </w:p>
+    <w:p>
+      <w:pPr>
+        <w:ind w:firstLine="420"/>
+      </w:pPr>
+      <w:r>
+        <w:rPr>
+          <w:rFonts w:hint="eastAsia"/>
+        </w:rPr>
+        <w:t>（</w:t>
+      </w:r>
+      <w:r>
+        <w:t>5</w:t>
+      </w:r>
+      <w:r>
+        <w:t>）电子病历查询</w:t>
+      </w:r>
+    </w:p>
+    <w:p>
+      <w:pPr>
+        <w:ind w:firstLine="420"/>
+      </w:pPr>
+      <w:r>
+        <w:rPr>
+          <w:rFonts w:hint="eastAsia"/>
+        </w:rPr>
+        <w:t>在完成就诊后，患者可以在系统中查看自己的电子病历记录，包括诊断信息、就诊时间以及医生建议等内容。</w:t>
+      </w:r>
+    </w:p>
+    <w:p>
+      <w:pPr>
+        <w:ind w:firstLine="420"/>
+      </w:pPr>
+      <w:r>
+        <w:rPr>
+          <w:rFonts w:hint="eastAsia"/>
+        </w:rPr>
+        <w:t>通过以上功能设计，患者能够在较大程度上减少线下排队时间，使门诊就诊流程更加便捷。</w:t>
+      </w:r>
+    </w:p>
+    <w:p>
+      <w:pPr>
         <w:pStyle w:val="3"/>
         <w:numPr>
           <w:ilvl w:val="2"/>
@@ -6003,6 +5901,232 @@
     </w:p>
     <w:p>
       <w:pPr>
+        <w:ind w:firstLine="420"/>
+      </w:pPr>
+      <w:r>
+        <w:rPr>
+          <w:rFonts w:hint="eastAsia"/>
+        </w:rPr>
+        <w:t>如果说患者是系统使用人数最多的角色，那么医生则是系统中</w:t>
+      </w:r>
+      <w:proofErr w:type="gramStart"/>
+      <w:r>
+        <w:rPr>
+          <w:rFonts w:hint="eastAsia"/>
+        </w:rPr>
+        <w:t>最</w:t>
+      </w:r>
+      <w:proofErr w:type="gramEnd"/>
+      <w:r>
+        <w:rPr>
+          <w:rFonts w:hint="eastAsia"/>
+        </w:rPr>
+        <w:t>关键的业务角色。医生不仅需要查看患者信息，还需要完成诊疗记录的录入与管理。</w:t>
+      </w:r>
+    </w:p>
+    <w:p>
+      <w:pPr>
+        <w:ind w:firstLine="420"/>
+      </w:pPr>
+      <w:r>
+        <w:rPr>
+          <w:rFonts w:hint="eastAsia"/>
+        </w:rPr>
+        <w:t>研究表明，在电子病历系统全面推广之后，医生在诊疗过程中可以更方便地查询历史医疗记录，从而提高诊疗效率和医疗质量</w:t>
+      </w:r>
+      <w:r>
+        <w:t>。因此，在系统设计中，医生</w:t>
+      </w:r>
+      <w:proofErr w:type="gramStart"/>
+      <w:r>
+        <w:t>端功能</w:t>
+      </w:r>
+      <w:proofErr w:type="gramEnd"/>
+      <w:r>
+        <w:t>需要尽量贴近实际门诊工作流程。</w:t>
+      </w:r>
+    </w:p>
+    <w:p>
+      <w:pPr>
+        <w:ind w:firstLine="420"/>
+      </w:pPr>
+      <w:r>
+        <w:rPr>
+          <w:rFonts w:hint="eastAsia"/>
+        </w:rPr>
+        <w:t>结合门诊场景，本系统中医</w:t>
+      </w:r>
+      <w:proofErr w:type="gramStart"/>
+      <w:r>
+        <w:rPr>
+          <w:rFonts w:hint="eastAsia"/>
+        </w:rPr>
+        <w:t>生主要</w:t>
+      </w:r>
+      <w:proofErr w:type="gramEnd"/>
+      <w:r>
+        <w:rPr>
+          <w:rFonts w:hint="eastAsia"/>
+        </w:rPr>
+        <w:t>具有以下需求：</w:t>
+      </w:r>
+    </w:p>
+    <w:p>
+      <w:pPr>
+        <w:ind w:firstLine="420"/>
+      </w:pPr>
+      <w:r>
+        <w:rPr>
+          <w:rFonts w:hint="eastAsia"/>
+        </w:rPr>
+        <w:t>（</w:t>
+      </w:r>
+      <w:r>
+        <w:rPr>
+          <w:rFonts w:hint="eastAsia"/>
+        </w:rPr>
+        <w:t>1</w:t>
+      </w:r>
+      <w:r>
+        <w:rPr>
+          <w:rFonts w:hint="eastAsia"/>
+        </w:rPr>
+        <w:t>）查看预约患者</w:t>
+      </w:r>
+    </w:p>
+    <w:p>
+      <w:pPr>
+        <w:ind w:firstLine="420"/>
+      </w:pPr>
+      <w:r>
+        <w:rPr>
+          <w:rFonts w:hint="eastAsia"/>
+        </w:rPr>
+        <w:t>医生需要查看当天预约的患者列表，以了解接下来需要接诊的患者情况。</w:t>
+      </w:r>
+    </w:p>
+    <w:p>
+      <w:pPr>
+        <w:ind w:firstLine="420"/>
+      </w:pPr>
+      <w:r>
+        <w:rPr>
+          <w:rFonts w:hint="eastAsia"/>
+        </w:rPr>
+        <w:t>（</w:t>
+      </w:r>
+      <w:r>
+        <w:rPr>
+          <w:rFonts w:hint="eastAsia"/>
+        </w:rPr>
+        <w:t>2</w:t>
+      </w:r>
+      <w:r>
+        <w:rPr>
+          <w:rFonts w:hint="eastAsia"/>
+        </w:rPr>
+        <w:t>）填写电子病历</w:t>
+      </w:r>
+    </w:p>
+    <w:p>
+      <w:pPr>
+        <w:ind w:firstLine="420"/>
+      </w:pPr>
+      <w:r>
+        <w:rPr>
+          <w:rFonts w:hint="eastAsia"/>
+        </w:rPr>
+        <w:t>在患者就诊结束后，医生需要录入诊断信息、症状描述以及治疗建议等内容，这些信</w:t>
+      </w:r>
+      <w:r>
+        <w:rPr>
+          <w:rFonts w:hint="eastAsia"/>
+        </w:rPr>
+        <w:lastRenderedPageBreak/>
+        <w:t>息将形成电子病历。</w:t>
+      </w:r>
+    </w:p>
+    <w:p>
+      <w:pPr>
+        <w:ind w:firstLine="420"/>
+      </w:pPr>
+      <w:r>
+        <w:rPr>
+          <w:rFonts w:hint="eastAsia"/>
+        </w:rPr>
+        <w:t>（</w:t>
+      </w:r>
+      <w:r>
+        <w:rPr>
+          <w:rFonts w:hint="eastAsia"/>
+        </w:rPr>
+        <w:t>3</w:t>
+      </w:r>
+      <w:r>
+        <w:rPr>
+          <w:rFonts w:hint="eastAsia"/>
+        </w:rPr>
+        <w:t>）管理电子病历</w:t>
+      </w:r>
+    </w:p>
+    <w:p>
+      <w:pPr>
+        <w:ind w:firstLine="420"/>
+      </w:pPr>
+      <w:r>
+        <w:rPr>
+          <w:rFonts w:hint="eastAsia"/>
+        </w:rPr>
+        <w:t>医生可以对已填写的病历进行查看和管理，例如修改诊断记录或补充说明。</w:t>
+      </w:r>
+    </w:p>
+    <w:p>
+      <w:pPr>
+        <w:ind w:firstLine="420"/>
+      </w:pPr>
+      <w:r>
+        <w:rPr>
+          <w:rFonts w:hint="eastAsia"/>
+        </w:rPr>
+        <w:t>（</w:t>
+      </w:r>
+      <w:r>
+        <w:rPr>
+          <w:rFonts w:hint="eastAsia"/>
+        </w:rPr>
+        <w:t>4</w:t>
+      </w:r>
+      <w:r>
+        <w:rPr>
+          <w:rFonts w:hint="eastAsia"/>
+        </w:rPr>
+        <w:t>）查看个人排班</w:t>
+      </w:r>
+    </w:p>
+    <w:p>
+      <w:pPr>
+        <w:ind w:firstLine="420"/>
+      </w:pPr>
+      <w:r>
+        <w:rPr>
+          <w:rFonts w:hint="eastAsia"/>
+        </w:rPr>
+        <w:t>医生需要了解自己的排班情况，包括门诊日期、就诊时间段以及可接诊患者数量。</w:t>
+      </w:r>
+    </w:p>
+    <w:p>
+      <w:pPr>
+        <w:ind w:firstLine="420"/>
+      </w:pPr>
+      <w:r>
+        <w:rPr>
+          <w:rFonts w:hint="eastAsia"/>
+        </w:rPr>
+        <w:t>这些功能共同构成医生端系统的核心业务模块。</w:t>
+      </w:r>
+    </w:p>
+    <w:p>
+      <w:pPr>
         <w:pStyle w:val="3"/>
         <w:numPr>
           <w:ilvl w:val="2"/>
@@ -6021,6 +6145,186 @@
     </w:p>
     <w:p>
       <w:pPr>
+        <w:ind w:firstLine="420"/>
+      </w:pPr>
+      <w:r>
+        <w:rPr>
+          <w:rFonts w:hint="eastAsia"/>
+        </w:rPr>
+        <w:t>除了患者和医生之外，系统还需要一个负责整体维护和管理的角色——管理员。</w:t>
+      </w:r>
+    </w:p>
+    <w:p>
+      <w:pPr>
+        <w:ind w:firstLine="420"/>
+      </w:pPr>
+      <w:r>
+        <w:rPr>
+          <w:rFonts w:hint="eastAsia"/>
+        </w:rPr>
+        <w:t>管理员在系统中的职责主要是维护系统基础数据，例如医生账号、排班信息以及系统配置等。如果缺少管理员角色，系统将无法进行统一管理。</w:t>
+      </w:r>
+    </w:p>
+    <w:p>
+      <w:pPr>
+        <w:ind w:firstLine="420"/>
+      </w:pPr>
+      <w:r>
+        <w:rPr>
+          <w:rFonts w:hint="eastAsia"/>
+        </w:rPr>
+        <w:t>在本系统中，管理员主要负责以下工作：</w:t>
+      </w:r>
+    </w:p>
+    <w:p>
+      <w:pPr>
+        <w:ind w:firstLine="420"/>
+      </w:pPr>
+      <w:r>
+        <w:rPr>
+          <w:rFonts w:hint="eastAsia"/>
+        </w:rPr>
+        <w:t>（</w:t>
+      </w:r>
+      <w:r>
+        <w:rPr>
+          <w:rFonts w:hint="eastAsia"/>
+        </w:rPr>
+        <w:t>1</w:t>
+      </w:r>
+      <w:r>
+        <w:rPr>
+          <w:rFonts w:hint="eastAsia"/>
+        </w:rPr>
+        <w:t>）用户管理</w:t>
+      </w:r>
+    </w:p>
+    <w:p>
+      <w:pPr>
+        <w:ind w:firstLine="420"/>
+      </w:pPr>
+      <w:r>
+        <w:rPr>
+          <w:rFonts w:hint="eastAsia"/>
+        </w:rPr>
+        <w:t>管理员可以查看系统用户信息，并对异常账号进行管理。</w:t>
+      </w:r>
+    </w:p>
+    <w:p>
+      <w:pPr>
+        <w:ind w:firstLine="420"/>
+      </w:pPr>
+      <w:r>
+        <w:rPr>
+          <w:rFonts w:hint="eastAsia"/>
+        </w:rPr>
+        <w:t>（</w:t>
+      </w:r>
+      <w:r>
+        <w:rPr>
+          <w:rFonts w:hint="eastAsia"/>
+        </w:rPr>
+        <w:t>2</w:t>
+      </w:r>
+      <w:r>
+        <w:rPr>
+          <w:rFonts w:hint="eastAsia"/>
+        </w:rPr>
+        <w:t>）医生账户管理</w:t>
+      </w:r>
+    </w:p>
+    <w:p>
+      <w:pPr>
+        <w:ind w:firstLine="420"/>
+      </w:pPr>
+      <w:r>
+        <w:rPr>
+          <w:rFonts w:hint="eastAsia"/>
+        </w:rPr>
+        <w:t>管理员负责创建和维护医生账号，包括设置医生所属科室以及职称等信息。</w:t>
+      </w:r>
+    </w:p>
+    <w:p>
+      <w:pPr>
+        <w:ind w:firstLine="420"/>
+      </w:pPr>
+      <w:r>
+        <w:rPr>
+          <w:rFonts w:hint="eastAsia"/>
+        </w:rPr>
+        <w:t>（</w:t>
+      </w:r>
+      <w:r>
+        <w:rPr>
+          <w:rFonts w:hint="eastAsia"/>
+        </w:rPr>
+        <w:t>3</w:t>
+      </w:r>
+      <w:r>
+        <w:rPr>
+          <w:rFonts w:hint="eastAsia"/>
+        </w:rPr>
+        <w:t>）医生排班管理</w:t>
+      </w:r>
+    </w:p>
+    <w:p>
+      <w:pPr>
+        <w:ind w:firstLine="420"/>
+      </w:pPr>
+      <w:r>
+        <w:rPr>
+          <w:rFonts w:hint="eastAsia"/>
+        </w:rPr>
+        <w:t>门诊排班是医院日常运营的重要组成部分。管理员需要根据医院实际情况安排医生排班，并在必要时进行调整。</w:t>
+      </w:r>
+    </w:p>
+    <w:p>
+      <w:pPr>
+        <w:ind w:firstLine="420"/>
+      </w:pPr>
+      <w:r>
+        <w:rPr>
+          <w:rFonts w:hint="eastAsia"/>
+        </w:rPr>
+        <w:t>（</w:t>
+      </w:r>
+      <w:r>
+        <w:rPr>
+          <w:rFonts w:hint="eastAsia"/>
+        </w:rPr>
+        <w:t>4</w:t>
+      </w:r>
+      <w:r>
+        <w:rPr>
+          <w:rFonts w:hint="eastAsia"/>
+        </w:rPr>
+        <w:t>）系统管理</w:t>
+      </w:r>
+    </w:p>
+    <w:p>
+      <w:pPr>
+        <w:ind w:firstLine="420"/>
+      </w:pPr>
+      <w:r>
+        <w:rPr>
+          <w:rFonts w:hint="eastAsia"/>
+        </w:rPr>
+        <w:t>包括系统参数配置以及基础信息维护等。</w:t>
+      </w:r>
+    </w:p>
+    <w:p>
+      <w:pPr>
+        <w:ind w:firstLine="420"/>
+      </w:pPr>
+      <w:r>
+        <w:rPr>
+          <w:rFonts w:hint="eastAsia"/>
+        </w:rPr>
+        <w:t>通过管理员角色的设置，可以确保系统能够稳定运行。</w:t>
+      </w:r>
+    </w:p>
+    <w:p>
+      <w:pPr>
         <w:pStyle w:val="2"/>
         <w:numPr>
           <w:ilvl w:val="1"/>
@@ -6039,6 +6343,28 @@
     </w:p>
     <w:p>
       <w:pPr>
+        <w:ind w:firstLine="420"/>
+      </w:pPr>
+      <w:r>
+        <w:rPr>
+          <w:rFonts w:hint="eastAsia"/>
+        </w:rPr>
+        <w:t>在明确系统角色之后，需要进一步分析系统应具备的具体功能模块。系统功能设计通常需要结合实际业务流程，尽量减少不必要的复杂操作。</w:t>
+      </w:r>
+    </w:p>
+    <w:p>
+      <w:pPr>
+        <w:ind w:firstLine="420"/>
+      </w:pPr>
+      <w:r>
+        <w:rPr>
+          <w:rFonts w:hint="eastAsia"/>
+        </w:rPr>
+        <w:t>本系统的主要功能可以划分为五个模块：用户管理、挂号管理、医生排班管理、电子病历管理以及智能预测模块。</w:t>
+      </w:r>
+    </w:p>
+    <w:p>
+      <w:pPr>
         <w:pStyle w:val="3"/>
         <w:numPr>
           <w:ilvl w:val="2"/>
@@ -6057,6 +6383,176 @@
     </w:p>
     <w:p>
       <w:pPr>
+        <w:ind w:firstLine="420"/>
+      </w:pPr>
+      <w:r>
+        <w:rPr>
+          <w:rFonts w:hint="eastAsia"/>
+        </w:rPr>
+        <w:t>用户管理模块主要用于维护系统中的用户基础信息，是系统运行的基础模块。</w:t>
+      </w:r>
+    </w:p>
+    <w:p>
+      <w:pPr>
+        <w:ind w:firstLine="420"/>
+      </w:pPr>
+      <w:r>
+        <w:rPr>
+          <w:rFonts w:hint="eastAsia"/>
+        </w:rPr>
+        <w:lastRenderedPageBreak/>
+        <w:t>该模块主要包括以下功能：</w:t>
+      </w:r>
+    </w:p>
+    <w:p>
+      <w:pPr>
+        <w:ind w:firstLine="420"/>
+      </w:pPr>
+      <w:r>
+        <w:rPr>
+          <w:rFonts w:hint="eastAsia"/>
+        </w:rPr>
+        <w:t>（</w:t>
+      </w:r>
+      <w:r>
+        <w:rPr>
+          <w:rFonts w:hint="eastAsia"/>
+        </w:rPr>
+        <w:t>1</w:t>
+      </w:r>
+      <w:r>
+        <w:rPr>
+          <w:rFonts w:hint="eastAsia"/>
+        </w:rPr>
+        <w:t>）用户注册</w:t>
+      </w:r>
+    </w:p>
+    <w:p>
+      <w:pPr>
+        <w:ind w:firstLine="420"/>
+      </w:pPr>
+      <w:r>
+        <w:rPr>
+          <w:rFonts w:hint="eastAsia"/>
+        </w:rPr>
+        <w:t>患者可以通过填写基本信息创建账户。</w:t>
+      </w:r>
+    </w:p>
+    <w:p>
+      <w:pPr>
+        <w:ind w:firstLine="420"/>
+      </w:pPr>
+      <w:r>
+        <w:rPr>
+          <w:rFonts w:hint="eastAsia"/>
+        </w:rPr>
+        <w:t>（</w:t>
+      </w:r>
+      <w:r>
+        <w:rPr>
+          <w:rFonts w:hint="eastAsia"/>
+        </w:rPr>
+        <w:t>2</w:t>
+      </w:r>
+      <w:r>
+        <w:rPr>
+          <w:rFonts w:hint="eastAsia"/>
+        </w:rPr>
+        <w:t>）用户登录</w:t>
+      </w:r>
+    </w:p>
+    <w:p>
+      <w:r>
+        <w:tab/>
+      </w:r>
+      <w:r>
+        <w:rPr>
+          <w:rFonts w:hint="eastAsia"/>
+        </w:rPr>
+        <w:t>系统需要验证用户身份，并为其分配访问权限。</w:t>
+      </w:r>
+    </w:p>
+    <w:p>
+      <w:pPr>
+        <w:ind w:firstLine="420"/>
+      </w:pPr>
+      <w:r>
+        <w:rPr>
+          <w:rFonts w:hint="eastAsia"/>
+        </w:rPr>
+        <w:t>（</w:t>
+      </w:r>
+      <w:r>
+        <w:rPr>
+          <w:rFonts w:hint="eastAsia"/>
+        </w:rPr>
+        <w:t>3</w:t>
+      </w:r>
+      <w:r>
+        <w:rPr>
+          <w:rFonts w:hint="eastAsia"/>
+        </w:rPr>
+        <w:t>）就诊人管理</w:t>
+      </w:r>
+    </w:p>
+    <w:p>
+      <w:r>
+        <w:tab/>
+      </w:r>
+      <w:r>
+        <w:rPr>
+          <w:rFonts w:hint="eastAsia"/>
+        </w:rPr>
+        <w:t>支持用户添加、修改或删除就诊人信息。</w:t>
+      </w:r>
+    </w:p>
+    <w:p>
+      <w:pPr>
+        <w:ind w:firstLine="420"/>
+      </w:pPr>
+      <w:r>
+        <w:rPr>
+          <w:rFonts w:hint="eastAsia"/>
+        </w:rPr>
+        <w:t>（</w:t>
+      </w:r>
+      <w:r>
+        <w:rPr>
+          <w:rFonts w:hint="eastAsia"/>
+        </w:rPr>
+        <w:t>4</w:t>
+      </w:r>
+      <w:r>
+        <w:rPr>
+          <w:rFonts w:hint="eastAsia"/>
+        </w:rPr>
+        <w:t>）医生账户管理</w:t>
+      </w:r>
+    </w:p>
+    <w:p>
+      <w:pPr>
+        <w:ind w:firstLine="420"/>
+      </w:pPr>
+      <w:r>
+        <w:rPr>
+          <w:rFonts w:hint="eastAsia"/>
+        </w:rPr>
+        <w:t>管理员可以创建医生账号并维护相关信息。</w:t>
+      </w:r>
+    </w:p>
+    <w:p>
+      <w:pPr>
+        <w:ind w:firstLine="420"/>
+      </w:pPr>
+      <w:r>
+        <w:rPr>
+          <w:rFonts w:hint="eastAsia"/>
+        </w:rPr>
+        <w:t>这一模块保证了系统中用户信息的完整性和准确性。</w:t>
+      </w:r>
+    </w:p>
+    <w:p>
+      <w:pPr>
         <w:pStyle w:val="3"/>
         <w:numPr>
           <w:ilvl w:val="2"/>
@@ -6075,6 +6571,234 @@
     </w:p>
     <w:p>
       <w:pPr>
+        <w:ind w:firstLine="420"/>
+      </w:pPr>
+      <w:r>
+        <w:rPr>
+          <w:rFonts w:hint="eastAsia"/>
+        </w:rPr>
+        <w:t>挂号管理是本系统</w:t>
+      </w:r>
+      <w:proofErr w:type="gramStart"/>
+      <w:r>
+        <w:rPr>
+          <w:rFonts w:hint="eastAsia"/>
+        </w:rPr>
+        <w:t>最</w:t>
+      </w:r>
+      <w:proofErr w:type="gramEnd"/>
+      <w:r>
+        <w:rPr>
+          <w:rFonts w:hint="eastAsia"/>
+        </w:rPr>
+        <w:t>核心的业务模块之一。</w:t>
+      </w:r>
+    </w:p>
+    <w:p>
+      <w:pPr>
+        <w:ind w:firstLine="420"/>
+      </w:pPr>
+      <w:r>
+        <w:rPr>
+          <w:rFonts w:hint="eastAsia"/>
+        </w:rPr>
+        <w:t>在传统门诊模式下，患者往往需要提前到医院排队挂号，这不仅耗费时间，也容易造成拥堵。近年来许多医院开始</w:t>
+      </w:r>
+      <w:proofErr w:type="gramStart"/>
+      <w:r>
+        <w:rPr>
+          <w:rFonts w:hint="eastAsia"/>
+        </w:rPr>
+        <w:t>推广线</w:t>
+      </w:r>
+      <w:proofErr w:type="gramEnd"/>
+      <w:r>
+        <w:rPr>
+          <w:rFonts w:hint="eastAsia"/>
+        </w:rPr>
+        <w:t>上预约系统，实践证明，这种模式能够显著缓解门诊压力</w:t>
+      </w:r>
+      <w:r>
+        <w:t>[13]</w:t>
+      </w:r>
+      <w:r>
+        <w:t>。</w:t>
+      </w:r>
+    </w:p>
+    <w:p>
+      <w:pPr>
+        <w:ind w:firstLine="420"/>
+      </w:pPr>
+      <w:r>
+        <w:rPr>
+          <w:rFonts w:hint="eastAsia"/>
+        </w:rPr>
+        <w:t>结合这些经验，本系统的挂号管理模块包括以下功能：</w:t>
+      </w:r>
+    </w:p>
+    <w:p>
+      <w:pPr>
+        <w:ind w:firstLine="420"/>
+      </w:pPr>
+      <w:r>
+        <w:rPr>
+          <w:rFonts w:hint="eastAsia"/>
+        </w:rPr>
+        <w:t>（</w:t>
+      </w:r>
+      <w:r>
+        <w:rPr>
+          <w:rFonts w:hint="eastAsia"/>
+        </w:rPr>
+        <w:t>1</w:t>
+      </w:r>
+      <w:r>
+        <w:rPr>
+          <w:rFonts w:hint="eastAsia"/>
+        </w:rPr>
+        <w:t>）预约挂号</w:t>
+      </w:r>
+    </w:p>
+    <w:p>
+      <w:pPr>
+        <w:ind w:firstLine="420"/>
+      </w:pPr>
+      <w:r>
+        <w:rPr>
+          <w:rFonts w:hint="eastAsia"/>
+        </w:rPr>
+        <w:t>患者可以根据医生排班情况提前预约门诊。</w:t>
+      </w:r>
+    </w:p>
+    <w:p>
+      <w:pPr>
+        <w:ind w:firstLine="420"/>
+      </w:pPr>
+      <w:r>
+        <w:rPr>
+          <w:rFonts w:hint="eastAsia"/>
+        </w:rPr>
+        <w:t>（</w:t>
+      </w:r>
+      <w:r>
+        <w:rPr>
+          <w:rFonts w:hint="eastAsia"/>
+        </w:rPr>
+        <w:t>2</w:t>
+      </w:r>
+      <w:r>
+        <w:rPr>
+          <w:rFonts w:hint="eastAsia"/>
+        </w:rPr>
+        <w:t>）今日挂号</w:t>
+      </w:r>
+    </w:p>
+    <w:p>
+      <w:pPr>
+        <w:ind w:firstLine="420"/>
+      </w:pPr>
+      <w:r>
+        <w:rPr>
+          <w:rFonts w:hint="eastAsia"/>
+        </w:rPr>
+        <w:t>支持当天挂号，当仍有</w:t>
+      </w:r>
+      <w:proofErr w:type="gramStart"/>
+      <w:r>
+        <w:rPr>
+          <w:rFonts w:hint="eastAsia"/>
+        </w:rPr>
+        <w:t>剩余号源时</w:t>
+      </w:r>
+      <w:proofErr w:type="gramEnd"/>
+      <w:r>
+        <w:rPr>
+          <w:rFonts w:hint="eastAsia"/>
+        </w:rPr>
+        <w:t>患者可以直接预约。</w:t>
+      </w:r>
+    </w:p>
+    <w:p>
+      <w:pPr>
+        <w:ind w:firstLine="420"/>
+      </w:pPr>
+      <w:r>
+        <w:rPr>
+          <w:rFonts w:hint="eastAsia"/>
+        </w:rPr>
+        <w:t>（</w:t>
+      </w:r>
+      <w:r>
+        <w:rPr>
+          <w:rFonts w:hint="eastAsia"/>
+        </w:rPr>
+        <w:t>3</w:t>
+      </w:r>
+      <w:r>
+        <w:rPr>
+          <w:rFonts w:hint="eastAsia"/>
+        </w:rPr>
+        <w:t>）挂号记录查询</w:t>
+      </w:r>
+    </w:p>
+    <w:p>
+      <w:pPr>
+        <w:ind w:firstLine="420"/>
+      </w:pPr>
+      <w:r>
+        <w:rPr>
+          <w:rFonts w:hint="eastAsia"/>
+        </w:rPr>
+        <w:t>用户可以查看历史挂号记录。</w:t>
+      </w:r>
+    </w:p>
+    <w:p>
+      <w:pPr>
+        <w:ind w:firstLine="420"/>
+      </w:pPr>
+      <w:r>
+        <w:rPr>
+          <w:rFonts w:hint="eastAsia"/>
+        </w:rPr>
+        <w:t>（</w:t>
+      </w:r>
+      <w:r>
+        <w:rPr>
+          <w:rFonts w:hint="eastAsia"/>
+        </w:rPr>
+        <w:t>4</w:t>
+      </w:r>
+      <w:r>
+        <w:rPr>
+          <w:rFonts w:hint="eastAsia"/>
+        </w:rPr>
+        <w:t>）挂号取消</w:t>
+      </w:r>
+    </w:p>
+    <w:p>
+      <w:pPr>
+        <w:ind w:firstLine="420"/>
+      </w:pPr>
+      <w:r>
+        <w:rPr>
+          <w:rFonts w:hint="eastAsia"/>
+        </w:rPr>
+        <w:t>在未就诊前，患者可以取消预约。</w:t>
+      </w:r>
+    </w:p>
+    <w:p>
+      <w:pPr>
+        <w:ind w:firstLine="420"/>
+      </w:pPr>
+      <w:r>
+        <w:rPr>
+          <w:rFonts w:hint="eastAsia"/>
+        </w:rPr>
+        <w:t>这些功能基本覆盖了门诊挂号的完整流程。</w:t>
+      </w:r>
+    </w:p>
+    <w:p>
+      <w:pPr>
         <w:pStyle w:val="3"/>
         <w:numPr>
           <w:ilvl w:val="2"/>
@@ -6093,6 +6817,173 @@
     </w:p>
     <w:p>
       <w:pPr>
+        <w:ind w:left="420"/>
+      </w:pPr>
+      <w:r>
+        <w:rPr>
+          <w:rFonts w:hint="eastAsia"/>
+        </w:rPr>
+        <w:t>医生排班直接影响医院门诊的运行效率。</w:t>
+      </w:r>
+    </w:p>
+    <w:p>
+      <w:pPr>
+        <w:ind w:left="420"/>
+      </w:pPr>
+      <w:r>
+        <w:rPr>
+          <w:rFonts w:hint="eastAsia"/>
+        </w:rPr>
+        <w:t>如果排班安排不合理，可能出现某些时间</w:t>
+      </w:r>
+      <w:proofErr w:type="gramStart"/>
+      <w:r>
+        <w:rPr>
+          <w:rFonts w:hint="eastAsia"/>
+        </w:rPr>
+        <w:t>段患者</w:t>
+      </w:r>
+      <w:proofErr w:type="gramEnd"/>
+      <w:r>
+        <w:rPr>
+          <w:rFonts w:hint="eastAsia"/>
+        </w:rPr>
+        <w:t>过多，而某些时间段医生资源闲置的</w:t>
+      </w:r>
+      <w:r>
+        <w:rPr>
+          <w:rFonts w:hint="eastAsia"/>
+        </w:rPr>
+        <w:lastRenderedPageBreak/>
+        <w:t>问题。因此系统需要提供排班管理功能。</w:t>
+      </w:r>
+    </w:p>
+    <w:p>
+      <w:pPr>
+        <w:ind w:left="420"/>
+      </w:pPr>
+      <w:r>
+        <w:rPr>
+          <w:rFonts w:hint="eastAsia"/>
+        </w:rPr>
+        <w:t>本系统的排班模块主要包括：</w:t>
+      </w:r>
+    </w:p>
+    <w:p>
+      <w:pPr>
+        <w:ind w:left="420"/>
+      </w:pPr>
+      <w:r>
+        <w:rPr>
+          <w:rFonts w:hint="eastAsia"/>
+        </w:rPr>
+        <w:t>（</w:t>
+      </w:r>
+      <w:r>
+        <w:rPr>
+          <w:rFonts w:hint="eastAsia"/>
+        </w:rPr>
+        <w:t>1</w:t>
+      </w:r>
+      <w:r>
+        <w:rPr>
+          <w:rFonts w:hint="eastAsia"/>
+        </w:rPr>
+        <w:t>）排班信息维护</w:t>
+      </w:r>
+    </w:p>
+    <w:p>
+      <w:pPr>
+        <w:ind w:left="420"/>
+      </w:pPr>
+      <w:r>
+        <w:rPr>
+          <w:rFonts w:hint="eastAsia"/>
+        </w:rPr>
+        <w:t>管理员可以创建医生排班信息。</w:t>
+      </w:r>
+    </w:p>
+    <w:p>
+      <w:pPr>
+        <w:ind w:left="420"/>
+      </w:pPr>
+      <w:r>
+        <w:rPr>
+          <w:rFonts w:hint="eastAsia"/>
+        </w:rPr>
+        <w:t>（</w:t>
+      </w:r>
+      <w:r>
+        <w:rPr>
+          <w:rFonts w:hint="eastAsia"/>
+        </w:rPr>
+        <w:t>2</w:t>
+      </w:r>
+      <w:r>
+        <w:rPr>
+          <w:rFonts w:hint="eastAsia"/>
+        </w:rPr>
+        <w:t>）排班查询</w:t>
+      </w:r>
+    </w:p>
+    <w:p>
+      <w:pPr>
+        <w:ind w:left="420"/>
+      </w:pPr>
+      <w:r>
+        <w:rPr>
+          <w:rFonts w:hint="eastAsia"/>
+        </w:rPr>
+        <w:t>患者和医生都可以查询排班安排。</w:t>
+      </w:r>
+    </w:p>
+    <w:p>
+      <w:pPr>
+        <w:ind w:left="420"/>
+      </w:pPr>
+      <w:r>
+        <w:rPr>
+          <w:rFonts w:hint="eastAsia"/>
+        </w:rPr>
+        <w:t>（</w:t>
+      </w:r>
+      <w:r>
+        <w:rPr>
+          <w:rFonts w:hint="eastAsia"/>
+        </w:rPr>
+        <w:t>3</w:t>
+      </w:r>
+      <w:r>
+        <w:rPr>
+          <w:rFonts w:hint="eastAsia"/>
+        </w:rPr>
+        <w:t>）排班调整</w:t>
+      </w:r>
+    </w:p>
+    <w:p>
+      <w:pPr>
+        <w:ind w:left="420"/>
+      </w:pPr>
+      <w:r>
+        <w:rPr>
+          <w:rFonts w:hint="eastAsia"/>
+        </w:rPr>
+        <w:t>当出现临时变动时，管理员可以修改排班信息。</w:t>
+      </w:r>
+    </w:p>
+    <w:p>
+      <w:pPr>
+        <w:ind w:left="420"/>
+      </w:pPr>
+      <w:r>
+        <w:rPr>
+          <w:rFonts w:hint="eastAsia"/>
+        </w:rPr>
+        <w:t>这一模块为系统后续的智能排班预测提供了基础数据。</w:t>
+      </w:r>
+    </w:p>
+    <w:p>
+      <w:pPr>
         <w:pStyle w:val="3"/>
         <w:numPr>
           <w:ilvl w:val="2"/>
@@ -6111,6 +7002,158 @@
     </w:p>
     <w:p>
       <w:pPr>
+        <w:ind w:left="420"/>
+      </w:pPr>
+      <w:r>
+        <w:rPr>
+          <w:rFonts w:hint="eastAsia"/>
+        </w:rPr>
+        <w:t>电子病历是医院信息化建设的重要组成部分。</w:t>
+      </w:r>
+    </w:p>
+    <w:p>
+      <w:pPr>
+        <w:ind w:left="420"/>
+      </w:pPr>
+      <w:r>
+        <w:rPr>
+          <w:rFonts w:hint="eastAsia"/>
+        </w:rPr>
+        <w:t>相关研究表明，电子病历系统能够有效提高医疗数据的管理效率，同时减少纸质病历带来的信息丢失问题</w:t>
+      </w:r>
+      <w:r>
+        <w:t>[8]</w:t>
+      </w:r>
+      <w:r>
+        <w:t>。</w:t>
+      </w:r>
+    </w:p>
+    <w:p>
+      <w:pPr>
+        <w:ind w:left="420"/>
+      </w:pPr>
+      <w:r>
+        <w:rPr>
+          <w:rFonts w:hint="eastAsia"/>
+        </w:rPr>
+        <w:t>本系统中的电子病历模块主要包括：</w:t>
+      </w:r>
+    </w:p>
+    <w:p>
+      <w:pPr>
+        <w:ind w:left="420"/>
+      </w:pPr>
+      <w:r>
+        <w:rPr>
+          <w:rFonts w:hint="eastAsia"/>
+        </w:rPr>
+        <w:t>（</w:t>
+      </w:r>
+      <w:r>
+        <w:rPr>
+          <w:rFonts w:hint="eastAsia"/>
+        </w:rPr>
+        <w:t>1</w:t>
+      </w:r>
+      <w:r>
+        <w:rPr>
+          <w:rFonts w:hint="eastAsia"/>
+        </w:rPr>
+        <w:t>）电子病历录入</w:t>
+      </w:r>
+    </w:p>
+    <w:p>
+      <w:pPr>
+        <w:ind w:left="420"/>
+      </w:pPr>
+      <w:r>
+        <w:rPr>
+          <w:rFonts w:hint="eastAsia"/>
+        </w:rPr>
+        <w:t>医生在诊疗结束后填写患者病历信息。</w:t>
+      </w:r>
+    </w:p>
+    <w:p>
+      <w:pPr>
+        <w:ind w:left="420"/>
+      </w:pPr>
+      <w:r>
+        <w:rPr>
+          <w:rFonts w:hint="eastAsia"/>
+        </w:rPr>
+        <w:t>（</w:t>
+      </w:r>
+      <w:r>
+        <w:rPr>
+          <w:rFonts w:hint="eastAsia"/>
+        </w:rPr>
+        <w:t>2</w:t>
+      </w:r>
+      <w:r>
+        <w:rPr>
+          <w:rFonts w:hint="eastAsia"/>
+        </w:rPr>
+        <w:t>）电子病历查询</w:t>
+      </w:r>
+    </w:p>
+    <w:p>
+      <w:pPr>
+        <w:ind w:left="420"/>
+      </w:pPr>
+      <w:r>
+        <w:rPr>
+          <w:rFonts w:hint="eastAsia"/>
+        </w:rPr>
+        <w:t>患者可以查看自己的病历记录。</w:t>
+      </w:r>
+    </w:p>
+    <w:p>
+      <w:pPr>
+        <w:ind w:left="420"/>
+      </w:pPr>
+      <w:r>
+        <w:rPr>
+          <w:rFonts w:hint="eastAsia"/>
+        </w:rPr>
+        <w:t>（</w:t>
+      </w:r>
+      <w:r>
+        <w:rPr>
+          <w:rFonts w:hint="eastAsia"/>
+        </w:rPr>
+        <w:t>3</w:t>
+      </w:r>
+      <w:r>
+        <w:rPr>
+          <w:rFonts w:hint="eastAsia"/>
+        </w:rPr>
+        <w:t>）电子病历管理</w:t>
+      </w:r>
+    </w:p>
+    <w:p>
+      <w:pPr>
+        <w:ind w:left="420"/>
+      </w:pPr>
+      <w:r>
+        <w:rPr>
+          <w:rFonts w:hint="eastAsia"/>
+        </w:rPr>
+        <w:t>医生可以对病历信息进行维护。</w:t>
+      </w:r>
+    </w:p>
+    <w:p>
+      <w:pPr>
+        <w:ind w:left="420"/>
+      </w:pPr>
+      <w:r>
+        <w:rPr>
+          <w:rFonts w:hint="eastAsia"/>
+        </w:rPr>
+        <w:t>通过这一模块，患者医疗记录能够实现电子化管理。</w:t>
+      </w:r>
+    </w:p>
+    <w:p>
+      <w:pPr>
         <w:pStyle w:val="3"/>
         <w:numPr>
           <w:ilvl w:val="2"/>
@@ -6129,6 +7172,39 @@
     </w:p>
     <w:p>
       <w:pPr>
+        <w:ind w:firstLine="420"/>
+      </w:pPr>
+      <w:r>
+        <w:rPr>
+          <w:rFonts w:hint="eastAsia"/>
+        </w:rPr>
+        <w:t>随着医疗数据的不断积累，通过数据分析技术对医疗业务进行辅助决策逐渐成为智慧医院的重要发展方向。</w:t>
+      </w:r>
+    </w:p>
+    <w:p>
+      <w:pPr>
+        <w:ind w:firstLine="420"/>
+      </w:pPr>
+      <w:r>
+        <w:rPr>
+          <w:rFonts w:hint="eastAsia"/>
+        </w:rPr>
+        <w:t>在本系统中，通过对历史挂号数据进行分析，可以建立挂号量预测模型，对未来一段时间的门诊需求进行预测。例如，在某些季节或特殊时期，某些科室的就诊人数可能会明显增加。通过预测模型，可以提前发现这种趋势。</w:t>
+      </w:r>
+    </w:p>
+    <w:p>
+      <w:pPr>
+        <w:ind w:firstLine="420"/>
+      </w:pPr>
+      <w:r>
+        <w:rPr>
+          <w:rFonts w:hint="eastAsia"/>
+        </w:rPr>
+        <w:t>基于预测结果，系统可以为医院管理人员提供排班辅助建议。例如，当预测某一时间段挂号量较高时，可以适当增加医生排班，从而减少患者等待时间，提高医疗服务效率。</w:t>
+      </w:r>
+    </w:p>
+    <w:p>
+      <w:pPr>
         <w:pStyle w:val="2"/>
         <w:numPr>
           <w:ilvl w:val="1"/>
@@ -6142,7 +7218,19 @@
         <w:rPr>
           <w:rFonts w:ascii="Times New Roman" w:hAnsi="Times New Roman" w:hint="eastAsia"/>
         </w:rPr>
+        <w:lastRenderedPageBreak/>
         <w:t>非功能需求分析</w:t>
+      </w:r>
+    </w:p>
+    <w:p>
+      <w:pPr>
+        <w:ind w:firstLine="420"/>
+      </w:pPr>
+      <w:r>
+        <w:rPr>
+          <w:rFonts w:hint="eastAsia"/>
+        </w:rPr>
+        <w:t>除了功能需求之外，系统还需要满足一定的非功能需求，例如性能、安全性以及可用性等。如果这些因素被忽视，即使功能完善，系统在实际运行中仍可能出现问题。</w:t>
       </w:r>
     </w:p>
     <w:p>
@@ -6165,6 +7253,52 @@
     </w:p>
     <w:p>
       <w:pPr>
+        <w:ind w:firstLine="420"/>
+      </w:pPr>
+      <w:r>
+        <w:rPr>
+          <w:rFonts w:hint="eastAsia"/>
+        </w:rPr>
+        <w:t>在医院门诊场景中，系统访问通常具有明显的时间集中性。例如早上开放挂号时，大量用户可能在短时间内同时访问系统。</w:t>
+      </w:r>
+    </w:p>
+    <w:p>
+      <w:pPr>
+        <w:ind w:firstLine="420"/>
+      </w:pPr>
+      <w:r>
+        <w:rPr>
+          <w:rFonts w:hint="eastAsia"/>
+        </w:rPr>
+        <w:t>因此，本系统需要具备一定并发处理能力。结合系统规模，本系统设计支持</w:t>
+      </w:r>
+      <w:r>
+        <w:t xml:space="preserve"> </w:t>
+      </w:r>
+      <w:r>
+        <w:t>约</w:t>
+      </w:r>
+      <w:r>
+        <w:t>100</w:t>
+      </w:r>
+      <w:r>
+        <w:t>个并发访问用户。</w:t>
+      </w:r>
+      <w:r>
+        <w:rPr>
+          <w:rFonts w:hint="eastAsia"/>
+        </w:rPr>
+        <w:t>同时，为保证用户体验，系统接口响应时间应尽量控制在</w:t>
+      </w:r>
+      <w:r>
+        <w:t xml:space="preserve"> 1</w:t>
+      </w:r>
+      <w:r>
+        <w:t>秒以内。</w:t>
+      </w:r>
+    </w:p>
+    <w:p>
+      <w:pPr>
         <w:pStyle w:val="3"/>
         <w:numPr>
           <w:ilvl w:val="2"/>
@@ -6183,6 +7317,147 @@
     </w:p>
     <w:p>
       <w:pPr>
+        <w:ind w:firstLine="420"/>
+      </w:pPr>
+      <w:r>
+        <w:t>医疗信息系统涉及患者隐私数据，因此安全性要求较高。本系统主要通过以下方式提高安全性</w:t>
+      </w:r>
+      <w:r>
+        <w:rPr>
+          <w:rFonts w:hint="eastAsia"/>
+        </w:rPr>
+        <w:t>：</w:t>
+      </w:r>
+    </w:p>
+    <w:p>
+      <w:pPr>
+        <w:ind w:firstLine="420"/>
+      </w:pPr>
+      <w:r>
+        <w:rPr>
+          <w:rFonts w:hint="eastAsia"/>
+        </w:rPr>
+        <w:t>（</w:t>
+      </w:r>
+      <w:r>
+        <w:rPr>
+          <w:rFonts w:hint="eastAsia"/>
+        </w:rPr>
+        <w:t>1</w:t>
+      </w:r>
+      <w:r>
+        <w:rPr>
+          <w:rFonts w:hint="eastAsia"/>
+        </w:rPr>
+        <w:t>）</w:t>
+      </w:r>
+      <w:r>
+        <w:t>JWT</w:t>
+      </w:r>
+      <w:r>
+        <w:t>身份认证</w:t>
+      </w:r>
+    </w:p>
+    <w:p>
+      <w:pPr>
+        <w:ind w:firstLine="420"/>
+      </w:pPr>
+      <w:r>
+        <w:t>用户登录后生成</w:t>
+      </w:r>
+      <w:r>
+        <w:t xml:space="preserve"> Token</w:t>
+      </w:r>
+      <w:r>
+        <w:t>，用于身份验证。</w:t>
+      </w:r>
+    </w:p>
+    <w:p>
+      <w:pPr>
+        <w:ind w:firstLine="420"/>
+      </w:pPr>
+      <w:r>
+        <w:rPr>
+          <w:rFonts w:hint="eastAsia"/>
+        </w:rPr>
+        <w:t>（</w:t>
+      </w:r>
+      <w:r>
+        <w:rPr>
+          <w:rFonts w:hint="eastAsia"/>
+        </w:rPr>
+        <w:t>2</w:t>
+      </w:r>
+      <w:r>
+        <w:rPr>
+          <w:rFonts w:hint="eastAsia"/>
+        </w:rPr>
+        <w:t>）</w:t>
+      </w:r>
+      <w:r>
+        <w:t>权限控制</w:t>
+      </w:r>
+    </w:p>
+    <w:p>
+      <w:pPr>
+        <w:ind w:firstLine="420"/>
+      </w:pPr>
+      <w:r>
+        <w:t>不同角色具有</w:t>
+      </w:r>
+      <w:proofErr w:type="gramStart"/>
+      <w:r>
+        <w:t>不同访问</w:t>
+      </w:r>
+      <w:proofErr w:type="gramEnd"/>
+      <w:r>
+        <w:t>权限。</w:t>
+      </w:r>
+    </w:p>
+    <w:p>
+      <w:pPr>
+        <w:ind w:firstLine="420"/>
+      </w:pPr>
+      <w:r>
+        <w:rPr>
+          <w:rFonts w:hint="eastAsia"/>
+        </w:rPr>
+        <w:t>（</w:t>
+      </w:r>
+      <w:r>
+        <w:rPr>
+          <w:rFonts w:hint="eastAsia"/>
+        </w:rPr>
+        <w:t>3</w:t>
+      </w:r>
+      <w:r>
+        <w:rPr>
+          <w:rFonts w:hint="eastAsia"/>
+        </w:rPr>
+        <w:t>）</w:t>
+      </w:r>
+      <w:r>
+        <w:t>数据安全保护</w:t>
+      </w:r>
+    </w:p>
+    <w:p>
+      <w:pPr>
+        <w:ind w:firstLine="420"/>
+      </w:pPr>
+      <w:r>
+        <w:t>系统需要避免敏感信息泄露。</w:t>
+      </w:r>
+    </w:p>
+    <w:p>
+      <w:pPr>
+        <w:ind w:firstLine="420"/>
+      </w:pPr>
+      <w:r>
+        <w:t>通过这些措施，可以在一定程度上保障系统安全。</w:t>
+      </w:r>
+    </w:p>
+    <w:p>
+      <w:pPr>
         <w:pStyle w:val="3"/>
         <w:numPr>
           <w:ilvl w:val="2"/>
@@ -6201,6 +7476,28 @@
     </w:p>
     <w:p>
       <w:pPr>
+        <w:ind w:firstLine="420"/>
+      </w:pPr>
+      <w:r>
+        <w:rPr>
+          <w:rFonts w:hint="eastAsia"/>
+        </w:rPr>
+        <w:t>系统可用性直接影响用户体验。考虑到系统使用者中包含普通患者，因此系统界面需要尽量简洁，操作流程也应尽量简单。例如挂号操作应尽量减少步骤，使用户能够快速完成预约。</w:t>
+      </w:r>
+    </w:p>
+    <w:p>
+      <w:pPr>
+        <w:ind w:firstLine="420"/>
+      </w:pPr>
+      <w:r>
+        <w:rPr>
+          <w:rFonts w:hint="eastAsia"/>
+        </w:rPr>
+        <w:t>良好的界面设计不仅可以提高用户体验，也能够减少系统学习成本。</w:t>
+      </w:r>
+    </w:p>
+    <w:p>
+      <w:pPr>
         <w:pStyle w:val="2"/>
         <w:numPr>
           <w:ilvl w:val="1"/>
@@ -6219,6 +7516,17 @@
     </w:p>
     <w:p>
       <w:pPr>
+        <w:ind w:firstLine="420"/>
+      </w:pPr>
+      <w:r>
+        <w:rPr>
+          <w:rFonts w:hint="eastAsia"/>
+        </w:rPr>
+        <w:t>在系统正式开发之前，还需要对项目可行性进行评估。一般来说，可行性分析主要包括技术可行性、经济可行性以及操作可行性。</w:t>
+      </w:r>
+    </w:p>
+    <w:p>
+      <w:pPr>
         <w:pStyle w:val="3"/>
         <w:numPr>
           <w:ilvl w:val="2"/>
@@ -6237,6 +7545,55 @@
     </w:p>
     <w:p>
       <w:pPr>
+        <w:ind w:firstLine="420"/>
+      </w:pPr>
+      <w:r>
+        <w:rPr>
+          <w:rFonts w:hint="eastAsia"/>
+        </w:rPr>
+        <w:t>从技术角度来看，本系统采用的开发技术均为成熟技术，例如</w:t>
+      </w:r>
+      <w:r>
+        <w:t xml:space="preserve"> Spring Boot</w:t>
+      </w:r>
+      <w:r>
+        <w:t>、</w:t>
+      </w:r>
+      <w:r>
+        <w:t xml:space="preserve">Vue </w:t>
+      </w:r>
+      <w:r>
+        <w:t>以及</w:t>
+      </w:r>
+      <w:r>
+        <w:t xml:space="preserve"> </w:t>
+      </w:r>
+      <w:proofErr w:type="spellStart"/>
+      <w:r>
+        <w:t>MyBatis</w:t>
+      </w:r>
+      <w:proofErr w:type="spellEnd"/>
+      <w:r>
+        <w:t xml:space="preserve"> </w:t>
+      </w:r>
+      <w:r>
+        <w:t>等。这些技术在</w:t>
+      </w:r>
+      <w:r>
+        <w:t xml:space="preserve"> Web </w:t>
+      </w:r>
+      <w:r>
+        <w:t>系统开发中应用广泛，并且拥有丰富的开发文档和社区支持。</w:t>
+      </w:r>
+      <w:r>
+        <w:rPr>
+          <w:rFonts w:hint="eastAsia"/>
+        </w:rPr>
+        <w:t>因此，从技术实现角度来看，本系统具备较高的可行性。</w:t>
+      </w:r>
+    </w:p>
+    <w:p>
+      <w:pPr>
         <w:pStyle w:val="3"/>
         <w:numPr>
           <w:ilvl w:val="2"/>
@@ -6250,7 +7607,19 @@
         <w:rPr>
           <w:rFonts w:ascii="Times New Roman" w:hAnsi="Times New Roman" w:hint="eastAsia"/>
         </w:rPr>
+        <w:lastRenderedPageBreak/>
         <w:t>经济可行性</w:t>
+      </w:r>
+    </w:p>
+    <w:p>
+      <w:pPr>
+        <w:ind w:firstLine="420"/>
+      </w:pPr>
+      <w:r>
+        <w:rPr>
+          <w:rFonts w:hint="eastAsia"/>
+        </w:rPr>
+        <w:t>系统开发主要依赖开源技术框架，因此软件成本较低。系统运行环境只需要普通服务器即可支持，不需要额外购买昂贵设备。因此整体开发成本相对较低，具有一定经济可行性。</w:t>
       </w:r>
     </w:p>
     <w:p>
@@ -6271,13 +7640,27 @@
         <w:t>操作可行性</w:t>
       </w:r>
     </w:p>
-    <w:bookmarkEnd w:id="12"/>
+    <w:p>
+      <w:pPr>
+        <w:ind w:firstLine="420"/>
+      </w:pPr>
+      <w:r>
+        <w:rPr>
+          <w:rFonts w:hint="eastAsia"/>
+        </w:rPr>
+        <w:t>从用户角度来看，系统操作流程较为简单。患者只需要完成注册、登录和挂号等基本操作即可使用系统，而医生端和管理员端也提供了清晰的功能界面。因此系统在实际应用中具有良好的操作可行性。</w:t>
+      </w:r>
+      <w:r>
+        <w:rPr>
+          <w:rFonts w:hint="eastAsia"/>
+        </w:rPr>
+        <w:t xml:space="preserve"> </w:t>
+      </w:r>
+    </w:p>
+    <w:bookmarkEnd w:id="8"/>
     <w:p>
       <w:pPr>
         <w:pStyle w:val="1"/>
-        <w:rPr>
-          <w:rFonts w:hint="eastAsia"/>
-        </w:rPr>
       </w:pPr>
       <w:r>
         <w:t>第</w:t>
@@ -6491,6 +7874,58 @@
       </w:r>
     </w:p>
     <w:p>
+      <w:r>
+        <w:rPr>
+          <w:rFonts w:hint="eastAsia"/>
+        </w:rPr>
+        <w:t>系统架构设计是整个系统设计过程中最重要的部分之一。架构设计需要从整体层面考虑系统各组成部分之间的关系，并确定系统的运行模式。</w:t>
+      </w:r>
+    </w:p>
+    <w:p>
+      <w:r>
+        <w:rPr>
+          <w:rFonts w:hint="eastAsia"/>
+        </w:rPr>
+        <w:t>结合当前</w:t>
+      </w:r>
+      <w:r>
+        <w:t>Web</w:t>
+      </w:r>
+      <w:r>
+        <w:t>系统开发的主流方式，本系统采用</w:t>
+      </w:r>
+      <w:r>
+        <w:t xml:space="preserve"> </w:t>
+      </w:r>
+      <w:r>
+        <w:t>前后端分离的</w:t>
+      </w:r>
+      <w:r>
+        <w:t>Web</w:t>
+      </w:r>
+      <w:r>
+        <w:t>架构，后端使用</w:t>
+      </w:r>
+      <w:r>
+        <w:t xml:space="preserve"> Spring Boot </w:t>
+      </w:r>
+      <w:r>
+        <w:t>框架实现业务逻辑，前端使用</w:t>
+      </w:r>
+      <w:r>
+        <w:t xml:space="preserve"> Vue </w:t>
+      </w:r>
+      <w:r>
+        <w:t>框架构建用户界面，数据库采用</w:t>
+      </w:r>
+      <w:r>
+        <w:t xml:space="preserve"> MySQL </w:t>
+      </w:r>
+      <w:r>
+        <w:t>进行数据存储。</w:t>
+      </w:r>
+    </w:p>
+    <w:p>
       <w:pPr>
         <w:pStyle w:val="3"/>
         <w:numPr>
@@ -6509,6 +7944,200 @@
       </w:r>
     </w:p>
     <w:p>
+      <w:r>
+        <w:rPr>
+          <w:rFonts w:hint="eastAsia"/>
+        </w:rPr>
+        <w:t>从整体结构来看，本系统主要由三个部分组成：前端展示层、后端业务层以及数据存储层。</w:t>
+      </w:r>
+    </w:p>
+    <w:p>
+      <w:r>
+        <w:rPr>
+          <w:rFonts w:hint="eastAsia"/>
+        </w:rPr>
+        <w:t>前端展示层</w:t>
+      </w:r>
+    </w:p>
+    <w:p>
+      <w:r>
+        <w:rPr>
+          <w:rFonts w:hint="eastAsia"/>
+        </w:rPr>
+        <w:t>前端主要负责与用户进行交互，包括页面展示、数据输入以及用户操作等。系统通过</w:t>
+      </w:r>
+      <w:r>
+        <w:t xml:space="preserve"> Vue </w:t>
+      </w:r>
+      <w:r>
+        <w:t>框架实现页面开发，并通过</w:t>
+      </w:r>
+      <w:r>
+        <w:t xml:space="preserve"> Axios </w:t>
+      </w:r>
+      <w:r>
+        <w:t>与后端接口进行通信。用户在浏览器中访问系统时，所有页面操作均在前端完成，而实际数据处理则由后端负责。</w:t>
+      </w:r>
+    </w:p>
+    <w:p>
+      <w:r>
+        <w:rPr>
+          <w:rFonts w:hint="eastAsia"/>
+        </w:rPr>
+        <w:t>后端业务层</w:t>
+      </w:r>
+    </w:p>
+    <w:p>
+      <w:r>
+        <w:rPr>
+          <w:rFonts w:hint="eastAsia"/>
+        </w:rPr>
+        <w:t>后端系统采用</w:t>
+      </w:r>
+      <w:r>
+        <w:t xml:space="preserve"> Spring Boot </w:t>
+      </w:r>
+      <w:r>
+        <w:t>框架进行开发。后端主要承担以下任务：</w:t>
+      </w:r>
+    </w:p>
+    <w:p>
+      <w:r>
+        <w:rPr>
+          <w:rFonts w:hint="eastAsia"/>
+        </w:rPr>
+        <w:t>接收前端请求</w:t>
+      </w:r>
+    </w:p>
+    <w:p>
+      <w:r>
+        <w:rPr>
+          <w:rFonts w:hint="eastAsia"/>
+        </w:rPr>
+        <w:t>处理业务逻辑</w:t>
+      </w:r>
+    </w:p>
+    <w:p>
+      <w:r>
+        <w:rPr>
+          <w:rFonts w:hint="eastAsia"/>
+        </w:rPr>
+        <w:t>访问数据库</w:t>
+      </w:r>
+    </w:p>
+    <w:p>
+      <w:r>
+        <w:rPr>
+          <w:rFonts w:hint="eastAsia"/>
+        </w:rPr>
+        <w:t>返回结果数据</w:t>
+      </w:r>
+    </w:p>
+    <w:p>
+      <w:r>
+        <w:rPr>
+          <w:rFonts w:hint="eastAsia"/>
+        </w:rPr>
+        <w:t>为了保证代码结构清晰，系统采用常见的分层架构，包括</w:t>
+      </w:r>
+      <w:r>
+        <w:t xml:space="preserve"> Controller </w:t>
+      </w:r>
+      <w:r>
+        <w:t>层、</w:t>
+      </w:r>
+      <w:r>
+        <w:t xml:space="preserve">Service </w:t>
+      </w:r>
+      <w:r>
+        <w:t>层以及</w:t>
+      </w:r>
+      <w:r>
+        <w:t xml:space="preserve"> Mapper </w:t>
+      </w:r>
+      <w:r>
+        <w:t>层。</w:t>
+      </w:r>
+    </w:p>
+    <w:p>
+      <w:r>
+        <w:rPr>
+          <w:rFonts w:hint="eastAsia"/>
+        </w:rPr>
+        <w:lastRenderedPageBreak/>
+        <w:t>数据存储层</w:t>
+      </w:r>
+    </w:p>
+    <w:p>
+      <w:r>
+        <w:rPr>
+          <w:rFonts w:hint="eastAsia"/>
+        </w:rPr>
+        <w:t>系统使用</w:t>
+      </w:r>
+      <w:r>
+        <w:t xml:space="preserve"> MySQL </w:t>
+      </w:r>
+      <w:r>
+        <w:t>数据库存储业务数据，例如用户信息、医生信息、排班数据以及电子病历等。通过</w:t>
+      </w:r>
+      <w:r>
+        <w:t xml:space="preserve"> </w:t>
+      </w:r>
+      <w:proofErr w:type="spellStart"/>
+      <w:r>
+        <w:t>MyBatis</w:t>
+      </w:r>
+      <w:proofErr w:type="spellEnd"/>
+      <w:r>
+        <w:t xml:space="preserve"> </w:t>
+      </w:r>
+      <w:r>
+        <w:t>框架实现数据访问，使系统能够方便地进行数据库操作。</w:t>
+      </w:r>
+    </w:p>
+    <w:p>
+      <w:r>
+        <w:rPr>
+          <w:rFonts w:hint="eastAsia"/>
+        </w:rPr>
+        <w:t>从整体结构来看，系统采用典型的</w:t>
+      </w:r>
+      <w:r>
+        <w:t xml:space="preserve"> </w:t>
+      </w:r>
+      <w:r>
+        <w:t>三层架构模式，即表现层、业务层和数据层。</w:t>
+      </w:r>
+    </w:p>
+    <w:p>
+      <w:r>
+        <w:rPr>
+          <w:rFonts w:hint="eastAsia"/>
+        </w:rPr>
+        <w:t>【</w:t>
+      </w:r>
+      <w:r>
+        <w:rPr>
+          <w:rFonts w:hint="eastAsia"/>
+        </w:rPr>
+        <w:t>图</w:t>
+      </w:r>
+      <w:r>
+        <w:t xml:space="preserve">4-1 </w:t>
+      </w:r>
+      <w:r>
+        <w:t>系统整体架构图</w:t>
+      </w:r>
+      <w:r>
+        <w:rPr>
+          <w:rFonts w:hint="eastAsia"/>
+        </w:rPr>
+        <w:t>】</w:t>
+      </w:r>
+    </w:p>
+    <w:p/>
+    <w:p>
       <w:pPr>
         <w:pStyle w:val="3"/>
         <w:numPr>
@@ -6527,6 +8156,152 @@
       </w:r>
     </w:p>
     <w:p>
+      <w:r>
+        <w:rPr>
+          <w:rFonts w:hint="eastAsia"/>
+        </w:rPr>
+        <w:t>近年来，前后端分离逐渐成为</w:t>
+      </w:r>
+      <w:r>
+        <w:t>Web</w:t>
+      </w:r>
+      <w:r>
+        <w:t>系统开发的主流模式。在这种模式下，前端与后端通过</w:t>
+      </w:r>
+      <w:r>
+        <w:t>API</w:t>
+      </w:r>
+      <w:r>
+        <w:t>接口进行通信，两者可以独立开发和部署。</w:t>
+      </w:r>
+    </w:p>
+    <w:p>
+      <w:r>
+        <w:rPr>
+          <w:rFonts w:hint="eastAsia"/>
+        </w:rPr>
+        <w:t>与传统的</w:t>
+      </w:r>
+      <w:r>
+        <w:t xml:space="preserve"> JSP </w:t>
+      </w:r>
+      <w:r>
+        <w:t>或</w:t>
+      </w:r>
+      <w:r>
+        <w:t xml:space="preserve"> PHP </w:t>
+      </w:r>
+      <w:r>
+        <w:t>页面渲染方式相比，前后端分离具有明显优势。例如，前端可以更加灵活地设计页面结构，而后端则专注于业务逻辑处理。</w:t>
+      </w:r>
+    </w:p>
+    <w:p>
+      <w:r>
+        <w:rPr>
+          <w:rFonts w:hint="eastAsia"/>
+        </w:rPr>
+        <w:t>在本系统中，前端主要通过</w:t>
+      </w:r>
+      <w:r>
+        <w:t xml:space="preserve"> HTTP</w:t>
+      </w:r>
+      <w:r>
+        <w:t>接口调用</w:t>
+      </w:r>
+      <w:r>
+        <w:t xml:space="preserve"> </w:t>
+      </w:r>
+      <w:r>
+        <w:t>与后端进行数据交互。系统整体流程如下：</w:t>
+      </w:r>
+    </w:p>
+    <w:p>
+      <w:r>
+        <w:rPr>
+          <w:rFonts w:hint="eastAsia"/>
+        </w:rPr>
+        <w:t>用户在浏览器中访问系统页面；</w:t>
+      </w:r>
+    </w:p>
+    <w:p>
+      <w:r>
+        <w:rPr>
+          <w:rFonts w:hint="eastAsia"/>
+        </w:rPr>
+        <w:t>前端页面通过</w:t>
+      </w:r>
+      <w:r>
+        <w:t xml:space="preserve"> Axios </w:t>
+      </w:r>
+      <w:r>
+        <w:t>向后端发送请求；</w:t>
+      </w:r>
+    </w:p>
+    <w:p>
+      <w:r>
+        <w:rPr>
+          <w:rFonts w:hint="eastAsia"/>
+        </w:rPr>
+        <w:t>后端接收请求后执行相应业务逻辑；</w:t>
+      </w:r>
+    </w:p>
+    <w:p>
+      <w:r>
+        <w:rPr>
+          <w:rFonts w:hint="eastAsia"/>
+        </w:rPr>
+        <w:t>后端返回</w:t>
+      </w:r>
+      <w:r>
+        <w:t xml:space="preserve"> JSON </w:t>
+      </w:r>
+      <w:r>
+        <w:t>格式数据；</w:t>
+      </w:r>
+    </w:p>
+    <w:p>
+      <w:r>
+        <w:rPr>
+          <w:rFonts w:hint="eastAsia"/>
+        </w:rPr>
+        <w:t>前端根据返回数据更新页面内容。</w:t>
+      </w:r>
+    </w:p>
+    <w:p>
+      <w:r>
+        <w:rPr>
+          <w:rFonts w:hint="eastAsia"/>
+        </w:rPr>
+        <w:t>这种方式不仅提高了系统开发效率，也使系统结构更加清晰。</w:t>
+      </w:r>
+    </w:p>
+    <w:p>
+      <w:r>
+        <w:rPr>
+          <w:rFonts w:hint="eastAsia"/>
+        </w:rPr>
+        <w:t>【</w:t>
+      </w:r>
+      <w:r>
+        <w:rPr>
+          <w:rFonts w:hint="eastAsia"/>
+        </w:rPr>
+        <w:t>图</w:t>
+      </w:r>
+      <w:r>
+        <w:t xml:space="preserve">4-2 </w:t>
+      </w:r>
+      <w:r>
+        <w:t>前后端分离交互流程图</w:t>
+      </w:r>
+      <w:r>
+        <w:rPr>
+          <w:rFonts w:hint="eastAsia"/>
+        </w:rPr>
+        <w:t>】</w:t>
+      </w:r>
+    </w:p>
+    <w:p>
       <w:pPr>
         <w:pStyle w:val="3"/>
         <w:numPr>
@@ -6545,6 +8320,103 @@
       </w:r>
     </w:p>
     <w:p>
+      <w:r>
+        <w:rPr>
+          <w:rFonts w:hint="eastAsia"/>
+        </w:rPr>
+        <w:t>根据第三章中的需求分析，本系统可以划分为多个功能模块。模块划分的原则是</w:t>
+      </w:r>
+      <w:r>
+        <w:t xml:space="preserve"> </w:t>
+      </w:r>
+      <w:r>
+        <w:t>功能独立、职责清晰、方便维护。</w:t>
+      </w:r>
+    </w:p>
+    <w:p>
+      <w:r>
+        <w:rPr>
+          <w:rFonts w:hint="eastAsia"/>
+        </w:rPr>
+        <w:t>本系统主要包含以下四个核心模块：</w:t>
+      </w:r>
+    </w:p>
+    <w:p>
+      <w:r>
+        <w:rPr>
+          <w:rFonts w:hint="eastAsia"/>
+        </w:rPr>
+        <w:t>用户管理模块</w:t>
+      </w:r>
+    </w:p>
+    <w:p>
+      <w:r>
+        <w:rPr>
+          <w:rFonts w:hint="eastAsia"/>
+        </w:rPr>
+        <w:t>挂号管理模块</w:t>
+      </w:r>
+    </w:p>
+    <w:p>
+      <w:r>
+        <w:rPr>
+          <w:rFonts w:hint="eastAsia"/>
+        </w:rPr>
+        <w:t>医生排班模块</w:t>
+      </w:r>
+    </w:p>
+    <w:p>
+      <w:r>
+        <w:rPr>
+          <w:rFonts w:hint="eastAsia"/>
+        </w:rPr>
+        <w:t>电子病历模块</w:t>
+      </w:r>
+    </w:p>
+    <w:p>
+      <w:r>
+        <w:rPr>
+          <w:rFonts w:hint="eastAsia"/>
+        </w:rPr>
+        <w:t>此外，系统还包括权限认证模块和智能预测模块等辅助功能。</w:t>
+      </w:r>
+    </w:p>
+    <w:p>
+      <w:r>
+        <w:rPr>
+          <w:rFonts w:hint="eastAsia"/>
+        </w:rPr>
+        <w:lastRenderedPageBreak/>
+        <w:t>各模块之间并不是完全独立的。例如，挂号模块需要依赖排班数据，而电子病历模块又需要关联患者和医生信息。因此在设计时需要考虑模块之间的数据关系。</w:t>
+      </w:r>
+    </w:p>
+    <w:p>
+      <w:r>
+        <w:rPr>
+          <w:rFonts w:hint="eastAsia"/>
+        </w:rPr>
+        <w:t>【</w:t>
+      </w:r>
+      <w:r>
+        <w:rPr>
+          <w:rFonts w:hint="eastAsia"/>
+        </w:rPr>
+        <w:t>图</w:t>
+      </w:r>
+      <w:r>
+        <w:t xml:space="preserve">4-3 </w:t>
+      </w:r>
+      <w:r>
+        <w:t>系统功能模块结构图</w:t>
+      </w:r>
+      <w:r>
+        <w:rPr>
+          <w:rFonts w:hint="eastAsia"/>
+        </w:rPr>
+        <w:t>】</w:t>
+      </w:r>
+    </w:p>
+    <w:p>
       <w:pPr>
         <w:pStyle w:val="2"/>
         <w:numPr>
@@ -6563,6 +8435,14 @@
       </w:r>
     </w:p>
     <w:p>
+      <w:r>
+        <w:rPr>
+          <w:rFonts w:hint="eastAsia"/>
+        </w:rPr>
+        <w:t>在确定系统整体结构之后，需要对各功能模块进行具体设计。本节主要介绍系统核心模块的实现思路。</w:t>
+      </w:r>
+    </w:p>
+    <w:p>
       <w:pPr>
         <w:pStyle w:val="3"/>
         <w:numPr>
@@ -6577,8 +8457,237 @@
         <w:rPr>
           <w:rFonts w:ascii="Times New Roman" w:hAnsi="Times New Roman" w:hint="eastAsia"/>
         </w:rPr>
-        <w:lastRenderedPageBreak/>
         <w:t>用户管理模块设计</w:t>
+      </w:r>
+    </w:p>
+    <w:p>
+      <w:r>
+        <w:rPr>
+          <w:rFonts w:hint="eastAsia"/>
+        </w:rPr>
+        <w:t>用户管理模块是系统的基础模块，主要用于维护系统中的用户信息。</w:t>
+      </w:r>
+    </w:p>
+    <w:p>
+      <w:r>
+        <w:rPr>
+          <w:rFonts w:hint="eastAsia"/>
+        </w:rPr>
+        <w:t>在实际医疗场景中，一个用户账号往往需要管理多个就诊人信息。例如，父母可能会为孩子预约医生。因此系统在设计时将</w:t>
+      </w:r>
+      <w:r>
+        <w:t>用户账号与就诊人信息进行分离，通过用户</w:t>
+      </w:r>
+      <w:r>
+        <w:t>ID</w:t>
+      </w:r>
+      <w:r>
+        <w:t>进行关联。</w:t>
+      </w:r>
+    </w:p>
+    <w:p>
+      <w:r>
+        <w:rPr>
+          <w:rFonts w:hint="eastAsia"/>
+        </w:rPr>
+        <w:t>用户管理模块主要包括以下三个功能。</w:t>
+      </w:r>
+    </w:p>
+    <w:p>
+      <w:r>
+        <w:rPr>
+          <w:rFonts w:hint="eastAsia"/>
+        </w:rPr>
+        <w:t>（</w:t>
+      </w:r>
+      <w:r>
+        <w:rPr>
+          <w:rFonts w:hint="eastAsia"/>
+        </w:rPr>
+        <w:t>1</w:t>
+      </w:r>
+      <w:r>
+        <w:rPr>
+          <w:rFonts w:hint="eastAsia"/>
+        </w:rPr>
+        <w:t>）</w:t>
+      </w:r>
+      <w:r>
+        <w:rPr>
+          <w:rFonts w:hint="eastAsia"/>
+        </w:rPr>
+        <w:t>用户注册</w:t>
+      </w:r>
+    </w:p>
+    <w:p>
+      <w:r>
+        <w:rPr>
+          <w:rFonts w:hint="eastAsia"/>
+        </w:rPr>
+        <w:t>用户在首次使用系统时需要进行注册。注册时需要填写基本信息，例如用户名、密码以及联系方式。</w:t>
+      </w:r>
+    </w:p>
+    <w:p>
+      <w:r>
+        <w:rPr>
+          <w:rFonts w:hint="eastAsia"/>
+        </w:rPr>
+        <w:t>在数据安全方面，系统不会直接存储明文密码，而是对密码进行加密处理后再保存到数据库中。</w:t>
+      </w:r>
+    </w:p>
+    <w:p>
+      <w:r>
+        <w:rPr>
+          <w:rFonts w:hint="eastAsia"/>
+        </w:rPr>
+        <w:t>【</w:t>
+      </w:r>
+      <w:r>
+        <w:t>表</w:t>
+      </w:r>
+      <w:r>
+        <w:t xml:space="preserve">4-1 </w:t>
+      </w:r>
+      <w:r>
+        <w:t>用户注册信息表</w:t>
+      </w:r>
+      <w:r>
+        <w:rPr>
+          <w:rFonts w:hint="eastAsia"/>
+        </w:rPr>
+        <w:t>】</w:t>
+      </w:r>
+    </w:p>
+    <w:p>
+      <w:r>
+        <w:rPr>
+          <w:rFonts w:hint="eastAsia"/>
+        </w:rPr>
+        <w:t>（</w:t>
+      </w:r>
+      <w:r>
+        <w:rPr>
+          <w:rFonts w:hint="eastAsia"/>
+        </w:rPr>
+        <w:t>2</w:t>
+      </w:r>
+      <w:r>
+        <w:rPr>
+          <w:rFonts w:hint="eastAsia"/>
+        </w:rPr>
+        <w:t>）</w:t>
+      </w:r>
+      <w:r>
+        <w:rPr>
+          <w:rFonts w:hint="eastAsia"/>
+        </w:rPr>
+        <w:t>用户登录</w:t>
+      </w:r>
+    </w:p>
+    <w:p>
+      <w:r>
+        <w:rPr>
+          <w:rFonts w:hint="eastAsia"/>
+        </w:rPr>
+        <w:t>用户登录时需要输入用户名和密码。系统验证成功后会生成一个</w:t>
+      </w:r>
+      <w:r>
+        <w:t xml:space="preserve"> JWT Token</w:t>
+      </w:r>
+      <w:r>
+        <w:t>，该</w:t>
+      </w:r>
+      <w:r>
+        <w:t xml:space="preserve"> Token </w:t>
+      </w:r>
+      <w:r>
+        <w:t>将用于后续接口访问的身份验证。</w:t>
+      </w:r>
+    </w:p>
+    <w:p>
+      <w:r>
+        <w:rPr>
+          <w:rFonts w:hint="eastAsia"/>
+        </w:rPr>
+        <w:t>为了提高系统安全性，本系统采用</w:t>
+      </w:r>
+      <w:r>
+        <w:t xml:space="preserve"> </w:t>
+      </w:r>
+      <w:r>
+        <w:t>双</w:t>
+      </w:r>
+      <w:r>
+        <w:t>Token</w:t>
+      </w:r>
+      <w:r>
+        <w:t>机制：</w:t>
+      </w:r>
+    </w:p>
+    <w:p>
+      <w:r>
+        <w:t>Access Token</w:t>
+      </w:r>
+      <w:r>
+        <w:t>（短期）</w:t>
+      </w:r>
+    </w:p>
+    <w:p>
+      <w:r>
+        <w:t>Refresh Token</w:t>
+      </w:r>
+      <w:r>
+        <w:t>（长期）</w:t>
+      </w:r>
+    </w:p>
+    <w:p>
+      <w:r>
+        <w:rPr>
+          <w:rFonts w:hint="eastAsia"/>
+        </w:rPr>
+        <w:t>这种方式可以在保证安全性的同时减少用户频繁登录的问题。</w:t>
+      </w:r>
+    </w:p>
+    <w:p>
+      <w:r>
+        <w:rPr>
+          <w:rFonts w:hint="eastAsia"/>
+        </w:rPr>
+        <w:t>（</w:t>
+      </w:r>
+      <w:r>
+        <w:rPr>
+          <w:rFonts w:hint="eastAsia"/>
+        </w:rPr>
+        <w:t>3</w:t>
+      </w:r>
+      <w:r>
+        <w:rPr>
+          <w:rFonts w:hint="eastAsia"/>
+        </w:rPr>
+        <w:t>）</w:t>
+      </w:r>
+      <w:r>
+        <w:rPr>
+          <w:rFonts w:hint="eastAsia"/>
+        </w:rPr>
+        <w:t>就诊人管理</w:t>
+      </w:r>
+    </w:p>
+    <w:p>
+      <w:r>
+        <w:rPr>
+          <w:rFonts w:hint="eastAsia"/>
+        </w:rPr>
+        <w:t>就诊人信息用于记录患者基本资料，例如姓名、身份证号以及联系方式等。</w:t>
+      </w:r>
+    </w:p>
+    <w:p>
+      <w:r>
+        <w:rPr>
+          <w:rFonts w:hint="eastAsia"/>
+        </w:rPr>
+        <w:t>用户可以在系统中添加、修改或删除就诊人信息，从而实现家庭成员统一管理。</w:t>
       </w:r>
     </w:p>
     <w:p>
@@ -6596,7 +8705,316 @@
         <w:rPr>
           <w:rFonts w:ascii="Times New Roman" w:hAnsi="Times New Roman" w:hint="eastAsia"/>
         </w:rPr>
+        <w:lastRenderedPageBreak/>
         <w:t>挂号管理模块设计</w:t>
+      </w:r>
+    </w:p>
+    <w:p>
+      <w:r>
+        <w:rPr>
+          <w:rFonts w:hint="eastAsia"/>
+        </w:rPr>
+        <w:t>挂号模块是整个系统的核心功能。系统需要支持预约挂号、</w:t>
+      </w:r>
+      <w:proofErr w:type="gramStart"/>
+      <w:r>
+        <w:rPr>
+          <w:rFonts w:hint="eastAsia"/>
+        </w:rPr>
+        <w:t>号源管理</w:t>
+      </w:r>
+      <w:proofErr w:type="gramEnd"/>
+      <w:r>
+        <w:rPr>
+          <w:rFonts w:hint="eastAsia"/>
+        </w:rPr>
+        <w:t>以及挂号记录查询等功能。</w:t>
+      </w:r>
+    </w:p>
+    <w:p>
+      <w:r>
+        <w:rPr>
+          <w:rFonts w:hint="eastAsia"/>
+        </w:rPr>
+        <w:t>（</w:t>
+      </w:r>
+      <w:r>
+        <w:t>1</w:t>
+      </w:r>
+      <w:r>
+        <w:t>）预约挂号</w:t>
+      </w:r>
+    </w:p>
+    <w:p>
+      <w:r>
+        <w:rPr>
+          <w:rFonts w:hint="eastAsia"/>
+        </w:rPr>
+        <w:t>预约挂号流程如下：</w:t>
+      </w:r>
+    </w:p>
+    <w:p>
+      <w:r>
+        <w:rPr>
+          <w:rFonts w:hint="eastAsia"/>
+        </w:rPr>
+        <w:t>用户选择科室</w:t>
+      </w:r>
+    </w:p>
+    <w:p>
+      <w:r>
+        <w:rPr>
+          <w:rFonts w:hint="eastAsia"/>
+        </w:rPr>
+        <w:t>查看医生排班</w:t>
+      </w:r>
+    </w:p>
+    <w:p>
+      <w:r>
+        <w:rPr>
+          <w:rFonts w:hint="eastAsia"/>
+        </w:rPr>
+        <w:t>选择就诊时间</w:t>
+      </w:r>
+    </w:p>
+    <w:p>
+      <w:r>
+        <w:rPr>
+          <w:rFonts w:hint="eastAsia"/>
+        </w:rPr>
+        <w:t>确认预约</w:t>
+      </w:r>
+    </w:p>
+    <w:p>
+      <w:r>
+        <w:rPr>
+          <w:rFonts w:hint="eastAsia"/>
+        </w:rPr>
+        <w:t>系统会根据排班信息判断当前时间</w:t>
+      </w:r>
+      <w:proofErr w:type="gramStart"/>
+      <w:r>
+        <w:rPr>
+          <w:rFonts w:hint="eastAsia"/>
+        </w:rPr>
+        <w:t>段是否</w:t>
+      </w:r>
+      <w:proofErr w:type="gramEnd"/>
+      <w:r>
+        <w:rPr>
+          <w:rFonts w:hint="eastAsia"/>
+        </w:rPr>
+        <w:t>仍有剩余号源，</w:t>
+      </w:r>
+      <w:proofErr w:type="gramStart"/>
+      <w:r>
+        <w:rPr>
+          <w:rFonts w:hint="eastAsia"/>
+        </w:rPr>
+        <w:t>如果号源</w:t>
+      </w:r>
+      <w:proofErr w:type="gramEnd"/>
+      <w:r>
+        <w:rPr>
+          <w:rFonts w:hint="eastAsia"/>
+        </w:rPr>
+        <w:t>已满，则无法继续预约</w:t>
+      </w:r>
+      <w:r>
+        <w:t>。</w:t>
+      </w:r>
+    </w:p>
+    <w:p>
+      <w:r>
+        <w:rPr>
+          <w:rFonts w:hint="eastAsia"/>
+        </w:rPr>
+        <w:t>（</w:t>
+      </w:r>
+      <w:r>
+        <w:rPr>
+          <w:rFonts w:hint="eastAsia"/>
+        </w:rPr>
+        <w:t>2</w:t>
+      </w:r>
+      <w:r>
+        <w:rPr>
+          <w:rFonts w:hint="eastAsia"/>
+        </w:rPr>
+        <w:t>）</w:t>
+      </w:r>
+      <w:proofErr w:type="gramStart"/>
+      <w:r>
+        <w:rPr>
+          <w:rFonts w:hint="eastAsia"/>
+        </w:rPr>
+        <w:t>号源管理</w:t>
+      </w:r>
+      <w:proofErr w:type="gramEnd"/>
+    </w:p>
+    <w:p>
+      <w:proofErr w:type="gramStart"/>
+      <w:r>
+        <w:rPr>
+          <w:rFonts w:hint="eastAsia"/>
+        </w:rPr>
+        <w:t>号源是</w:t>
+      </w:r>
+      <w:proofErr w:type="gramEnd"/>
+      <w:r>
+        <w:rPr>
+          <w:rFonts w:hint="eastAsia"/>
+        </w:rPr>
+        <w:t>门诊挂号系统中的关键数据。每个排班时间段都会对应一定数量的号源。</w:t>
+      </w:r>
+    </w:p>
+    <w:p>
+      <w:r>
+        <w:rPr>
+          <w:rFonts w:hint="eastAsia"/>
+        </w:rPr>
+        <w:t>系统在设计时采用</w:t>
+      </w:r>
+      <w:r>
+        <w:t xml:space="preserve"> </w:t>
+      </w:r>
+      <w:proofErr w:type="gramStart"/>
+      <w:r>
+        <w:t>号源表</w:t>
+      </w:r>
+      <w:proofErr w:type="gramEnd"/>
+      <w:r>
+        <w:t xml:space="preserve"> </w:t>
+      </w:r>
+      <w:r>
+        <w:t>单独</w:t>
+      </w:r>
+      <w:proofErr w:type="gramStart"/>
+      <w:r>
+        <w:t>存储号源信息</w:t>
+      </w:r>
+      <w:proofErr w:type="gramEnd"/>
+      <w:r>
+        <w:t>，包括：</w:t>
+      </w:r>
+    </w:p>
+    <w:p>
+      <w:r>
+        <w:rPr>
+          <w:rFonts w:hint="eastAsia"/>
+        </w:rPr>
+        <w:t>总号源数</w:t>
+      </w:r>
+    </w:p>
+    <w:p>
+      <w:r>
+        <w:rPr>
+          <w:rFonts w:hint="eastAsia"/>
+        </w:rPr>
+        <w:t>剩余</w:t>
+      </w:r>
+      <w:proofErr w:type="gramStart"/>
+      <w:r>
+        <w:rPr>
+          <w:rFonts w:hint="eastAsia"/>
+        </w:rPr>
+        <w:t>号源数</w:t>
+      </w:r>
+      <w:proofErr w:type="gramEnd"/>
+    </w:p>
+    <w:p>
+      <w:r>
+        <w:rPr>
+          <w:rFonts w:hint="eastAsia"/>
+        </w:rPr>
+        <w:t>挂号费用</w:t>
+      </w:r>
+    </w:p>
+    <w:p>
+      <w:r>
+        <w:rPr>
+          <w:rFonts w:hint="eastAsia"/>
+        </w:rPr>
+        <w:t>这种设计可以方便系统</w:t>
+      </w:r>
+      <w:proofErr w:type="gramStart"/>
+      <w:r>
+        <w:rPr>
+          <w:rFonts w:hint="eastAsia"/>
+        </w:rPr>
+        <w:t>进行号源控制</w:t>
+      </w:r>
+      <w:proofErr w:type="gramEnd"/>
+      <w:r>
+        <w:rPr>
+          <w:rFonts w:hint="eastAsia"/>
+        </w:rPr>
+        <w:t>。</w:t>
+      </w:r>
+    </w:p>
+    <w:p>
+      <w:r>
+        <w:rPr>
+          <w:rFonts w:hint="eastAsia"/>
+        </w:rPr>
+        <w:t>【</w:t>
+      </w:r>
+      <w:r>
+        <w:t>表</w:t>
+      </w:r>
+      <w:r>
+        <w:t xml:space="preserve">4-2 </w:t>
+      </w:r>
+      <w:r>
+        <w:t>号源信息表</w:t>
+      </w:r>
+      <w:r>
+        <w:rPr>
+          <w:rFonts w:hint="eastAsia"/>
+        </w:rPr>
+        <w:t>】</w:t>
+      </w:r>
+    </w:p>
+    <w:p>
+      <w:r>
+        <w:rPr>
+          <w:rFonts w:hint="eastAsia"/>
+        </w:rPr>
+        <w:t>（</w:t>
+      </w:r>
+      <w:r>
+        <w:rPr>
+          <w:rFonts w:hint="eastAsia"/>
+        </w:rPr>
+        <w:t>3</w:t>
+      </w:r>
+      <w:r>
+        <w:rPr>
+          <w:rFonts w:hint="eastAsia"/>
+        </w:rPr>
+        <w:t>）</w:t>
+      </w:r>
+      <w:r>
+        <w:rPr>
+          <w:rFonts w:hint="eastAsia"/>
+        </w:rPr>
+        <w:t>挂号记录</w:t>
+      </w:r>
+    </w:p>
+    <w:p>
+      <w:r>
+        <w:rPr>
+          <w:rFonts w:hint="eastAsia"/>
+        </w:rPr>
+        <w:t>系统需要记录用户所有挂号信息，包括预约时间、医生信息以及挂号状态等。</w:t>
+      </w:r>
+    </w:p>
+    <w:p>
+      <w:r>
+        <w:rPr>
+          <w:rFonts w:hint="eastAsia"/>
+        </w:rPr>
+        <w:t>挂号记录不仅用于用户查询，也可以为后续的数据分析提供基础。</w:t>
       </w:r>
     </w:p>
     <w:p>
@@ -6618,6 +9036,185 @@
       </w:r>
     </w:p>
     <w:p>
+      <w:r>
+        <w:rPr>
+          <w:rFonts w:hint="eastAsia"/>
+        </w:rPr>
+        <w:t>医生排班是门诊管理的重要内容。如果排班安排不合理，可能会导致医疗资源浪费或患者等待时间过长。</w:t>
+      </w:r>
+    </w:p>
+    <w:p>
+      <w:r>
+        <w:rPr>
+          <w:rFonts w:hint="eastAsia"/>
+        </w:rPr>
+        <w:t>本系统将排班信息</w:t>
+      </w:r>
+      <w:proofErr w:type="gramStart"/>
+      <w:r>
+        <w:rPr>
+          <w:rFonts w:hint="eastAsia"/>
+        </w:rPr>
+        <w:t>与号源管理</w:t>
+      </w:r>
+      <w:proofErr w:type="gramEnd"/>
+      <w:r>
+        <w:rPr>
+          <w:rFonts w:hint="eastAsia"/>
+        </w:rPr>
+        <w:t>进行关联。</w:t>
+      </w:r>
+    </w:p>
+    <w:p>
+      <w:r>
+        <w:rPr>
+          <w:rFonts w:hint="eastAsia"/>
+        </w:rPr>
+        <w:t>（</w:t>
+      </w:r>
+      <w:r>
+        <w:rPr>
+          <w:rFonts w:hint="eastAsia"/>
+        </w:rPr>
+        <w:t>1</w:t>
+      </w:r>
+      <w:r>
+        <w:rPr>
+          <w:rFonts w:hint="eastAsia"/>
+        </w:rPr>
+        <w:t>）</w:t>
+      </w:r>
+      <w:r>
+        <w:rPr>
+          <w:rFonts w:hint="eastAsia"/>
+        </w:rPr>
+        <w:t>排班录入</w:t>
+      </w:r>
+    </w:p>
+    <w:p>
+      <w:r>
+        <w:rPr>
+          <w:rFonts w:hint="eastAsia"/>
+        </w:rPr>
+        <w:t>管理员可以为医生录入排班信息，包括：</w:t>
+      </w:r>
+    </w:p>
+    <w:p>
+      <w:r>
+        <w:rPr>
+          <w:rFonts w:hint="eastAsia"/>
+        </w:rPr>
+        <w:lastRenderedPageBreak/>
+        <w:t>排班日期</w:t>
+      </w:r>
+    </w:p>
+    <w:p>
+      <w:r>
+        <w:rPr>
+          <w:rFonts w:hint="eastAsia"/>
+        </w:rPr>
+        <w:t>就诊时间段</w:t>
+      </w:r>
+    </w:p>
+    <w:p>
+      <w:r>
+        <w:rPr>
+          <w:rFonts w:hint="eastAsia"/>
+        </w:rPr>
+        <w:t>接诊人数</w:t>
+      </w:r>
+    </w:p>
+    <w:p>
+      <w:r>
+        <w:rPr>
+          <w:rFonts w:hint="eastAsia"/>
+        </w:rPr>
+        <w:t>（</w:t>
+      </w:r>
+      <w:r>
+        <w:rPr>
+          <w:rFonts w:hint="eastAsia"/>
+        </w:rPr>
+        <w:t>2</w:t>
+      </w:r>
+      <w:r>
+        <w:rPr>
+          <w:rFonts w:hint="eastAsia"/>
+        </w:rPr>
+        <w:t>）</w:t>
+      </w:r>
+      <w:r>
+        <w:rPr>
+          <w:rFonts w:hint="eastAsia"/>
+        </w:rPr>
+        <w:t>排班查询</w:t>
+      </w:r>
+    </w:p>
+    <w:p>
+      <w:r>
+        <w:rPr>
+          <w:rFonts w:hint="eastAsia"/>
+        </w:rPr>
+        <w:t>系统支持患者和医生查询排班信息。患者可以根据排班情况选择合适时间挂号</w:t>
+      </w:r>
+      <w:r>
+        <w:rPr>
+          <w:rFonts w:hint="eastAsia"/>
+        </w:rPr>
+        <w:t>。</w:t>
+      </w:r>
+    </w:p>
+    <w:p>
+      <w:r>
+        <w:rPr>
+          <w:rFonts w:hint="eastAsia"/>
+        </w:rPr>
+        <w:t>（</w:t>
+      </w:r>
+      <w:r>
+        <w:rPr>
+          <w:rFonts w:hint="eastAsia"/>
+        </w:rPr>
+        <w:t>3</w:t>
+      </w:r>
+      <w:r>
+        <w:rPr>
+          <w:rFonts w:hint="eastAsia"/>
+        </w:rPr>
+        <w:t>）</w:t>
+      </w:r>
+      <w:proofErr w:type="gramStart"/>
+      <w:r>
+        <w:rPr>
+          <w:rFonts w:hint="eastAsia"/>
+        </w:rPr>
+        <w:t>号源生成</w:t>
+      </w:r>
+      <w:proofErr w:type="gramEnd"/>
+    </w:p>
+    <w:p>
+      <w:r>
+        <w:rPr>
+          <w:rFonts w:hint="eastAsia"/>
+        </w:rPr>
+        <w:t>在排班信息创建后，系统会自动生成对应</w:t>
+      </w:r>
+      <w:proofErr w:type="gramStart"/>
+      <w:r>
+        <w:rPr>
+          <w:rFonts w:hint="eastAsia"/>
+        </w:rPr>
+        <w:t>的号源记录</w:t>
+      </w:r>
+      <w:proofErr w:type="gramEnd"/>
+      <w:r>
+        <w:rPr>
+          <w:rFonts w:hint="eastAsia"/>
+        </w:rPr>
+        <w:t>。</w:t>
+      </w:r>
+    </w:p>
+    <w:p>
       <w:pPr>
         <w:pStyle w:val="3"/>
         <w:numPr>
@@ -6636,6 +9233,174 @@
       </w:r>
     </w:p>
     <w:p>
+      <w:r>
+        <w:rPr>
+          <w:rFonts w:hint="eastAsia"/>
+        </w:rPr>
+        <w:t>电子病历是医疗信息系统中的重要组成部分。相比传统纸质病历，电子病历更方便存储和查询。</w:t>
+      </w:r>
+    </w:p>
+    <w:p>
+      <w:r>
+        <w:rPr>
+          <w:rFonts w:hint="eastAsia"/>
+        </w:rPr>
+        <w:t>本系统中的电子病历模块主要用于记录患者诊疗信息。</w:t>
+      </w:r>
+    </w:p>
+    <w:p>
+      <w:r>
+        <w:rPr>
+          <w:rFonts w:hint="eastAsia"/>
+        </w:rPr>
+        <w:t>（</w:t>
+      </w:r>
+      <w:r>
+        <w:rPr>
+          <w:rFonts w:hint="eastAsia"/>
+        </w:rPr>
+        <w:t>1</w:t>
+      </w:r>
+      <w:r>
+        <w:rPr>
+          <w:rFonts w:hint="eastAsia"/>
+        </w:rPr>
+        <w:t>）</w:t>
+      </w:r>
+      <w:r>
+        <w:rPr>
+          <w:rFonts w:hint="eastAsia"/>
+        </w:rPr>
+        <w:t>病历录入</w:t>
+      </w:r>
+    </w:p>
+    <w:p>
+      <w:r>
+        <w:rPr>
+          <w:rFonts w:hint="eastAsia"/>
+        </w:rPr>
+        <w:t>医生在患者就诊结束后，需要录入诊疗信息，包括：</w:t>
+      </w:r>
+    </w:p>
+    <w:p>
+      <w:r>
+        <w:rPr>
+          <w:rFonts w:hint="eastAsia"/>
+        </w:rPr>
+        <w:t>主诉</w:t>
+      </w:r>
+    </w:p>
+    <w:p>
+      <w:r>
+        <w:rPr>
+          <w:rFonts w:hint="eastAsia"/>
+        </w:rPr>
+        <w:t>诊断结果</w:t>
+      </w:r>
+    </w:p>
+    <w:p>
+      <w:r>
+        <w:rPr>
+          <w:rFonts w:hint="eastAsia"/>
+        </w:rPr>
+        <w:t>治疗建议</w:t>
+      </w:r>
+    </w:p>
+    <w:p>
+      <w:r>
+        <w:rPr>
+          <w:rFonts w:hint="eastAsia"/>
+        </w:rPr>
+        <w:t>（</w:t>
+      </w:r>
+      <w:r>
+        <w:rPr>
+          <w:rFonts w:hint="eastAsia"/>
+        </w:rPr>
+        <w:t>2</w:t>
+      </w:r>
+      <w:r>
+        <w:rPr>
+          <w:rFonts w:hint="eastAsia"/>
+        </w:rPr>
+        <w:t>）</w:t>
+      </w:r>
+      <w:r>
+        <w:rPr>
+          <w:rFonts w:hint="eastAsia"/>
+        </w:rPr>
+        <w:t>病历查询</w:t>
+      </w:r>
+    </w:p>
+    <w:p>
+      <w:r>
+        <w:rPr>
+          <w:rFonts w:hint="eastAsia"/>
+        </w:rPr>
+        <w:t>患者可以在系统中查看自己的历史病历记录。</w:t>
+      </w:r>
+    </w:p>
+    <w:p>
+      <w:r>
+        <w:rPr>
+          <w:rFonts w:hint="eastAsia"/>
+        </w:rPr>
+        <w:t>（</w:t>
+      </w:r>
+      <w:r>
+        <w:rPr>
+          <w:rFonts w:hint="eastAsia"/>
+        </w:rPr>
+        <w:t>3</w:t>
+      </w:r>
+      <w:r>
+        <w:rPr>
+          <w:rFonts w:hint="eastAsia"/>
+        </w:rPr>
+        <w:t>）</w:t>
+      </w:r>
+      <w:r>
+        <w:rPr>
+          <w:rFonts w:hint="eastAsia"/>
+        </w:rPr>
+        <w:t>病历管理</w:t>
+      </w:r>
+    </w:p>
+    <w:p>
+      <w:r>
+        <w:rPr>
+          <w:rFonts w:hint="eastAsia"/>
+        </w:rPr>
+        <w:t>医生可以查看自己接诊过的所有患者病历，并进行管理。</w:t>
+      </w:r>
+    </w:p>
+    <w:p>
+      <w:r>
+        <w:rPr>
+          <w:rFonts w:hint="eastAsia"/>
+        </w:rPr>
+        <w:t>【</w:t>
+      </w:r>
+      <w:r>
+        <w:rPr>
+          <w:rFonts w:hint="eastAsia"/>
+        </w:rPr>
+        <w:t>图</w:t>
+      </w:r>
+      <w:r>
+        <w:t xml:space="preserve">4-4 </w:t>
+      </w:r>
+      <w:r>
+        <w:t>电子病历模块流程图</w:t>
+      </w:r>
+      <w:r>
+        <w:rPr>
+          <w:rFonts w:hint="eastAsia"/>
+        </w:rPr>
+        <w:t>】</w:t>
+      </w:r>
+    </w:p>
+    <w:p>
       <w:pPr>
         <w:pStyle w:val="2"/>
         <w:numPr>
@@ -6654,6 +9419,14 @@
       </w:r>
     </w:p>
     <w:p>
+      <w:r>
+        <w:rPr>
+          <w:rFonts w:hint="eastAsia"/>
+        </w:rPr>
+        <w:t>数据库设计是系统设计的重要环节。合理的数据库结构能够提高系统数据处理效率，并减少数据冗余。</w:t>
+      </w:r>
+    </w:p>
+    <w:p>
       <w:pPr>
         <w:pStyle w:val="3"/>
         <w:numPr>
@@ -6672,6 +9445,97 @@
       </w:r>
     </w:p>
     <w:p>
+      <w:r>
+        <w:rPr>
+          <w:rFonts w:hint="eastAsia"/>
+        </w:rPr>
+        <w:t>本系统数据库主要包含以下几类数据：</w:t>
+      </w:r>
+    </w:p>
+    <w:p>
+      <w:r>
+        <w:rPr>
+          <w:rFonts w:hint="eastAsia"/>
+        </w:rPr>
+        <w:t>用户数据</w:t>
+      </w:r>
+    </w:p>
+    <w:p>
+      <w:r>
+        <w:rPr>
+          <w:rFonts w:hint="eastAsia"/>
+        </w:rPr>
+        <w:t>医生数据</w:t>
+      </w:r>
+    </w:p>
+    <w:p/>
+    <w:p>
+      <w:r>
+        <w:rPr>
+          <w:rFonts w:hint="eastAsia"/>
+        </w:rPr>
+        <w:t>排班数据</w:t>
+      </w:r>
+    </w:p>
+    <w:p>
+      <w:r>
+        <w:rPr>
+          <w:rFonts w:hint="eastAsia"/>
+        </w:rPr>
+        <w:t>挂号数据</w:t>
+      </w:r>
+    </w:p>
+    <w:p>
+      <w:r>
+        <w:rPr>
+          <w:rFonts w:hint="eastAsia"/>
+        </w:rPr>
+        <w:t>病历数据</w:t>
+      </w:r>
+    </w:p>
+    <w:p>
+      <w:r>
+        <w:rPr>
+          <w:rFonts w:hint="eastAsia"/>
+        </w:rPr>
+        <w:t>这些数据之间通过主键</w:t>
+      </w:r>
+      <w:proofErr w:type="gramStart"/>
+      <w:r>
+        <w:rPr>
+          <w:rFonts w:hint="eastAsia"/>
+        </w:rPr>
+        <w:t>和外键进行</w:t>
+      </w:r>
+      <w:proofErr w:type="gramEnd"/>
+      <w:r>
+        <w:rPr>
+          <w:rFonts w:hint="eastAsia"/>
+        </w:rPr>
+        <w:t>关联。</w:t>
+      </w:r>
+    </w:p>
+    <w:p>
+      <w:r>
+        <w:rPr>
+          <w:rFonts w:hint="eastAsia"/>
+        </w:rPr>
+        <w:t>【图</w:t>
+      </w:r>
+      <w:r>
+        <w:t xml:space="preserve">4-5 </w:t>
+      </w:r>
+      <w:r>
+        <w:t>系统</w:t>
+      </w:r>
+      <w:r>
+        <w:t>ER</w:t>
+      </w:r>
+      <w:r>
+        <w:t>图】</w:t>
+      </w:r>
+    </w:p>
+    <w:p>
       <w:pPr>
         <w:pStyle w:val="3"/>
         <w:numPr>
@@ -6690,6 +9554,106 @@
       </w:r>
     </w:p>
     <w:p>
+      <w:r>
+        <w:rPr>
+          <w:rFonts w:hint="eastAsia"/>
+        </w:rPr>
+        <w:t>系统数据库主要包含以下核心数据表：</w:t>
+      </w:r>
+    </w:p>
+    <w:p>
+      <w:r>
+        <w:t>user</w:t>
+      </w:r>
+      <w:r>
+        <w:t>（用户表）</w:t>
+      </w:r>
+    </w:p>
+    <w:p>
+      <w:r>
+        <w:t>patient</w:t>
+      </w:r>
+      <w:r>
+        <w:t>（就诊人表）</w:t>
+      </w:r>
+    </w:p>
+    <w:p>
+      <w:r>
+        <w:t>doctor</w:t>
+      </w:r>
+      <w:r>
+        <w:t>（医生表）</w:t>
+      </w:r>
+    </w:p>
+    <w:p>
+      <w:r>
+        <w:t>schedule</w:t>
+      </w:r>
+      <w:r>
+        <w:t>（排班表）</w:t>
+      </w:r>
+    </w:p>
+    <w:p>
+      <w:r>
+        <w:t>slot</w:t>
+      </w:r>
+      <w:r>
+        <w:t>（</w:t>
+      </w:r>
+      <w:proofErr w:type="gramStart"/>
+      <w:r>
+        <w:t>号源表</w:t>
+      </w:r>
+      <w:proofErr w:type="gramEnd"/>
+      <w:r>
+        <w:t>）</w:t>
+      </w:r>
+    </w:p>
+    <w:p>
+      <w:r>
+        <w:t>registration</w:t>
+      </w:r>
+      <w:r>
+        <w:t>（挂号记录表）</w:t>
+      </w:r>
+    </w:p>
+    <w:p>
+      <w:proofErr w:type="spellStart"/>
+      <w:r>
+        <w:t>medical_record</w:t>
+      </w:r>
+      <w:proofErr w:type="spellEnd"/>
+      <w:r>
+        <w:t>（病历表）</w:t>
+      </w:r>
+    </w:p>
+    <w:p>
+      <w:r>
+        <w:rPr>
+          <w:rFonts w:hint="eastAsia"/>
+        </w:rPr>
+        <w:t>【</w:t>
+      </w:r>
+      <w:r>
+        <w:rPr>
+          <w:rFonts w:hint="eastAsia"/>
+        </w:rPr>
+        <w:t>表</w:t>
+      </w:r>
+      <w:r>
+        <w:t xml:space="preserve">4-3 </w:t>
+      </w:r>
+      <w:r>
+        <w:t>数据库核心表结构</w:t>
+      </w:r>
+      <w:r>
+        <w:rPr>
+          <w:rFonts w:hint="eastAsia"/>
+        </w:rPr>
+        <w:t>】</w:t>
+      </w:r>
+    </w:p>
+    <w:p>
       <w:pPr>
         <w:pStyle w:val="3"/>
         <w:numPr>
@@ -6708,6 +9672,80 @@
       </w:r>
     </w:p>
     <w:p>
+      <w:r>
+        <w:rPr>
+          <w:rFonts w:hint="eastAsia"/>
+        </w:rPr>
+        <w:t>系统各数据表之间存在一定关联关系。例如：</w:t>
+      </w:r>
+    </w:p>
+    <w:p>
+      <w:r>
+        <w:rPr>
+          <w:rFonts w:hint="eastAsia"/>
+        </w:rPr>
+        <w:t>一个用户可以拥有多个就诊人</w:t>
+      </w:r>
+    </w:p>
+    <w:p>
+      <w:r>
+        <w:rPr>
+          <w:rFonts w:hint="eastAsia"/>
+        </w:rPr>
+        <w:t>一个医生可以拥有多个排班记录</w:t>
+      </w:r>
+    </w:p>
+    <w:p>
+      <w:r>
+        <w:rPr>
+          <w:rFonts w:hint="eastAsia"/>
+        </w:rPr>
+        <w:t>一个排班记录对应多个挂号记录</w:t>
+      </w:r>
+    </w:p>
+    <w:p>
+      <w:r>
+        <w:rPr>
+          <w:rFonts w:hint="eastAsia"/>
+        </w:rPr>
+        <w:t>一个挂号记录对应一份电子病历</w:t>
+      </w:r>
+    </w:p>
+    <w:p>
+      <w:r>
+        <w:rPr>
+          <w:rFonts w:hint="eastAsia"/>
+        </w:rPr>
+        <w:t>通过这些关联关系，系统能够完整记录患者就诊流程。</w:t>
+      </w:r>
+    </w:p>
+    <w:p>
+      <w:r>
+        <w:rPr>
+          <w:rFonts w:hint="eastAsia"/>
+        </w:rPr>
+        <w:t>【</w:t>
+      </w:r>
+      <w:r>
+        <w:rPr>
+          <w:rFonts w:hint="eastAsia"/>
+        </w:rPr>
+        <w:t>图</w:t>
+      </w:r>
+      <w:r>
+        <w:t xml:space="preserve">4-6 </w:t>
+      </w:r>
+      <w:r>
+        <w:t>数据表关系图</w:t>
+      </w:r>
+      <w:r>
+        <w:rPr>
+          <w:rFonts w:hint="eastAsia"/>
+        </w:rPr>
+        <w:t>】</w:t>
+      </w:r>
+    </w:p>
+    <w:p>
       <w:pPr>
         <w:pStyle w:val="2"/>
         <w:numPr>
@@ -6726,6 +9764,14 @@
       </w:r>
     </w:p>
     <w:p>
+      <w:r>
+        <w:rPr>
+          <w:rFonts w:hint="eastAsia"/>
+        </w:rPr>
+        <w:t>医疗系统中涉及大量敏感信息，例如患者身份信息和医疗记录。因此系统在设计时需要充分考虑安全问题。</w:t>
+      </w:r>
+    </w:p>
+    <w:p>
       <w:pPr>
         <w:pStyle w:val="3"/>
         <w:numPr>
@@ -6740,7 +9786,66 @@
         <w:rPr>
           <w:rFonts w:ascii="Times New Roman" w:hAnsi="Times New Roman" w:hint="eastAsia"/>
         </w:rPr>
+        <w:lastRenderedPageBreak/>
         <w:t>用户认证设计</w:t>
+      </w:r>
+    </w:p>
+    <w:p>
+      <w:r>
+        <w:rPr>
+          <w:rFonts w:hint="eastAsia"/>
+        </w:rPr>
+        <w:t>系统采用</w:t>
+      </w:r>
+      <w:r>
+        <w:t xml:space="preserve"> JWT</w:t>
+      </w:r>
+      <w:r>
+        <w:t>（</w:t>
+      </w:r>
+      <w:r>
+        <w:t>JSON Web Token</w:t>
+      </w:r>
+      <w:r>
+        <w:t>）</w:t>
+      </w:r>
+      <w:r>
+        <w:t xml:space="preserve"> </w:t>
+      </w:r>
+      <w:r>
+        <w:t>作为身份认证机制。</w:t>
+      </w:r>
+    </w:p>
+    <w:p>
+      <w:r>
+        <w:rPr>
+          <w:rFonts w:hint="eastAsia"/>
+        </w:rPr>
+        <w:t>用户登录成功后，服务器会生成</w:t>
+      </w:r>
+      <w:r>
+        <w:t xml:space="preserve"> Token </w:t>
+      </w:r>
+      <w:r>
+        <w:t>并返回给前端。前端在后续请求中需要携带该</w:t>
+      </w:r>
+      <w:r>
+        <w:t xml:space="preserve"> Token</w:t>
+      </w:r>
+      <w:r>
+        <w:t>。</w:t>
+      </w:r>
+      <w:r>
+        <w:rPr>
+          <w:rFonts w:hint="eastAsia"/>
+        </w:rPr>
+        <w:t>服务器通过解析</w:t>
+      </w:r>
+      <w:r>
+        <w:t xml:space="preserve"> Token </w:t>
+      </w:r>
+      <w:r>
+        <w:t>来验证用户身份。</w:t>
       </w:r>
     </w:p>
     <w:p>
@@ -6762,6 +9867,66 @@
       </w:r>
     </w:p>
     <w:p>
+      <w:r>
+        <w:rPr>
+          <w:rFonts w:hint="eastAsia"/>
+        </w:rPr>
+        <w:t>系统采用</w:t>
+      </w:r>
+      <w:r>
+        <w:t xml:space="preserve"> </w:t>
+      </w:r>
+      <w:r>
+        <w:t>基于角色的权限控制（</w:t>
+      </w:r>
+      <w:r>
+        <w:t>RBAC</w:t>
+      </w:r>
+      <w:r>
+        <w:t>）。</w:t>
+      </w:r>
+    </w:p>
+    <w:p>
+      <w:r>
+        <w:rPr>
+          <w:rFonts w:hint="eastAsia"/>
+        </w:rPr>
+        <w:t>系统角色主要包括：</w:t>
+      </w:r>
+    </w:p>
+    <w:p>
+      <w:r>
+        <w:rPr>
+          <w:rFonts w:hint="eastAsia"/>
+        </w:rPr>
+        <w:t>患者</w:t>
+      </w:r>
+    </w:p>
+    <w:p>
+      <w:r>
+        <w:rPr>
+          <w:rFonts w:hint="eastAsia"/>
+        </w:rPr>
+        <w:t>医生</w:t>
+      </w:r>
+    </w:p>
+    <w:p>
+      <w:r>
+        <w:rPr>
+          <w:rFonts w:hint="eastAsia"/>
+        </w:rPr>
+        <w:t>管理员</w:t>
+      </w:r>
+    </w:p>
+    <w:p>
+      <w:r>
+        <w:rPr>
+          <w:rFonts w:hint="eastAsia"/>
+        </w:rPr>
+        <w:t>不同角色只能访问对应的功能模块。</w:t>
+      </w:r>
+    </w:p>
+    <w:p>
       <w:pPr>
         <w:pStyle w:val="3"/>
         <w:numPr>
@@ -6780,11 +9945,56 @@
       </w:r>
     </w:p>
     <w:p>
+      <w:r>
+        <w:rPr>
+          <w:rFonts w:hint="eastAsia"/>
+        </w:rPr>
+        <w:t>为了保证系统数据安全，本系统采取以下措施：</w:t>
+      </w:r>
+    </w:p>
+    <w:p>
+      <w:r>
+        <w:rPr>
+          <w:rFonts w:hint="eastAsia"/>
+        </w:rPr>
+        <w:t>用户密码加密存储</w:t>
+      </w:r>
+    </w:p>
+    <w:p>
+      <w:r>
+        <w:t>Token</w:t>
+      </w:r>
+      <w:r>
+        <w:t>身份认证</w:t>
+      </w:r>
+    </w:p>
+    <w:p>
+      <w:r>
+        <w:rPr>
+          <w:rFonts w:hint="eastAsia"/>
+        </w:rPr>
+        <w:t>接口权限校验</w:t>
+      </w:r>
+    </w:p>
+    <w:p>
+      <w:r>
+        <w:rPr>
+          <w:rFonts w:hint="eastAsia"/>
+        </w:rPr>
+        <w:t>数据库访问控制</w:t>
+      </w:r>
+    </w:p>
+    <w:p>
+      <w:r>
+        <w:rPr>
+          <w:rFonts w:hint="eastAsia"/>
+        </w:rPr>
+        <w:t>通过以上措施，可以有效提高系统整体安全性。</w:t>
+      </w:r>
+    </w:p>
+    <w:p>
       <w:pPr>
         <w:pStyle w:val="1"/>
-        <w:rPr>
-          <w:rFonts w:hint="eastAsia"/>
-        </w:rPr>
       </w:pPr>
       <w:r>
         <w:t>第</w:t>
@@ -6825,8 +10035,8 @@
           <w:szCs w:val="40"/>
         </w:rPr>
       </w:pPr>
-      <w:bookmarkStart w:id="16" w:name="_Toc224493061"/>
-      <w:bookmarkEnd w:id="16"/>
+      <w:bookmarkStart w:id="12" w:name="_Toc224493061"/>
+      <w:bookmarkEnd w:id="12"/>
     </w:p>
     <w:p>
       <w:pPr>
@@ -6848,8 +10058,8 @@
           <w:szCs w:val="40"/>
         </w:rPr>
       </w:pPr>
-      <w:bookmarkStart w:id="17" w:name="_Toc224493062"/>
-      <w:bookmarkEnd w:id="17"/>
+      <w:bookmarkStart w:id="13" w:name="_Toc224493062"/>
+      <w:bookmarkEnd w:id="13"/>
     </w:p>
     <w:p>
       <w:pPr>
@@ -6871,8 +10081,8 @@
           <w:szCs w:val="40"/>
         </w:rPr>
       </w:pPr>
-      <w:bookmarkStart w:id="18" w:name="_Toc224493063"/>
-      <w:bookmarkEnd w:id="18"/>
+      <w:bookmarkStart w:id="14" w:name="_Toc224493063"/>
+      <w:bookmarkEnd w:id="14"/>
     </w:p>
     <w:p>
       <w:pPr>
@@ -6894,8 +10104,8 @@
           <w:szCs w:val="40"/>
         </w:rPr>
       </w:pPr>
-      <w:bookmarkStart w:id="19" w:name="_Toc224493064"/>
-      <w:bookmarkEnd w:id="19"/>
+      <w:bookmarkStart w:id="15" w:name="_Toc224493064"/>
+      <w:bookmarkEnd w:id="15"/>
     </w:p>
     <w:p>
       <w:pPr>
@@ -7211,6 +10421,19 @@
     </w:p>
     <w:p>
       <w:pPr>
+        <w:rPr>
+          <w:rFonts w:hint="eastAsia"/>
+        </w:rPr>
+      </w:pPr>
+      <w:r>
+        <w:rPr>
+          <w:rFonts w:hint="eastAsia"/>
+        </w:rPr>
+        <w:t>用户管理模块作为系统的基础模块，主要负责用户注册、登录以及就诊人信息管理等功能。从实现角度来看，这一模块涉及数据库操作、身份认证以及部分数据校验逻辑。</w:t>
+      </w:r>
+    </w:p>
+    <w:p>
+      <w:pPr>
         <w:pStyle w:val="3"/>
         <w:numPr>
           <w:ilvl w:val="2"/>
@@ -7228,6 +10451,136 @@
       </w:r>
     </w:p>
     <w:p>
+      <w:r>
+        <w:rPr>
+          <w:rFonts w:hint="eastAsia"/>
+        </w:rPr>
+        <w:t>用户注册功能是系统的入口之一。实现过程其实不复杂，但有几个细节如果处理不好，后面会比较麻烦，比如重复用户名、密码安全等问题。</w:t>
+      </w:r>
+    </w:p>
+    <w:p>
+      <w:r>
+        <w:rPr>
+          <w:rFonts w:hint="eastAsia"/>
+        </w:rPr>
+        <w:t>在本系统中，用户注册流程大致如下：</w:t>
+      </w:r>
+    </w:p>
+    <w:p>
+      <w:r>
+        <w:rPr>
+          <w:rFonts w:hint="eastAsia"/>
+        </w:rPr>
+        <w:t>前端提交注册信息（用户名、密码、手机号等）</w:t>
+      </w:r>
+    </w:p>
+    <w:p/>
+    <w:p>
+      <w:pPr>
+        <w:rPr>
+          <w:rFonts w:hint="eastAsia"/>
+        </w:rPr>
+      </w:pPr>
+      <w:r>
+        <w:rPr>
+          <w:rFonts w:hint="eastAsia"/>
+        </w:rPr>
+        <w:t>后端接收请求并进行参数校验</w:t>
+      </w:r>
+    </w:p>
+    <w:p>
+      <w:pPr>
+        <w:rPr>
+          <w:rFonts w:hint="eastAsia"/>
+        </w:rPr>
+      </w:pPr>
+      <w:r>
+        <w:rPr>
+          <w:rFonts w:hint="eastAsia"/>
+        </w:rPr>
+        <w:t>判断用户名是否已存在</w:t>
+      </w:r>
+    </w:p>
+    <w:p>
+      <w:pPr>
+        <w:rPr>
+          <w:rFonts w:hint="eastAsia"/>
+        </w:rPr>
+      </w:pPr>
+      <w:r>
+        <w:rPr>
+          <w:rFonts w:hint="eastAsia"/>
+        </w:rPr>
+        <w:t>对用户密码进行加密处理</w:t>
+      </w:r>
+    </w:p>
+    <w:p>
+      <w:r>
+        <w:rPr>
+          <w:rFonts w:hint="eastAsia"/>
+        </w:rPr>
+        <w:t>将用户信息写入数据库</w:t>
+      </w:r>
+    </w:p>
+    <w:p>
+      <w:r>
+        <w:rPr>
+          <w:rFonts w:hint="eastAsia"/>
+        </w:rPr>
+        <w:t>这里有一个点比较关键——密码不能明文存储。系统采用加密算法（如</w:t>
+      </w:r>
+      <w:r>
+        <w:t xml:space="preserve"> </w:t>
+      </w:r>
+      <w:proofErr w:type="spellStart"/>
+      <w:r>
+        <w:t>BCrypt</w:t>
+      </w:r>
+      <w:proofErr w:type="spellEnd"/>
+      <w:r>
+        <w:t>）对密码进行处理，即使数据库被访问，也无法直接获取原始密码。</w:t>
+      </w:r>
+    </w:p>
+    <w:p>
+      <w:r>
+        <w:rPr>
+          <w:rFonts w:hint="eastAsia"/>
+        </w:rPr>
+        <w:t>另外，在实现过程中还加了一个比较简单但实用的逻辑：如果用户连续提交相同用户名，系统会直接返回错误信息，而不是重复插入数据。</w:t>
+      </w:r>
+    </w:p>
+    <w:p>
+      <w:pPr>
+        <w:rPr>
+          <w:rFonts w:hint="eastAsia"/>
+        </w:rPr>
+      </w:pPr>
+      <w:r>
+        <w:rPr>
+          <w:rFonts w:hint="eastAsia"/>
+        </w:rPr>
+        <w:t>【</w:t>
+      </w:r>
+      <w:r>
+        <w:rPr>
+          <w:rFonts w:hint="eastAsia"/>
+        </w:rPr>
+        <w:t>图</w:t>
+      </w:r>
+      <w:r>
+        <w:t xml:space="preserve">5-1 </w:t>
+      </w:r>
+      <w:r>
+        <w:t>用户注册流程图</w:t>
+      </w:r>
+      <w:r>
+        <w:rPr>
+          <w:rFonts w:hint="eastAsia"/>
+        </w:rPr>
+        <w:t>】</w:t>
+      </w:r>
+    </w:p>
+    <w:p>
       <w:pPr>
         <w:pStyle w:val="3"/>
         <w:numPr>
@@ -7246,6 +10599,154 @@
       </w:r>
     </w:p>
     <w:p>
+      <w:r>
+        <w:rPr>
+          <w:rFonts w:hint="eastAsia"/>
+        </w:rPr>
+        <w:t>登录功能本质上是一个“验证</w:t>
+      </w:r>
+      <w:r>
+        <w:t xml:space="preserve"> + </w:t>
+      </w:r>
+      <w:r>
+        <w:t>发令牌</w:t>
+      </w:r>
+      <w:r>
+        <w:t>”</w:t>
+      </w:r>
+      <w:r>
+        <w:t>的过程。和注册相比，逻辑稍微复杂一点。</w:t>
+      </w:r>
+    </w:p>
+    <w:p>
+      <w:r>
+        <w:rPr>
+          <w:rFonts w:hint="eastAsia"/>
+        </w:rPr>
+        <w:t>系统登录流程如下：</w:t>
+      </w:r>
+    </w:p>
+    <w:p>
+      <w:pPr>
+        <w:rPr>
+          <w:rFonts w:hint="eastAsia"/>
+        </w:rPr>
+      </w:pPr>
+      <w:r>
+        <w:rPr>
+          <w:rFonts w:hint="eastAsia"/>
+        </w:rPr>
+        <w:t>用户输入用户名和密码</w:t>
+      </w:r>
+    </w:p>
+    <w:p>
+      <w:pPr>
+        <w:rPr>
+          <w:rFonts w:hint="eastAsia"/>
+        </w:rPr>
+      </w:pPr>
+      <w:r>
+        <w:rPr>
+          <w:rFonts w:hint="eastAsia"/>
+        </w:rPr>
+        <w:t>后端根据用户名查询用户信息</w:t>
+      </w:r>
+    </w:p>
+    <w:p>
+      <w:pPr>
+        <w:rPr>
+          <w:rFonts w:hint="eastAsia"/>
+        </w:rPr>
+      </w:pPr>
+      <w:r>
+        <w:rPr>
+          <w:rFonts w:hint="eastAsia"/>
+        </w:rPr>
+        <w:t>对比密码是否正确</w:t>
+      </w:r>
+    </w:p>
+    <w:p>
+      <w:pPr>
+        <w:rPr>
+          <w:rFonts w:hint="eastAsia"/>
+        </w:rPr>
+      </w:pPr>
+      <w:r>
+        <w:rPr>
+          <w:rFonts w:hint="eastAsia"/>
+        </w:rPr>
+        <w:t>验证成功后生成</w:t>
+      </w:r>
+      <w:r>
+        <w:t xml:space="preserve"> JWT Token</w:t>
+      </w:r>
+    </w:p>
+    <w:p>
+      <w:r>
+        <w:rPr>
+          <w:rFonts w:hint="eastAsia"/>
+        </w:rPr>
+        <w:t>将</w:t>
+      </w:r>
+      <w:r>
+        <w:t xml:space="preserve"> Token </w:t>
+      </w:r>
+      <w:r>
+        <w:t>返回给前端</w:t>
+      </w:r>
+    </w:p>
+    <w:p>
+      <w:r>
+        <w:rPr>
+          <w:rFonts w:hint="eastAsia"/>
+        </w:rPr>
+        <w:t>这里没有使用传统的</w:t>
+      </w:r>
+      <w:r>
+        <w:t xml:space="preserve"> Session</w:t>
+      </w:r>
+      <w:r>
+        <w:t>，而是采用</w:t>
+      </w:r>
+      <w:r>
+        <w:t xml:space="preserve"> JWT</w:t>
+      </w:r>
+      <w:r>
+        <w:t>（无状态认证）。这样做的好处是后端不需要保存登录状态，系统扩展性更好。</w:t>
+      </w:r>
+    </w:p>
+    <w:p>
+      <w:pPr>
+        <w:rPr>
+          <w:rFonts w:hint="eastAsia"/>
+        </w:rPr>
+      </w:pPr>
+      <w:r>
+        <w:rPr>
+          <w:rFonts w:hint="eastAsia"/>
+        </w:rPr>
+        <w:t>【</w:t>
+      </w:r>
+      <w:r>
+        <w:rPr>
+          <w:rFonts w:hint="eastAsia"/>
+        </w:rPr>
+        <w:t>图</w:t>
+      </w:r>
+      <w:r>
+        <w:t xml:space="preserve">5-2 </w:t>
+      </w:r>
+      <w:r>
+        <w:t>用户登录流程图</w:t>
+      </w:r>
+      <w:r>
+        <w:rPr>
+          <w:rFonts w:hint="eastAsia"/>
+        </w:rPr>
+        <w:t>】</w:t>
+      </w:r>
+    </w:p>
+    <w:p>
       <w:pPr>
         <w:pStyle w:val="3"/>
         <w:numPr>
@@ -7264,6 +10765,62 @@
       </w:r>
     </w:p>
     <w:p>
+      <w:r>
+        <w:rPr>
+          <w:rFonts w:hint="eastAsia"/>
+        </w:rPr>
+        <w:t>就诊人管理这个功能在开发时其实挺有意思的，因为一开始如果直接把“用户</w:t>
+      </w:r>
+      <w:r>
+        <w:t>=</w:t>
+      </w:r>
+      <w:r>
+        <w:t>患者</w:t>
+      </w:r>
+      <w:r>
+        <w:t>”</w:t>
+      </w:r>
+      <w:r>
+        <w:t>，后面会发现完全不够用</w:t>
+      </w:r>
+      <w:r>
+        <w:rPr>
+          <w:rFonts w:hint="eastAsia"/>
+        </w:rPr>
+        <w:t>。</w:t>
+      </w:r>
+    </w:p>
+    <w:p>
+      <w:pPr>
+        <w:rPr>
+          <w:rFonts w:hint="eastAsia"/>
+        </w:rPr>
+      </w:pPr>
+      <w:r>
+        <w:rPr>
+          <w:rFonts w:hint="eastAsia"/>
+        </w:rPr>
+        <w:t>在实现上，本系统将“用户”和“就诊人”分为两张表，通过</w:t>
+      </w:r>
+      <w:r>
+        <w:t xml:space="preserve"> </w:t>
+      </w:r>
+      <w:proofErr w:type="spellStart"/>
+      <w:r>
+        <w:rPr>
+          <w:rFonts w:hint="eastAsia"/>
+        </w:rPr>
+        <w:t>uid</w:t>
+      </w:r>
+      <w:proofErr w:type="spellEnd"/>
+      <w:r>
+        <w:t xml:space="preserve"> </w:t>
+      </w:r>
+      <w:r>
+        <w:t>进行关联。</w:t>
+      </w:r>
+    </w:p>
+    <w:p>
       <w:pPr>
         <w:pStyle w:val="2"/>
         <w:numPr>
@@ -7283,6 +10840,47 @@
     </w:p>
     <w:p>
       <w:pPr>
+        <w:rPr>
+          <w:rFonts w:hint="eastAsia"/>
+        </w:rPr>
+      </w:pPr>
+      <w:r>
+        <w:rPr>
+          <w:rFonts w:hint="eastAsia"/>
+        </w:rPr>
+        <w:t>挂号模块是系统中</w:t>
+      </w:r>
+      <w:proofErr w:type="gramStart"/>
+      <w:r>
+        <w:rPr>
+          <w:rFonts w:hint="eastAsia"/>
+        </w:rPr>
+        <w:t>最</w:t>
+      </w:r>
+      <w:proofErr w:type="gramEnd"/>
+      <w:r>
+        <w:rPr>
+          <w:rFonts w:hint="eastAsia"/>
+        </w:rPr>
+        <w:t>核心的部分，实现上也相对复杂，涉及排班、</w:t>
+      </w:r>
+      <w:proofErr w:type="gramStart"/>
+      <w:r>
+        <w:rPr>
+          <w:rFonts w:hint="eastAsia"/>
+        </w:rPr>
+        <w:t>号源以及</w:t>
+      </w:r>
+      <w:proofErr w:type="gramEnd"/>
+      <w:r>
+        <w:rPr>
+          <w:rFonts w:hint="eastAsia"/>
+        </w:rPr>
+        <w:t>并发控制等问题。</w:t>
+      </w:r>
+    </w:p>
+    <w:p>
+      <w:pPr>
         <w:pStyle w:val="3"/>
         <w:numPr>
           <w:ilvl w:val="2"/>
@@ -7296,7 +10894,160 @@
         <w:rPr>
           <w:rFonts w:ascii="Times New Roman" w:hAnsi="Times New Roman" w:hint="eastAsia"/>
         </w:rPr>
+        <w:lastRenderedPageBreak/>
         <w:t>预约挂号实现</w:t>
+      </w:r>
+    </w:p>
+    <w:p>
+      <w:r>
+        <w:rPr>
+          <w:rFonts w:hint="eastAsia"/>
+        </w:rPr>
+        <w:t>预约挂号的核心在于“号源控制”。</w:t>
+      </w:r>
+    </w:p>
+    <w:p>
+      <w:pPr>
+        <w:rPr>
+          <w:rFonts w:hint="eastAsia"/>
+        </w:rPr>
+      </w:pPr>
+      <w:r>
+        <w:rPr>
+          <w:rFonts w:hint="eastAsia"/>
+        </w:rPr>
+        <w:t>基本流程如下：</w:t>
+      </w:r>
+    </w:p>
+    <w:p>
+      <w:pPr>
+        <w:rPr>
+          <w:rFonts w:hint="eastAsia"/>
+        </w:rPr>
+      </w:pPr>
+      <w:r>
+        <w:rPr>
+          <w:rFonts w:hint="eastAsia"/>
+        </w:rPr>
+        <w:t>用户选择医生和时间段</w:t>
+      </w:r>
+    </w:p>
+    <w:p>
+      <w:pPr>
+        <w:rPr>
+          <w:rFonts w:hint="eastAsia"/>
+        </w:rPr>
+      </w:pPr>
+      <w:r>
+        <w:rPr>
+          <w:rFonts w:hint="eastAsia"/>
+        </w:rPr>
+        <w:t>查询对应排班信息</w:t>
+      </w:r>
+    </w:p>
+    <w:p>
+      <w:pPr>
+        <w:rPr>
+          <w:rFonts w:hint="eastAsia"/>
+        </w:rPr>
+      </w:pPr>
+      <w:r>
+        <w:rPr>
+          <w:rFonts w:hint="eastAsia"/>
+        </w:rPr>
+        <w:t>检查</w:t>
+      </w:r>
+      <w:proofErr w:type="gramStart"/>
+      <w:r>
+        <w:rPr>
+          <w:rFonts w:hint="eastAsia"/>
+        </w:rPr>
+        <w:t>剩余号源数量</w:t>
+      </w:r>
+      <w:proofErr w:type="gramEnd"/>
+    </w:p>
+    <w:p>
+      <w:pPr>
+        <w:rPr>
+          <w:rFonts w:hint="eastAsia"/>
+        </w:rPr>
+      </w:pPr>
+      <w:r>
+        <w:rPr>
+          <w:rFonts w:hint="eastAsia"/>
+        </w:rPr>
+        <w:t>若有剩余，则创建挂号记录</w:t>
+      </w:r>
+    </w:p>
+    <w:p>
+      <w:r>
+        <w:rPr>
+          <w:rFonts w:hint="eastAsia"/>
+        </w:rPr>
+        <w:t>同时</w:t>
+      </w:r>
+      <w:proofErr w:type="gramStart"/>
+      <w:r>
+        <w:rPr>
+          <w:rFonts w:hint="eastAsia"/>
+        </w:rPr>
+        <w:t>减少号源数量</w:t>
+      </w:r>
+      <w:proofErr w:type="gramEnd"/>
+    </w:p>
+    <w:p>
+      <w:r>
+        <w:rPr>
+          <w:rFonts w:hint="eastAsia"/>
+        </w:rPr>
+        <w:t>这里有一个比较关键的问题：并发控制。</w:t>
+      </w:r>
+    </w:p>
+    <w:p>
+      <w:r>
+        <w:rPr>
+          <w:rFonts w:hint="eastAsia"/>
+        </w:rPr>
+        <w:t>如果多个用户同时</w:t>
+      </w:r>
+      <w:proofErr w:type="gramStart"/>
+      <w:r>
+        <w:rPr>
+          <w:rFonts w:hint="eastAsia"/>
+        </w:rPr>
+        <w:t>抢最后</w:t>
+      </w:r>
+      <w:proofErr w:type="gramEnd"/>
+      <w:r>
+        <w:rPr>
+          <w:rFonts w:hint="eastAsia"/>
+        </w:rPr>
+        <w:t>一个号源，可能会出现“超卖”的情况。为了解决这个问题，本系统在实现时采用了数据库层面的控制方式，例如：</w:t>
+      </w:r>
+      <w:r>
+        <w:rPr>
+          <w:rFonts w:hint="eastAsia"/>
+        </w:rPr>
+        <w:t>使用事务。</w:t>
+      </w:r>
+    </w:p>
+    <w:p>
+      <w:pPr>
+        <w:rPr>
+          <w:rFonts w:hint="eastAsia"/>
+        </w:rPr>
+      </w:pPr>
+      <w:r>
+        <w:rPr>
+          <w:rFonts w:hint="eastAsia"/>
+        </w:rPr>
+        <w:t>虽然没有用到分布式锁，但对于当前系统规模（约</w:t>
+      </w:r>
+      <w:r>
+        <w:t>100</w:t>
+      </w:r>
+      <w:r>
+        <w:t>并发）已经足够。</w:t>
       </w:r>
     </w:p>
     <w:p>
@@ -7318,6 +11069,180 @@
       </w:r>
     </w:p>
     <w:p>
+      <w:r>
+        <w:rPr>
+          <w:rFonts w:hint="eastAsia"/>
+        </w:rPr>
+        <w:t>挂号信息主要存储在</w:t>
+      </w:r>
+      <w:r>
+        <w:t xml:space="preserve"> registration </w:t>
+      </w:r>
+      <w:r>
+        <w:t>表中，包括：</w:t>
+      </w:r>
+    </w:p>
+    <w:p>
+      <w:pPr>
+        <w:rPr>
+          <w:rFonts w:hint="eastAsia"/>
+        </w:rPr>
+      </w:pPr>
+      <w:r>
+        <w:rPr>
+          <w:rFonts w:hint="eastAsia"/>
+        </w:rPr>
+        <w:t>用户</w:t>
+      </w:r>
+      <w:r>
+        <w:t>ID</w:t>
+      </w:r>
+    </w:p>
+    <w:p>
+      <w:pPr>
+        <w:rPr>
+          <w:rFonts w:hint="eastAsia"/>
+        </w:rPr>
+      </w:pPr>
+      <w:r>
+        <w:rPr>
+          <w:rFonts w:hint="eastAsia"/>
+        </w:rPr>
+        <w:t>就诊人</w:t>
+      </w:r>
+      <w:r>
+        <w:t>ID</w:t>
+      </w:r>
+    </w:p>
+    <w:p>
+      <w:pPr>
+        <w:rPr>
+          <w:rFonts w:hint="eastAsia"/>
+        </w:rPr>
+      </w:pPr>
+      <w:r>
+        <w:rPr>
+          <w:rFonts w:hint="eastAsia"/>
+        </w:rPr>
+        <w:t>医生</w:t>
+      </w:r>
+      <w:r>
+        <w:t>ID</w:t>
+      </w:r>
+    </w:p>
+    <w:p>
+      <w:pPr>
+        <w:rPr>
+          <w:rFonts w:hint="eastAsia"/>
+        </w:rPr>
+      </w:pPr>
+      <w:r>
+        <w:rPr>
+          <w:rFonts w:hint="eastAsia"/>
+        </w:rPr>
+        <w:t>排班</w:t>
+      </w:r>
+      <w:r>
+        <w:t>ID</w:t>
+      </w:r>
+    </w:p>
+    <w:p>
+      <w:r>
+        <w:rPr>
+          <w:rFonts w:hint="eastAsia"/>
+        </w:rPr>
+        <w:t>挂号状态</w:t>
+      </w:r>
+    </w:p>
+    <w:p>
+      <w:pPr>
+        <w:rPr>
+          <w:rFonts w:hint="eastAsia"/>
+        </w:rPr>
+      </w:pPr>
+      <w:r>
+        <w:rPr>
+          <w:rFonts w:hint="eastAsia"/>
+        </w:rPr>
+        <w:t>系统支持以下操作：</w:t>
+      </w:r>
+    </w:p>
+    <w:p>
+      <w:pPr>
+        <w:rPr>
+          <w:rFonts w:hint="eastAsia"/>
+        </w:rPr>
+      </w:pPr>
+      <w:r>
+        <w:rPr>
+          <w:rFonts w:hint="eastAsia"/>
+        </w:rPr>
+        <w:t>新增挂号记录</w:t>
+      </w:r>
+    </w:p>
+    <w:p>
+      <w:pPr>
+        <w:rPr>
+          <w:rFonts w:hint="eastAsia"/>
+        </w:rPr>
+      </w:pPr>
+      <w:r>
+        <w:rPr>
+          <w:rFonts w:hint="eastAsia"/>
+        </w:rPr>
+        <w:t>修改挂号状态（如取消）</w:t>
+      </w:r>
+    </w:p>
+    <w:p>
+      <w:r>
+        <w:rPr>
+          <w:rFonts w:hint="eastAsia"/>
+        </w:rPr>
+        <w:t>查询挂号信息</w:t>
+      </w:r>
+    </w:p>
+    <w:p>
+      <w:pPr>
+        <w:rPr>
+          <w:rFonts w:hint="eastAsia"/>
+        </w:rPr>
+      </w:pPr>
+      <w:r>
+        <w:rPr>
+          <w:rFonts w:hint="eastAsia"/>
+        </w:rPr>
+        <w:t>在实现取消挂号时，需要注意一个细节：取消后需要</w:t>
+      </w:r>
+      <w:proofErr w:type="gramStart"/>
+      <w:r>
+        <w:rPr>
+          <w:rFonts w:hint="eastAsia"/>
+        </w:rPr>
+        <w:t>恢复号源数量</w:t>
+      </w:r>
+      <w:proofErr w:type="gramEnd"/>
+      <w:r>
+        <w:rPr>
+          <w:rFonts w:hint="eastAsia"/>
+        </w:rPr>
+        <w:t>，否则会导致</w:t>
+      </w:r>
+      <w:proofErr w:type="gramStart"/>
+      <w:r>
+        <w:rPr>
+          <w:rFonts w:hint="eastAsia"/>
+        </w:rPr>
+        <w:t>号源数据</w:t>
+      </w:r>
+      <w:proofErr w:type="gramEnd"/>
+      <w:r>
+        <w:rPr>
+          <w:rFonts w:hint="eastAsia"/>
+        </w:rPr>
+        <w:t>不准确。</w:t>
+      </w:r>
+    </w:p>
+    <w:p>
       <w:pPr>
         <w:pStyle w:val="3"/>
         <w:numPr>
@@ -7332,6 +11257,7 @@
         <w:rPr>
           <w:rFonts w:ascii="Times New Roman" w:hAnsi="Times New Roman" w:hint="eastAsia"/>
         </w:rPr>
+        <w:lastRenderedPageBreak/>
         <w:t>挂号记录查询实现</w:t>
       </w:r>
     </w:p>
@@ -7440,7 +11366,6 @@
         <w:rPr>
           <w:rFonts w:ascii="Times New Roman" w:hAnsi="Times New Roman" w:hint="eastAsia"/>
         </w:rPr>
-        <w:lastRenderedPageBreak/>
         <w:t>病历查询实现</w:t>
       </w:r>
     </w:p>
@@ -7543,9 +11468,6 @@
     <w:p>
       <w:pPr>
         <w:pStyle w:val="1"/>
-        <w:rPr>
-          <w:rFonts w:hint="eastAsia"/>
-        </w:rPr>
       </w:pPr>
       <w:r>
         <w:t>第</w:t>
@@ -7589,8 +11511,8 @@
           <w:szCs w:val="40"/>
         </w:rPr>
       </w:pPr>
-      <w:bookmarkStart w:id="20" w:name="_Toc224493078"/>
-      <w:bookmarkEnd w:id="20"/>
+      <w:bookmarkStart w:id="16" w:name="_Toc224493078"/>
+      <w:bookmarkEnd w:id="16"/>
     </w:p>
     <w:p>
       <w:pPr>
@@ -7612,8 +11534,8 @@
           <w:szCs w:val="40"/>
         </w:rPr>
       </w:pPr>
-      <w:bookmarkStart w:id="21" w:name="_Toc224493079"/>
-      <w:bookmarkEnd w:id="21"/>
+      <w:bookmarkStart w:id="17" w:name="_Toc224493079"/>
+      <w:bookmarkEnd w:id="17"/>
     </w:p>
     <w:p>
       <w:pPr>
@@ -7635,8 +11557,8 @@
           <w:szCs w:val="40"/>
         </w:rPr>
       </w:pPr>
-      <w:bookmarkStart w:id="22" w:name="_Toc224493080"/>
-      <w:bookmarkEnd w:id="22"/>
+      <w:bookmarkStart w:id="18" w:name="_Toc224493080"/>
+      <w:bookmarkEnd w:id="18"/>
     </w:p>
     <w:p>
       <w:pPr>
@@ -7658,8 +11580,8 @@
           <w:szCs w:val="40"/>
         </w:rPr>
       </w:pPr>
-      <w:bookmarkStart w:id="23" w:name="_Toc224493081"/>
-      <w:bookmarkEnd w:id="23"/>
+      <w:bookmarkStart w:id="19" w:name="_Toc224493081"/>
+      <w:bookmarkEnd w:id="19"/>
     </w:p>
     <w:p>
       <w:pPr>
@@ -7681,8 +11603,8 @@
           <w:szCs w:val="40"/>
         </w:rPr>
       </w:pPr>
-      <w:bookmarkStart w:id="24" w:name="_Toc224493082"/>
-      <w:bookmarkEnd w:id="24"/>
+      <w:bookmarkStart w:id="20" w:name="_Toc224493082"/>
+      <w:bookmarkEnd w:id="20"/>
     </w:p>
     <w:p>
       <w:pPr>
@@ -7897,9 +11819,6 @@
     <w:p>
       <w:pPr>
         <w:pStyle w:val="1"/>
-        <w:rPr>
-          <w:rFonts w:hint="eastAsia"/>
-        </w:rPr>
       </w:pPr>
       <w:r>
         <w:t>第</w:t>
@@ -7940,8 +11859,8 @@
           <w:szCs w:val="40"/>
         </w:rPr>
       </w:pPr>
-      <w:bookmarkStart w:id="25" w:name="_Toc224493090"/>
-      <w:bookmarkEnd w:id="25"/>
+      <w:bookmarkStart w:id="21" w:name="_Toc224493090"/>
+      <w:bookmarkEnd w:id="21"/>
     </w:p>
     <w:p>
       <w:pPr>
@@ -7963,8 +11882,8 @@
           <w:szCs w:val="40"/>
         </w:rPr>
       </w:pPr>
-      <w:bookmarkStart w:id="26" w:name="_Toc224493091"/>
-      <w:bookmarkEnd w:id="26"/>
+      <w:bookmarkStart w:id="22" w:name="_Toc224493091"/>
+      <w:bookmarkEnd w:id="22"/>
     </w:p>
     <w:p>
       <w:pPr>
@@ -7986,8 +11905,8 @@
           <w:szCs w:val="40"/>
         </w:rPr>
       </w:pPr>
-      <w:bookmarkStart w:id="27" w:name="_Toc224493092"/>
-      <w:bookmarkEnd w:id="27"/>
+      <w:bookmarkStart w:id="23" w:name="_Toc224493092"/>
+      <w:bookmarkEnd w:id="23"/>
     </w:p>
     <w:p>
       <w:pPr>
@@ -8009,8 +11928,8 @@
           <w:szCs w:val="40"/>
         </w:rPr>
       </w:pPr>
-      <w:bookmarkStart w:id="28" w:name="_Toc224493093"/>
-      <w:bookmarkEnd w:id="28"/>
+      <w:bookmarkStart w:id="24" w:name="_Toc224493093"/>
+      <w:bookmarkEnd w:id="24"/>
     </w:p>
     <w:p>
       <w:pPr>
@@ -8032,8 +11951,8 @@
           <w:szCs w:val="40"/>
         </w:rPr>
       </w:pPr>
-      <w:bookmarkStart w:id="29" w:name="_Toc224493094"/>
-      <w:bookmarkEnd w:id="29"/>
+      <w:bookmarkStart w:id="25" w:name="_Toc224493094"/>
+      <w:bookmarkEnd w:id="25"/>
     </w:p>
     <w:p>
       <w:pPr>
@@ -8055,8 +11974,8 @@
           <w:szCs w:val="40"/>
         </w:rPr>
       </w:pPr>
-      <w:bookmarkStart w:id="30" w:name="_Toc224493095"/>
-      <w:bookmarkEnd w:id="30"/>
+      <w:bookmarkStart w:id="26" w:name="_Toc224493095"/>
+      <w:bookmarkEnd w:id="26"/>
     </w:p>
     <w:p>
       <w:pPr>
@@ -8280,9 +12199,6 @@
     <w:p>
       <w:pPr>
         <w:pStyle w:val="1"/>
-        <w:rPr>
-          <w:rFonts w:hint="eastAsia"/>
-        </w:rPr>
       </w:pPr>
       <w:r>
         <w:t>第</w:t>
@@ -8323,8 +12239,8 @@
           <w:szCs w:val="40"/>
         </w:rPr>
       </w:pPr>
-      <w:bookmarkStart w:id="31" w:name="_Toc224493106"/>
-      <w:bookmarkEnd w:id="31"/>
+      <w:bookmarkStart w:id="27" w:name="_Toc224493106"/>
+      <w:bookmarkEnd w:id="27"/>
     </w:p>
     <w:p>
       <w:pPr>
@@ -8346,8 +12262,8 @@
           <w:szCs w:val="40"/>
         </w:rPr>
       </w:pPr>
-      <w:bookmarkStart w:id="32" w:name="_Toc224493107"/>
-      <w:bookmarkEnd w:id="32"/>
+      <w:bookmarkStart w:id="28" w:name="_Toc224493107"/>
+      <w:bookmarkEnd w:id="28"/>
     </w:p>
     <w:p>
       <w:pPr>
@@ -8369,8 +12285,8 @@
           <w:szCs w:val="40"/>
         </w:rPr>
       </w:pPr>
-      <w:bookmarkStart w:id="33" w:name="_Toc224493108"/>
-      <w:bookmarkEnd w:id="33"/>
+      <w:bookmarkStart w:id="29" w:name="_Toc224493108"/>
+      <w:bookmarkEnd w:id="29"/>
     </w:p>
     <w:p>
       <w:pPr>
@@ -8392,8 +12308,8 @@
           <w:szCs w:val="40"/>
         </w:rPr>
       </w:pPr>
-      <w:bookmarkStart w:id="34" w:name="_Toc224493109"/>
-      <w:bookmarkEnd w:id="34"/>
+      <w:bookmarkStart w:id="30" w:name="_Toc224493109"/>
+      <w:bookmarkEnd w:id="30"/>
     </w:p>
     <w:p>
       <w:pPr>
@@ -8415,8 +12331,8 @@
           <w:szCs w:val="40"/>
         </w:rPr>
       </w:pPr>
-      <w:bookmarkStart w:id="35" w:name="_Toc224493110"/>
-      <w:bookmarkEnd w:id="35"/>
+      <w:bookmarkStart w:id="31" w:name="_Toc224493110"/>
+      <w:bookmarkEnd w:id="31"/>
     </w:p>
     <w:p>
       <w:pPr>
@@ -8438,8 +12354,8 @@
           <w:szCs w:val="40"/>
         </w:rPr>
       </w:pPr>
-      <w:bookmarkStart w:id="36" w:name="_Toc224493111"/>
-      <w:bookmarkEnd w:id="36"/>
+      <w:bookmarkStart w:id="32" w:name="_Toc224493111"/>
+      <w:bookmarkEnd w:id="32"/>
     </w:p>
     <w:p>
       <w:pPr>
@@ -8461,8 +12377,8 @@
           <w:szCs w:val="40"/>
         </w:rPr>
       </w:pPr>
-      <w:bookmarkStart w:id="37" w:name="_Toc224493112"/>
-      <w:bookmarkEnd w:id="37"/>
+      <w:bookmarkStart w:id="33" w:name="_Toc224493112"/>
+      <w:bookmarkEnd w:id="33"/>
     </w:p>
     <w:p>
       <w:pPr>
@@ -8665,6 +12581,7 @@
         <w:rPr>
           <w:rFonts w:ascii="Times New Roman" w:hAnsi="Times New Roman" w:hint="eastAsia"/>
         </w:rPr>
+        <w:lastRenderedPageBreak/>
         <w:t>系统不足</w:t>
       </w:r>
     </w:p>
@@ -8689,13 +12606,7 @@
       <w:bookmarkEnd w:id="1"/>
     </w:p>
     <w:bookmarkEnd w:id="2"/>
-    <w:p>
-      <w:pPr>
-        <w:rPr>
-          <w:rFonts w:hint="eastAsia"/>
-        </w:rPr>
-      </w:pPr>
-    </w:p>
+    <w:p/>
     <w:sectPr>
       <w:pgSz w:w="11906" w:h="16838"/>
       <w:pgMar w:top="1440" w:right="1800" w:bottom="1440" w:left="1800" w:header="851" w:footer="992" w:gutter="0"/>
@@ -8712,9 +12623,6 @@
     <w:p>
       <w:pPr>
         <w:spacing w:after="0" w:line="240" w:lineRule="auto"/>
-        <w:rPr>
-          <w:rFonts w:hint="eastAsia"/>
-        </w:rPr>
       </w:pPr>
       <w:r>
         <w:separator/>
@@ -8725,9 +12633,6 @@
     <w:p>
       <w:pPr>
         <w:spacing w:after="0" w:line="240" w:lineRule="auto"/>
-        <w:rPr>
-          <w:rFonts w:hint="eastAsia"/>
-        </w:rPr>
       </w:pPr>
       <w:r>
         <w:continuationSeparator/>
@@ -8743,9 +12648,6 @@
     <w:p>
       <w:pPr>
         <w:spacing w:after="0" w:line="240" w:lineRule="auto"/>
-        <w:rPr>
-          <w:rFonts w:hint="eastAsia"/>
-        </w:rPr>
       </w:pPr>
       <w:r>
         <w:separator/>
@@ -8756,9 +12658,6 @@
     <w:p>
       <w:pPr>
         <w:spacing w:after="0" w:line="240" w:lineRule="auto"/>
-        <w:rPr>
-          <w:rFonts w:hint="eastAsia"/>
-        </w:rPr>
       </w:pPr>
       <w:r>
         <w:continuationSeparator/>
@@ -8771,6 +12670,119 @@
 <file path=word/numbering.xml><?xml version="1.0" encoding="utf-8"?>
 <w:numbering xmlns:wpc="http://schemas.microsoft.com/office/word/2010/wordprocessingCanvas" xmlns:cx="http://schemas.microsoft.com/office/drawing/2014/chartex" xmlns:cx1="http://schemas.microsoft.com/office/drawing/2015/9/8/chartex" xmlns:cx2="http://schemas.microsoft.com/office/drawing/2015/10/21/chartex" xmlns:cx3="http://schemas.microsoft.com/office/drawing/2016/5/9/chartex" xmlns:cx4="http://schemas.microsoft.com/office/drawing/2016/5/10/chartex" xmlns:cx5="http://schemas.microsoft.com/office/drawing/2016/5/11/chartex" xmlns:cx6="http://schemas.microsoft.com/office/drawing/2016/5/12/chartex" xmlns:cx7="http://schemas.microsoft.com/office/drawing/2016/5/13/chartex" xmlns:cx8="http://schemas.microsoft.com/office/drawing/2016/5/14/chartex" xmlns:mc="http://schemas.openxmlformats.org/markup-compatibility/2006" xmlns:aink="http://schemas.microsoft.com/office/drawing/2016/ink" xmlns:am3d="http://schemas.microsoft.com/office/drawing/2017/model3d" xmlns:o="urn:schemas-microsoft-com:office:office" xmlns:oel="http://schemas.microsoft.com/office/2019/extlst" xmlns:r="http://schemas.openxmlformats.org/officeDocument/2006/relationships" xmlns:m="http://schemas.openxmlformats.org/officeDocument/2006/math" xmlns:v="urn:schemas-microsoft-com:vml" xmlns:wp14="http://schemas.microsoft.com/office/word/2010/wordprocessingDrawing" xmlns:wp="http://schemas.openxmlformats.org/drawingml/2006/wordprocessingDrawing" xmlns:w10="urn:schemas-microsoft-com:office:word" xmlns:w="http://schemas.openxmlformats.org/wordprocessingml/2006/main" xmlns:w14="http://schemas.microsoft.com/office/word/2010/wordml" xmlns:w15="http://schemas.microsoft.com/office/word/2012/wordml" xmlns:w16cex="http://schemas.microsoft.com/office/word/2018/wordml/cex" xmlns:w16cid="http://schemas.microsoft.com/office/word/2016/wordml/cid" xmlns:w16="http://schemas.microsoft.com/office/word/2018/wordml" xmlns:w16du="http://schemas.microsoft.com/office/word/2023/wordml/word16du" xmlns:w16sdtdh="http://schemas.microsoft.com/office/word/2020/wordml/sdtdatahash" xmlns:w16sdtfl="http://schemas.microsoft.com/office/word/2024/wordml/sdtformatlock" xmlns:w16se="http://schemas.microsoft.com/office/word/2015/wordml/symex" xmlns:wpg="http://schemas.microsoft.com/office/word/2010/wordprocessingGroup" xmlns:wpi="http://schemas.microsoft.com/office/word/2010/wordprocessingInk" xmlns:wne="http://schemas.microsoft.com/office/word/2006/wordml" xmlns:wps="http://schemas.microsoft.com/office/word/2010/wordprocessingShape" mc:Ignorable="w14 w15 w16se w16cid w16 w16cex w16sdtdh w16sdtfl w16du wp14">
   <w:abstractNum w:abstractNumId="0" w15:restartNumberingAfterBreak="0">
+    <w:nsid w:val="03C71363"/>
+    <w:multiLevelType w:val="hybridMultilevel"/>
+    <w:tmpl w:val="D78A6248"/>
+    <w:lvl w:ilvl="0" w:tplc="04090001">
+      <w:start w:val="1"/>
+      <w:numFmt w:val="bullet"/>
+      <w:lvlText w:val=""/>
+      <w:lvlJc w:val="left"/>
+      <w:pPr>
+        <w:ind w:left="800" w:hanging="440"/>
+      </w:pPr>
+      <w:rPr>
+        <w:rFonts w:ascii="Wingdings" w:hAnsi="Wingdings" w:hint="default"/>
+      </w:rPr>
+    </w:lvl>
+    <w:lvl w:ilvl="1" w:tplc="04090003" w:tentative="1">
+      <w:start w:val="1"/>
+      <w:numFmt w:val="bullet"/>
+      <w:lvlText w:val=""/>
+      <w:lvlJc w:val="left"/>
+      <w:pPr>
+        <w:ind w:left="1240" w:hanging="440"/>
+      </w:pPr>
+      <w:rPr>
+        <w:rFonts w:ascii="Wingdings" w:hAnsi="Wingdings" w:hint="default"/>
+      </w:rPr>
+    </w:lvl>
+    <w:lvl w:ilvl="2" w:tplc="04090005" w:tentative="1">
+      <w:start w:val="1"/>
+      <w:numFmt w:val="bullet"/>
+      <w:lvlText w:val=""/>
+      <w:lvlJc w:val="left"/>
+      <w:pPr>
+        <w:ind w:left="1680" w:hanging="440"/>
+      </w:pPr>
+      <w:rPr>
+        <w:rFonts w:ascii="Wingdings" w:hAnsi="Wingdings" w:hint="default"/>
+      </w:rPr>
+    </w:lvl>
+    <w:lvl w:ilvl="3" w:tplc="04090001" w:tentative="1">
+      <w:start w:val="1"/>
+      <w:numFmt w:val="bullet"/>
+      <w:lvlText w:val=""/>
+      <w:lvlJc w:val="left"/>
+      <w:pPr>
+        <w:ind w:left="2120" w:hanging="440"/>
+      </w:pPr>
+      <w:rPr>
+        <w:rFonts w:ascii="Wingdings" w:hAnsi="Wingdings" w:hint="default"/>
+      </w:rPr>
+    </w:lvl>
+    <w:lvl w:ilvl="4" w:tplc="04090003" w:tentative="1">
+      <w:start w:val="1"/>
+      <w:numFmt w:val="bullet"/>
+      <w:lvlText w:val=""/>
+      <w:lvlJc w:val="left"/>
+      <w:pPr>
+        <w:ind w:left="2560" w:hanging="440"/>
+      </w:pPr>
+      <w:rPr>
+        <w:rFonts w:ascii="Wingdings" w:hAnsi="Wingdings" w:hint="default"/>
+      </w:rPr>
+    </w:lvl>
+    <w:lvl w:ilvl="5" w:tplc="04090005" w:tentative="1">
+      <w:start w:val="1"/>
+      <w:numFmt w:val="bullet"/>
+      <w:lvlText w:val=""/>
+      <w:lvlJc w:val="left"/>
+      <w:pPr>
+        <w:ind w:left="3000" w:hanging="440"/>
+      </w:pPr>
+      <w:rPr>
+        <w:rFonts w:ascii="Wingdings" w:hAnsi="Wingdings" w:hint="default"/>
+      </w:rPr>
+    </w:lvl>
+    <w:lvl w:ilvl="6" w:tplc="04090001" w:tentative="1">
+      <w:start w:val="1"/>
+      <w:numFmt w:val="bullet"/>
+      <w:lvlText w:val=""/>
+      <w:lvlJc w:val="left"/>
+      <w:pPr>
+        <w:ind w:left="3440" w:hanging="440"/>
+      </w:pPr>
+      <w:rPr>
+        <w:rFonts w:ascii="Wingdings" w:hAnsi="Wingdings" w:hint="default"/>
+      </w:rPr>
+    </w:lvl>
+    <w:lvl w:ilvl="7" w:tplc="04090003" w:tentative="1">
+      <w:start w:val="1"/>
+      <w:numFmt w:val="bullet"/>
+      <w:lvlText w:val=""/>
+      <w:lvlJc w:val="left"/>
+      <w:pPr>
+        <w:ind w:left="3880" w:hanging="440"/>
+      </w:pPr>
+      <w:rPr>
+        <w:rFonts w:ascii="Wingdings" w:hAnsi="Wingdings" w:hint="default"/>
+      </w:rPr>
+    </w:lvl>
+    <w:lvl w:ilvl="8" w:tplc="04090005" w:tentative="1">
+      <w:start w:val="1"/>
+      <w:numFmt w:val="bullet"/>
+      <w:lvlText w:val=""/>
+      <w:lvlJc w:val="left"/>
+      <w:pPr>
+        <w:ind w:left="4320" w:hanging="440"/>
+      </w:pPr>
+      <w:rPr>
+        <w:rFonts w:ascii="Wingdings" w:hAnsi="Wingdings" w:hint="default"/>
+      </w:rPr>
+    </w:lvl>
+  </w:abstractNum>
+  <w:abstractNum w:abstractNumId="1" w15:restartNumberingAfterBreak="0">
     <w:nsid w:val="051D6877"/>
     <w:multiLevelType w:val="multilevel"/>
     <w:tmpl w:val="0409001F"/>
@@ -8856,7 +12868,120 @@
       </w:pPr>
     </w:lvl>
   </w:abstractNum>
-  <w:abstractNum w:abstractNumId="1" w15:restartNumberingAfterBreak="0">
+  <w:abstractNum w:abstractNumId="2" w15:restartNumberingAfterBreak="0">
+    <w:nsid w:val="07445B05"/>
+    <w:multiLevelType w:val="hybridMultilevel"/>
+    <w:tmpl w:val="42205922"/>
+    <w:lvl w:ilvl="0" w:tplc="04090001">
+      <w:start w:val="1"/>
+      <w:numFmt w:val="bullet"/>
+      <w:lvlText w:val=""/>
+      <w:lvlJc w:val="left"/>
+      <w:pPr>
+        <w:ind w:left="440" w:hanging="440"/>
+      </w:pPr>
+      <w:rPr>
+        <w:rFonts w:ascii="Wingdings" w:hAnsi="Wingdings" w:hint="default"/>
+      </w:rPr>
+    </w:lvl>
+    <w:lvl w:ilvl="1" w:tplc="04090003" w:tentative="1">
+      <w:start w:val="1"/>
+      <w:numFmt w:val="bullet"/>
+      <w:lvlText w:val=""/>
+      <w:lvlJc w:val="left"/>
+      <w:pPr>
+        <w:ind w:left="880" w:hanging="440"/>
+      </w:pPr>
+      <w:rPr>
+        <w:rFonts w:ascii="Wingdings" w:hAnsi="Wingdings" w:hint="default"/>
+      </w:rPr>
+    </w:lvl>
+    <w:lvl w:ilvl="2" w:tplc="04090005" w:tentative="1">
+      <w:start w:val="1"/>
+      <w:numFmt w:val="bullet"/>
+      <w:lvlText w:val=""/>
+      <w:lvlJc w:val="left"/>
+      <w:pPr>
+        <w:ind w:left="1320" w:hanging="440"/>
+      </w:pPr>
+      <w:rPr>
+        <w:rFonts w:ascii="Wingdings" w:hAnsi="Wingdings" w:hint="default"/>
+      </w:rPr>
+    </w:lvl>
+    <w:lvl w:ilvl="3" w:tplc="04090001" w:tentative="1">
+      <w:start w:val="1"/>
+      <w:numFmt w:val="bullet"/>
+      <w:lvlText w:val=""/>
+      <w:lvlJc w:val="left"/>
+      <w:pPr>
+        <w:ind w:left="1760" w:hanging="440"/>
+      </w:pPr>
+      <w:rPr>
+        <w:rFonts w:ascii="Wingdings" w:hAnsi="Wingdings" w:hint="default"/>
+      </w:rPr>
+    </w:lvl>
+    <w:lvl w:ilvl="4" w:tplc="04090003" w:tentative="1">
+      <w:start w:val="1"/>
+      <w:numFmt w:val="bullet"/>
+      <w:lvlText w:val=""/>
+      <w:lvlJc w:val="left"/>
+      <w:pPr>
+        <w:ind w:left="2200" w:hanging="440"/>
+      </w:pPr>
+      <w:rPr>
+        <w:rFonts w:ascii="Wingdings" w:hAnsi="Wingdings" w:hint="default"/>
+      </w:rPr>
+    </w:lvl>
+    <w:lvl w:ilvl="5" w:tplc="04090005" w:tentative="1">
+      <w:start w:val="1"/>
+      <w:numFmt w:val="bullet"/>
+      <w:lvlText w:val=""/>
+      <w:lvlJc w:val="left"/>
+      <w:pPr>
+        <w:ind w:left="2640" w:hanging="440"/>
+      </w:pPr>
+      <w:rPr>
+        <w:rFonts w:ascii="Wingdings" w:hAnsi="Wingdings" w:hint="default"/>
+      </w:rPr>
+    </w:lvl>
+    <w:lvl w:ilvl="6" w:tplc="04090001" w:tentative="1">
+      <w:start w:val="1"/>
+      <w:numFmt w:val="bullet"/>
+      <w:lvlText w:val=""/>
+      <w:lvlJc w:val="left"/>
+      <w:pPr>
+        <w:ind w:left="3080" w:hanging="440"/>
+      </w:pPr>
+      <w:rPr>
+        <w:rFonts w:ascii="Wingdings" w:hAnsi="Wingdings" w:hint="default"/>
+      </w:rPr>
+    </w:lvl>
+    <w:lvl w:ilvl="7" w:tplc="04090003" w:tentative="1">
+      <w:start w:val="1"/>
+      <w:numFmt w:val="bullet"/>
+      <w:lvlText w:val=""/>
+      <w:lvlJc w:val="left"/>
+      <w:pPr>
+        <w:ind w:left="3520" w:hanging="440"/>
+      </w:pPr>
+      <w:rPr>
+        <w:rFonts w:ascii="Wingdings" w:hAnsi="Wingdings" w:hint="default"/>
+      </w:rPr>
+    </w:lvl>
+    <w:lvl w:ilvl="8" w:tplc="04090005" w:tentative="1">
+      <w:start w:val="1"/>
+      <w:numFmt w:val="bullet"/>
+      <w:lvlText w:val=""/>
+      <w:lvlJc w:val="left"/>
+      <w:pPr>
+        <w:ind w:left="3960" w:hanging="440"/>
+      </w:pPr>
+      <w:rPr>
+        <w:rFonts w:ascii="Wingdings" w:hAnsi="Wingdings" w:hint="default"/>
+      </w:rPr>
+    </w:lvl>
+  </w:abstractNum>
+  <w:abstractNum w:abstractNumId="3" w15:restartNumberingAfterBreak="0">
     <w:nsid w:val="078B1BE1"/>
     <w:multiLevelType w:val="multilevel"/>
     <w:tmpl w:val="144AC0D2"/>
@@ -8969,7 +13094,7 @@
       </w:rPr>
     </w:lvl>
   </w:abstractNum>
-  <w:abstractNum w:abstractNumId="2" w15:restartNumberingAfterBreak="0">
+  <w:abstractNum w:abstractNumId="4" w15:restartNumberingAfterBreak="0">
     <w:nsid w:val="0D7272FE"/>
     <w:multiLevelType w:val="multilevel"/>
     <w:tmpl w:val="144AC0D2"/>
@@ -9082,7 +13207,7 @@
       </w:rPr>
     </w:lvl>
   </w:abstractNum>
-  <w:abstractNum w:abstractNumId="3" w15:restartNumberingAfterBreak="0">
+  <w:abstractNum w:abstractNumId="5" w15:restartNumberingAfterBreak="0">
     <w:nsid w:val="0F4F7875"/>
     <w:multiLevelType w:val="multilevel"/>
     <w:tmpl w:val="144AC0D2"/>
@@ -9195,7 +13320,7 @@
       </w:rPr>
     </w:lvl>
   </w:abstractNum>
-  <w:abstractNum w:abstractNumId="4" w15:restartNumberingAfterBreak="0">
+  <w:abstractNum w:abstractNumId="6" w15:restartNumberingAfterBreak="0">
     <w:nsid w:val="104549E8"/>
     <w:multiLevelType w:val="multilevel"/>
     <w:tmpl w:val="144AC0D2"/>
@@ -9308,7 +13433,7 @@
       </w:rPr>
     </w:lvl>
   </w:abstractNum>
-  <w:abstractNum w:abstractNumId="5" w15:restartNumberingAfterBreak="0">
+  <w:abstractNum w:abstractNumId="7" w15:restartNumberingAfterBreak="0">
     <w:nsid w:val="142E4D50"/>
     <w:multiLevelType w:val="multilevel"/>
     <w:tmpl w:val="5E566206"/>
@@ -9425,7 +13550,235 @@
       </w:pPr>
     </w:lvl>
   </w:abstractNum>
-  <w:abstractNum w:abstractNumId="6" w15:restartNumberingAfterBreak="0">
+  <w:abstractNum w:abstractNumId="8" w15:restartNumberingAfterBreak="0">
+    <w:nsid w:val="17986AA2"/>
+    <w:multiLevelType w:val="hybridMultilevel"/>
+    <w:tmpl w:val="2C72937A"/>
+    <w:lvl w:ilvl="0" w:tplc="04090001">
+      <w:start w:val="1"/>
+      <w:numFmt w:val="bullet"/>
+      <w:lvlText w:val=""/>
+      <w:lvlJc w:val="left"/>
+      <w:pPr>
+        <w:ind w:left="860" w:hanging="440"/>
+      </w:pPr>
+      <w:rPr>
+        <w:rFonts w:ascii="Wingdings" w:hAnsi="Wingdings" w:hint="default"/>
+      </w:rPr>
+    </w:lvl>
+    <w:lvl w:ilvl="1" w:tplc="04090003" w:tentative="1">
+      <w:start w:val="1"/>
+      <w:numFmt w:val="bullet"/>
+      <w:lvlText w:val=""/>
+      <w:lvlJc w:val="left"/>
+      <w:pPr>
+        <w:ind w:left="1300" w:hanging="440"/>
+      </w:pPr>
+      <w:rPr>
+        <w:rFonts w:ascii="Wingdings" w:hAnsi="Wingdings" w:hint="default"/>
+      </w:rPr>
+    </w:lvl>
+    <w:lvl w:ilvl="2" w:tplc="04090005" w:tentative="1">
+      <w:start w:val="1"/>
+      <w:numFmt w:val="bullet"/>
+      <w:lvlText w:val=""/>
+      <w:lvlJc w:val="left"/>
+      <w:pPr>
+        <w:ind w:left="1740" w:hanging="440"/>
+      </w:pPr>
+      <w:rPr>
+        <w:rFonts w:ascii="Wingdings" w:hAnsi="Wingdings" w:hint="default"/>
+      </w:rPr>
+    </w:lvl>
+    <w:lvl w:ilvl="3" w:tplc="04090001" w:tentative="1">
+      <w:start w:val="1"/>
+      <w:numFmt w:val="bullet"/>
+      <w:lvlText w:val=""/>
+      <w:lvlJc w:val="left"/>
+      <w:pPr>
+        <w:ind w:left="2180" w:hanging="440"/>
+      </w:pPr>
+      <w:rPr>
+        <w:rFonts w:ascii="Wingdings" w:hAnsi="Wingdings" w:hint="default"/>
+      </w:rPr>
+    </w:lvl>
+    <w:lvl w:ilvl="4" w:tplc="04090003" w:tentative="1">
+      <w:start w:val="1"/>
+      <w:numFmt w:val="bullet"/>
+      <w:lvlText w:val=""/>
+      <w:lvlJc w:val="left"/>
+      <w:pPr>
+        <w:ind w:left="2620" w:hanging="440"/>
+      </w:pPr>
+      <w:rPr>
+        <w:rFonts w:ascii="Wingdings" w:hAnsi="Wingdings" w:hint="default"/>
+      </w:rPr>
+    </w:lvl>
+    <w:lvl w:ilvl="5" w:tplc="04090005" w:tentative="1">
+      <w:start w:val="1"/>
+      <w:numFmt w:val="bullet"/>
+      <w:lvlText w:val=""/>
+      <w:lvlJc w:val="left"/>
+      <w:pPr>
+        <w:ind w:left="3060" w:hanging="440"/>
+      </w:pPr>
+      <w:rPr>
+        <w:rFonts w:ascii="Wingdings" w:hAnsi="Wingdings" w:hint="default"/>
+      </w:rPr>
+    </w:lvl>
+    <w:lvl w:ilvl="6" w:tplc="04090001" w:tentative="1">
+      <w:start w:val="1"/>
+      <w:numFmt w:val="bullet"/>
+      <w:lvlText w:val=""/>
+      <w:lvlJc w:val="left"/>
+      <w:pPr>
+        <w:ind w:left="3500" w:hanging="440"/>
+      </w:pPr>
+      <w:rPr>
+        <w:rFonts w:ascii="Wingdings" w:hAnsi="Wingdings" w:hint="default"/>
+      </w:rPr>
+    </w:lvl>
+    <w:lvl w:ilvl="7" w:tplc="04090003" w:tentative="1">
+      <w:start w:val="1"/>
+      <w:numFmt w:val="bullet"/>
+      <w:lvlText w:val=""/>
+      <w:lvlJc w:val="left"/>
+      <w:pPr>
+        <w:ind w:left="3940" w:hanging="440"/>
+      </w:pPr>
+      <w:rPr>
+        <w:rFonts w:ascii="Wingdings" w:hAnsi="Wingdings" w:hint="default"/>
+      </w:rPr>
+    </w:lvl>
+    <w:lvl w:ilvl="8" w:tplc="04090005" w:tentative="1">
+      <w:start w:val="1"/>
+      <w:numFmt w:val="bullet"/>
+      <w:lvlText w:val=""/>
+      <w:lvlJc w:val="left"/>
+      <w:pPr>
+        <w:ind w:left="4380" w:hanging="440"/>
+      </w:pPr>
+      <w:rPr>
+        <w:rFonts w:ascii="Wingdings" w:hAnsi="Wingdings" w:hint="default"/>
+      </w:rPr>
+    </w:lvl>
+  </w:abstractNum>
+  <w:abstractNum w:abstractNumId="9" w15:restartNumberingAfterBreak="0">
+    <w:nsid w:val="19214DEF"/>
+    <w:multiLevelType w:val="hybridMultilevel"/>
+    <w:tmpl w:val="2CDE8D70"/>
+    <w:lvl w:ilvl="0" w:tplc="A630EC4E">
+      <w:start w:val="1"/>
+      <w:numFmt w:val="bullet"/>
+      <w:lvlText w:val=""/>
+      <w:lvlJc w:val="left"/>
+      <w:pPr>
+        <w:ind w:left="860" w:hanging="440"/>
+      </w:pPr>
+      <w:rPr>
+        <w:rFonts w:ascii="Wingdings" w:hAnsi="Wingdings" w:hint="default"/>
+        <w:sz w:val="20"/>
+        <w:szCs w:val="20"/>
+      </w:rPr>
+    </w:lvl>
+    <w:lvl w:ilvl="1" w:tplc="04090003" w:tentative="1">
+      <w:start w:val="1"/>
+      <w:numFmt w:val="bullet"/>
+      <w:lvlText w:val=""/>
+      <w:lvlJc w:val="left"/>
+      <w:pPr>
+        <w:ind w:left="1300" w:hanging="440"/>
+      </w:pPr>
+      <w:rPr>
+        <w:rFonts w:ascii="Wingdings" w:hAnsi="Wingdings" w:hint="default"/>
+      </w:rPr>
+    </w:lvl>
+    <w:lvl w:ilvl="2" w:tplc="04090005" w:tentative="1">
+      <w:start w:val="1"/>
+      <w:numFmt w:val="bullet"/>
+      <w:lvlText w:val=""/>
+      <w:lvlJc w:val="left"/>
+      <w:pPr>
+        <w:ind w:left="1740" w:hanging="440"/>
+      </w:pPr>
+      <w:rPr>
+        <w:rFonts w:ascii="Wingdings" w:hAnsi="Wingdings" w:hint="default"/>
+      </w:rPr>
+    </w:lvl>
+    <w:lvl w:ilvl="3" w:tplc="04090001" w:tentative="1">
+      <w:start w:val="1"/>
+      <w:numFmt w:val="bullet"/>
+      <w:lvlText w:val=""/>
+      <w:lvlJc w:val="left"/>
+      <w:pPr>
+        <w:ind w:left="2180" w:hanging="440"/>
+      </w:pPr>
+      <w:rPr>
+        <w:rFonts w:ascii="Wingdings" w:hAnsi="Wingdings" w:hint="default"/>
+      </w:rPr>
+    </w:lvl>
+    <w:lvl w:ilvl="4" w:tplc="04090003" w:tentative="1">
+      <w:start w:val="1"/>
+      <w:numFmt w:val="bullet"/>
+      <w:lvlText w:val=""/>
+      <w:lvlJc w:val="left"/>
+      <w:pPr>
+        <w:ind w:left="2620" w:hanging="440"/>
+      </w:pPr>
+      <w:rPr>
+        <w:rFonts w:ascii="Wingdings" w:hAnsi="Wingdings" w:hint="default"/>
+      </w:rPr>
+    </w:lvl>
+    <w:lvl w:ilvl="5" w:tplc="04090005" w:tentative="1">
+      <w:start w:val="1"/>
+      <w:numFmt w:val="bullet"/>
+      <w:lvlText w:val=""/>
+      <w:lvlJc w:val="left"/>
+      <w:pPr>
+        <w:ind w:left="3060" w:hanging="440"/>
+      </w:pPr>
+      <w:rPr>
+        <w:rFonts w:ascii="Wingdings" w:hAnsi="Wingdings" w:hint="default"/>
+      </w:rPr>
+    </w:lvl>
+    <w:lvl w:ilvl="6" w:tplc="04090001" w:tentative="1">
+      <w:start w:val="1"/>
+      <w:numFmt w:val="bullet"/>
+      <w:lvlText w:val=""/>
+      <w:lvlJc w:val="left"/>
+      <w:pPr>
+        <w:ind w:left="3500" w:hanging="440"/>
+      </w:pPr>
+      <w:rPr>
+        <w:rFonts w:ascii="Wingdings" w:hAnsi="Wingdings" w:hint="default"/>
+      </w:rPr>
+    </w:lvl>
+    <w:lvl w:ilvl="7" w:tplc="04090003" w:tentative="1">
+      <w:start w:val="1"/>
+      <w:numFmt w:val="bullet"/>
+      <w:lvlText w:val=""/>
+      <w:lvlJc w:val="left"/>
+      <w:pPr>
+        <w:ind w:left="3940" w:hanging="440"/>
+      </w:pPr>
+      <w:rPr>
+        <w:rFonts w:ascii="Wingdings" w:hAnsi="Wingdings" w:hint="default"/>
+      </w:rPr>
+    </w:lvl>
+    <w:lvl w:ilvl="8" w:tplc="04090005" w:tentative="1">
+      <w:start w:val="1"/>
+      <w:numFmt w:val="bullet"/>
+      <w:lvlText w:val=""/>
+      <w:lvlJc w:val="left"/>
+      <w:pPr>
+        <w:ind w:left="4380" w:hanging="440"/>
+      </w:pPr>
+      <w:rPr>
+        <w:rFonts w:ascii="Wingdings" w:hAnsi="Wingdings" w:hint="default"/>
+      </w:rPr>
+    </w:lvl>
+  </w:abstractNum>
+  <w:abstractNum w:abstractNumId="10" w15:restartNumberingAfterBreak="0">
     <w:nsid w:val="1B0F323F"/>
     <w:multiLevelType w:val="multilevel"/>
     <w:tmpl w:val="AB1262C0"/>
@@ -9542,7 +13895,7 @@
       </w:pPr>
     </w:lvl>
   </w:abstractNum>
-  <w:abstractNum w:abstractNumId="7" w15:restartNumberingAfterBreak="0">
+  <w:abstractNum w:abstractNumId="11" w15:restartNumberingAfterBreak="0">
     <w:nsid w:val="1DA45424"/>
     <w:multiLevelType w:val="hybridMultilevel"/>
     <w:tmpl w:val="1876C1F2"/>
@@ -9631,7 +13984,7 @@
       </w:pPr>
     </w:lvl>
   </w:abstractNum>
-  <w:abstractNum w:abstractNumId="8" w15:restartNumberingAfterBreak="0">
+  <w:abstractNum w:abstractNumId="12" w15:restartNumberingAfterBreak="0">
     <w:nsid w:val="233A2797"/>
     <w:multiLevelType w:val="multilevel"/>
     <w:tmpl w:val="144AC0D2"/>
@@ -9744,7 +14097,7 @@
       </w:rPr>
     </w:lvl>
   </w:abstractNum>
-  <w:abstractNum w:abstractNumId="9" w15:restartNumberingAfterBreak="0">
+  <w:abstractNum w:abstractNumId="13" w15:restartNumberingAfterBreak="0">
     <w:nsid w:val="246D27C4"/>
     <w:multiLevelType w:val="multilevel"/>
     <w:tmpl w:val="144AC0D2"/>
@@ -9857,7 +14210,7 @@
       </w:rPr>
     </w:lvl>
   </w:abstractNum>
-  <w:abstractNum w:abstractNumId="10" w15:restartNumberingAfterBreak="0">
+  <w:abstractNum w:abstractNumId="14" w15:restartNumberingAfterBreak="0">
     <w:nsid w:val="32E83597"/>
     <w:multiLevelType w:val="multilevel"/>
     <w:tmpl w:val="144AC0D2"/>
@@ -9970,7 +14323,7 @@
       </w:rPr>
     </w:lvl>
   </w:abstractNum>
-  <w:abstractNum w:abstractNumId="11" w15:restartNumberingAfterBreak="0">
+  <w:abstractNum w:abstractNumId="15" w15:restartNumberingAfterBreak="0">
     <w:nsid w:val="349F79A2"/>
     <w:multiLevelType w:val="multilevel"/>
     <w:tmpl w:val="144AC0D2"/>
@@ -10083,7 +14436,120 @@
       </w:rPr>
     </w:lvl>
   </w:abstractNum>
-  <w:abstractNum w:abstractNumId="12" w15:restartNumberingAfterBreak="0">
+  <w:abstractNum w:abstractNumId="16" w15:restartNumberingAfterBreak="0">
+    <w:nsid w:val="360347B8"/>
+    <w:multiLevelType w:val="hybridMultilevel"/>
+    <w:tmpl w:val="4E9AE304"/>
+    <w:lvl w:ilvl="0" w:tplc="04090001">
+      <w:start w:val="1"/>
+      <w:numFmt w:val="bullet"/>
+      <w:lvlText w:val=""/>
+      <w:lvlJc w:val="left"/>
+      <w:pPr>
+        <w:ind w:left="860" w:hanging="440"/>
+      </w:pPr>
+      <w:rPr>
+        <w:rFonts w:ascii="Wingdings" w:hAnsi="Wingdings" w:hint="default"/>
+      </w:rPr>
+    </w:lvl>
+    <w:lvl w:ilvl="1" w:tplc="04090003" w:tentative="1">
+      <w:start w:val="1"/>
+      <w:numFmt w:val="bullet"/>
+      <w:lvlText w:val=""/>
+      <w:lvlJc w:val="left"/>
+      <w:pPr>
+        <w:ind w:left="1300" w:hanging="440"/>
+      </w:pPr>
+      <w:rPr>
+        <w:rFonts w:ascii="Wingdings" w:hAnsi="Wingdings" w:hint="default"/>
+      </w:rPr>
+    </w:lvl>
+    <w:lvl w:ilvl="2" w:tplc="04090005" w:tentative="1">
+      <w:start w:val="1"/>
+      <w:numFmt w:val="bullet"/>
+      <w:lvlText w:val=""/>
+      <w:lvlJc w:val="left"/>
+      <w:pPr>
+        <w:ind w:left="1740" w:hanging="440"/>
+      </w:pPr>
+      <w:rPr>
+        <w:rFonts w:ascii="Wingdings" w:hAnsi="Wingdings" w:hint="default"/>
+      </w:rPr>
+    </w:lvl>
+    <w:lvl w:ilvl="3" w:tplc="04090001" w:tentative="1">
+      <w:start w:val="1"/>
+      <w:numFmt w:val="bullet"/>
+      <w:lvlText w:val=""/>
+      <w:lvlJc w:val="left"/>
+      <w:pPr>
+        <w:ind w:left="2180" w:hanging="440"/>
+      </w:pPr>
+      <w:rPr>
+        <w:rFonts w:ascii="Wingdings" w:hAnsi="Wingdings" w:hint="default"/>
+      </w:rPr>
+    </w:lvl>
+    <w:lvl w:ilvl="4" w:tplc="04090003" w:tentative="1">
+      <w:start w:val="1"/>
+      <w:numFmt w:val="bullet"/>
+      <w:lvlText w:val=""/>
+      <w:lvlJc w:val="left"/>
+      <w:pPr>
+        <w:ind w:left="2620" w:hanging="440"/>
+      </w:pPr>
+      <w:rPr>
+        <w:rFonts w:ascii="Wingdings" w:hAnsi="Wingdings" w:hint="default"/>
+      </w:rPr>
+    </w:lvl>
+    <w:lvl w:ilvl="5" w:tplc="04090005" w:tentative="1">
+      <w:start w:val="1"/>
+      <w:numFmt w:val="bullet"/>
+      <w:lvlText w:val=""/>
+      <w:lvlJc w:val="left"/>
+      <w:pPr>
+        <w:ind w:left="3060" w:hanging="440"/>
+      </w:pPr>
+      <w:rPr>
+        <w:rFonts w:ascii="Wingdings" w:hAnsi="Wingdings" w:hint="default"/>
+      </w:rPr>
+    </w:lvl>
+    <w:lvl w:ilvl="6" w:tplc="04090001" w:tentative="1">
+      <w:start w:val="1"/>
+      <w:numFmt w:val="bullet"/>
+      <w:lvlText w:val=""/>
+      <w:lvlJc w:val="left"/>
+      <w:pPr>
+        <w:ind w:left="3500" w:hanging="440"/>
+      </w:pPr>
+      <w:rPr>
+        <w:rFonts w:ascii="Wingdings" w:hAnsi="Wingdings" w:hint="default"/>
+      </w:rPr>
+    </w:lvl>
+    <w:lvl w:ilvl="7" w:tplc="04090003" w:tentative="1">
+      <w:start w:val="1"/>
+      <w:numFmt w:val="bullet"/>
+      <w:lvlText w:val=""/>
+      <w:lvlJc w:val="left"/>
+      <w:pPr>
+        <w:ind w:left="3940" w:hanging="440"/>
+      </w:pPr>
+      <w:rPr>
+        <w:rFonts w:ascii="Wingdings" w:hAnsi="Wingdings" w:hint="default"/>
+      </w:rPr>
+    </w:lvl>
+    <w:lvl w:ilvl="8" w:tplc="04090005" w:tentative="1">
+      <w:start w:val="1"/>
+      <w:numFmt w:val="bullet"/>
+      <w:lvlText w:val=""/>
+      <w:lvlJc w:val="left"/>
+      <w:pPr>
+        <w:ind w:left="4380" w:hanging="440"/>
+      </w:pPr>
+      <w:rPr>
+        <w:rFonts w:ascii="Wingdings" w:hAnsi="Wingdings" w:hint="default"/>
+      </w:rPr>
+    </w:lvl>
+  </w:abstractNum>
+  <w:abstractNum w:abstractNumId="17" w15:restartNumberingAfterBreak="0">
     <w:nsid w:val="37916B34"/>
     <w:multiLevelType w:val="multilevel"/>
     <w:tmpl w:val="144AC0D2"/>
@@ -10196,7 +14662,7 @@
       </w:rPr>
     </w:lvl>
   </w:abstractNum>
-  <w:abstractNum w:abstractNumId="13" w15:restartNumberingAfterBreak="0">
+  <w:abstractNum w:abstractNumId="18" w15:restartNumberingAfterBreak="0">
     <w:nsid w:val="37EB66FF"/>
     <w:multiLevelType w:val="multilevel"/>
     <w:tmpl w:val="144AC0D2"/>
@@ -10309,7 +14775,7 @@
       </w:rPr>
     </w:lvl>
   </w:abstractNum>
-  <w:abstractNum w:abstractNumId="14" w15:restartNumberingAfterBreak="0">
+  <w:abstractNum w:abstractNumId="19" w15:restartNumberingAfterBreak="0">
     <w:nsid w:val="39547EA7"/>
     <w:multiLevelType w:val="multilevel"/>
     <w:tmpl w:val="144AC0D2"/>
@@ -10422,7 +14888,7 @@
       </w:rPr>
     </w:lvl>
   </w:abstractNum>
-  <w:abstractNum w:abstractNumId="15" w15:restartNumberingAfterBreak="0">
+  <w:abstractNum w:abstractNumId="20" w15:restartNumberingAfterBreak="0">
     <w:nsid w:val="3E6A35F5"/>
     <w:multiLevelType w:val="multilevel"/>
     <w:tmpl w:val="144AC0D2"/>
@@ -10535,7 +15001,7 @@
       </w:rPr>
     </w:lvl>
   </w:abstractNum>
-  <w:abstractNum w:abstractNumId="16" w15:restartNumberingAfterBreak="0">
+  <w:abstractNum w:abstractNumId="21" w15:restartNumberingAfterBreak="0">
     <w:nsid w:val="3EB5772C"/>
     <w:multiLevelType w:val="multilevel"/>
     <w:tmpl w:val="5A7A5FB6"/>
@@ -10652,7 +15118,7 @@
       </w:pPr>
     </w:lvl>
   </w:abstractNum>
-  <w:abstractNum w:abstractNumId="17" w15:restartNumberingAfterBreak="0">
+  <w:abstractNum w:abstractNumId="22" w15:restartNumberingAfterBreak="0">
     <w:nsid w:val="40D44D39"/>
     <w:multiLevelType w:val="multilevel"/>
     <w:tmpl w:val="144AC0D2"/>
@@ -10765,7 +15231,7 @@
       </w:rPr>
     </w:lvl>
   </w:abstractNum>
-  <w:abstractNum w:abstractNumId="18" w15:restartNumberingAfterBreak="0">
+  <w:abstractNum w:abstractNumId="23" w15:restartNumberingAfterBreak="0">
     <w:nsid w:val="439A28C8"/>
     <w:multiLevelType w:val="multilevel"/>
     <w:tmpl w:val="144AC0D2"/>
@@ -10878,7 +15344,7 @@
       </w:rPr>
     </w:lvl>
   </w:abstractNum>
-  <w:abstractNum w:abstractNumId="19" w15:restartNumberingAfterBreak="0">
+  <w:abstractNum w:abstractNumId="24" w15:restartNumberingAfterBreak="0">
     <w:nsid w:val="4529757D"/>
     <w:multiLevelType w:val="multilevel"/>
     <w:tmpl w:val="144AC0D2"/>
@@ -10991,7 +15457,122 @@
       </w:rPr>
     </w:lvl>
   </w:abstractNum>
-  <w:abstractNum w:abstractNumId="20" w15:restartNumberingAfterBreak="0">
+  <w:abstractNum w:abstractNumId="25" w15:restartNumberingAfterBreak="0">
+    <w:nsid w:val="49E527A9"/>
+    <w:multiLevelType w:val="hybridMultilevel"/>
+    <w:tmpl w:val="72325F52"/>
+    <w:lvl w:ilvl="0" w:tplc="A630EC4E">
+      <w:start w:val="1"/>
+      <w:numFmt w:val="bullet"/>
+      <w:lvlText w:val=""/>
+      <w:lvlJc w:val="left"/>
+      <w:pPr>
+        <w:ind w:left="1220" w:hanging="440"/>
+      </w:pPr>
+      <w:rPr>
+        <w:rFonts w:ascii="Wingdings" w:hAnsi="Wingdings" w:hint="default"/>
+        <w:sz w:val="20"/>
+        <w:szCs w:val="20"/>
+      </w:rPr>
+    </w:lvl>
+    <w:lvl w:ilvl="1" w:tplc="04090003" w:tentative="1">
+      <w:start w:val="1"/>
+      <w:numFmt w:val="bullet"/>
+      <w:lvlText w:val=""/>
+      <w:lvlJc w:val="left"/>
+      <w:pPr>
+        <w:ind w:left="1240" w:hanging="440"/>
+      </w:pPr>
+      <w:rPr>
+        <w:rFonts w:ascii="Wingdings" w:hAnsi="Wingdings" w:hint="default"/>
+      </w:rPr>
+    </w:lvl>
+    <w:lvl w:ilvl="2" w:tplc="04090005" w:tentative="1">
+      <w:start w:val="1"/>
+      <w:numFmt w:val="bullet"/>
+      <w:lvlText w:val=""/>
+      <w:lvlJc w:val="left"/>
+      <w:pPr>
+        <w:ind w:left="1680" w:hanging="440"/>
+      </w:pPr>
+      <w:rPr>
+        <w:rFonts w:ascii="Wingdings" w:hAnsi="Wingdings" w:hint="default"/>
+      </w:rPr>
+    </w:lvl>
+    <w:lvl w:ilvl="3" w:tplc="04090001" w:tentative="1">
+      <w:start w:val="1"/>
+      <w:numFmt w:val="bullet"/>
+      <w:lvlText w:val=""/>
+      <w:lvlJc w:val="left"/>
+      <w:pPr>
+        <w:ind w:left="2120" w:hanging="440"/>
+      </w:pPr>
+      <w:rPr>
+        <w:rFonts w:ascii="Wingdings" w:hAnsi="Wingdings" w:hint="default"/>
+      </w:rPr>
+    </w:lvl>
+    <w:lvl w:ilvl="4" w:tplc="04090003" w:tentative="1">
+      <w:start w:val="1"/>
+      <w:numFmt w:val="bullet"/>
+      <w:lvlText w:val=""/>
+      <w:lvlJc w:val="left"/>
+      <w:pPr>
+        <w:ind w:left="2560" w:hanging="440"/>
+      </w:pPr>
+      <w:rPr>
+        <w:rFonts w:ascii="Wingdings" w:hAnsi="Wingdings" w:hint="default"/>
+      </w:rPr>
+    </w:lvl>
+    <w:lvl w:ilvl="5" w:tplc="04090005" w:tentative="1">
+      <w:start w:val="1"/>
+      <w:numFmt w:val="bullet"/>
+      <w:lvlText w:val=""/>
+      <w:lvlJc w:val="left"/>
+      <w:pPr>
+        <w:ind w:left="3000" w:hanging="440"/>
+      </w:pPr>
+      <w:rPr>
+        <w:rFonts w:ascii="Wingdings" w:hAnsi="Wingdings" w:hint="default"/>
+      </w:rPr>
+    </w:lvl>
+    <w:lvl w:ilvl="6" w:tplc="04090001" w:tentative="1">
+      <w:start w:val="1"/>
+      <w:numFmt w:val="bullet"/>
+      <w:lvlText w:val=""/>
+      <w:lvlJc w:val="left"/>
+      <w:pPr>
+        <w:ind w:left="3440" w:hanging="440"/>
+      </w:pPr>
+      <w:rPr>
+        <w:rFonts w:ascii="Wingdings" w:hAnsi="Wingdings" w:hint="default"/>
+      </w:rPr>
+    </w:lvl>
+    <w:lvl w:ilvl="7" w:tplc="04090003" w:tentative="1">
+      <w:start w:val="1"/>
+      <w:numFmt w:val="bullet"/>
+      <w:lvlText w:val=""/>
+      <w:lvlJc w:val="left"/>
+      <w:pPr>
+        <w:ind w:left="3880" w:hanging="440"/>
+      </w:pPr>
+      <w:rPr>
+        <w:rFonts w:ascii="Wingdings" w:hAnsi="Wingdings" w:hint="default"/>
+      </w:rPr>
+    </w:lvl>
+    <w:lvl w:ilvl="8" w:tplc="04090005" w:tentative="1">
+      <w:start w:val="1"/>
+      <w:numFmt w:val="bullet"/>
+      <w:lvlText w:val=""/>
+      <w:lvlJc w:val="left"/>
+      <w:pPr>
+        <w:ind w:left="4320" w:hanging="440"/>
+      </w:pPr>
+      <w:rPr>
+        <w:rFonts w:ascii="Wingdings" w:hAnsi="Wingdings" w:hint="default"/>
+      </w:rPr>
+    </w:lvl>
+  </w:abstractNum>
+  <w:abstractNum w:abstractNumId="26" w15:restartNumberingAfterBreak="0">
     <w:nsid w:val="4F855CF4"/>
     <w:multiLevelType w:val="multilevel"/>
     <w:tmpl w:val="9B9C232A"/>
@@ -11108,7 +15689,7 @@
       </w:pPr>
     </w:lvl>
   </w:abstractNum>
-  <w:abstractNum w:abstractNumId="21" w15:restartNumberingAfterBreak="0">
+  <w:abstractNum w:abstractNumId="27" w15:restartNumberingAfterBreak="0">
     <w:nsid w:val="4FD315C3"/>
     <w:multiLevelType w:val="multilevel"/>
     <w:tmpl w:val="144AC0D2"/>
@@ -11221,7 +15802,7 @@
       </w:rPr>
     </w:lvl>
   </w:abstractNum>
-  <w:abstractNum w:abstractNumId="22" w15:restartNumberingAfterBreak="0">
+  <w:abstractNum w:abstractNumId="28" w15:restartNumberingAfterBreak="0">
     <w:nsid w:val="51CD796E"/>
     <w:multiLevelType w:val="multilevel"/>
     <w:tmpl w:val="66DC7898"/>
@@ -11370,7 +15951,7 @@
       </w:rPr>
     </w:lvl>
   </w:abstractNum>
-  <w:abstractNum w:abstractNumId="23" w15:restartNumberingAfterBreak="0">
+  <w:abstractNum w:abstractNumId="29" w15:restartNumberingAfterBreak="0">
     <w:nsid w:val="545916B9"/>
     <w:multiLevelType w:val="multilevel"/>
     <w:tmpl w:val="144AC0D2"/>
@@ -11483,7 +16064,7 @@
       </w:rPr>
     </w:lvl>
   </w:abstractNum>
-  <w:abstractNum w:abstractNumId="24" w15:restartNumberingAfterBreak="0">
+  <w:abstractNum w:abstractNumId="30" w15:restartNumberingAfterBreak="0">
     <w:nsid w:val="56356AE1"/>
     <w:multiLevelType w:val="multilevel"/>
     <w:tmpl w:val="144AC0D2"/>
@@ -11596,7 +16177,7 @@
       </w:rPr>
     </w:lvl>
   </w:abstractNum>
-  <w:abstractNum w:abstractNumId="25" w15:restartNumberingAfterBreak="0">
+  <w:abstractNum w:abstractNumId="31" w15:restartNumberingAfterBreak="0">
     <w:nsid w:val="572F6723"/>
     <w:multiLevelType w:val="multilevel"/>
     <w:tmpl w:val="144AC0D2"/>
@@ -11709,7 +16290,7 @@
       </w:rPr>
     </w:lvl>
   </w:abstractNum>
-  <w:abstractNum w:abstractNumId="26" w15:restartNumberingAfterBreak="0">
+  <w:abstractNum w:abstractNumId="32" w15:restartNumberingAfterBreak="0">
     <w:nsid w:val="5D973D44"/>
     <w:multiLevelType w:val="multilevel"/>
     <w:tmpl w:val="144AC0D2"/>
@@ -11822,7 +16403,7 @@
       </w:rPr>
     </w:lvl>
   </w:abstractNum>
-  <w:abstractNum w:abstractNumId="27" w15:restartNumberingAfterBreak="0">
+  <w:abstractNum w:abstractNumId="33" w15:restartNumberingAfterBreak="0">
     <w:nsid w:val="5FF172EE"/>
     <w:multiLevelType w:val="multilevel"/>
     <w:tmpl w:val="144AC0D2"/>
@@ -11935,7 +16516,7 @@
       </w:rPr>
     </w:lvl>
   </w:abstractNum>
-  <w:abstractNum w:abstractNumId="28" w15:restartNumberingAfterBreak="0">
+  <w:abstractNum w:abstractNumId="34" w15:restartNumberingAfterBreak="0">
     <w:nsid w:val="60172326"/>
     <w:multiLevelType w:val="multilevel"/>
     <w:tmpl w:val="5FE071AC"/>
@@ -12052,7 +16633,120 @@
       </w:pPr>
     </w:lvl>
   </w:abstractNum>
-  <w:abstractNum w:abstractNumId="29" w15:restartNumberingAfterBreak="0">
+  <w:abstractNum w:abstractNumId="35" w15:restartNumberingAfterBreak="0">
+    <w:nsid w:val="61001326"/>
+    <w:multiLevelType w:val="hybridMultilevel"/>
+    <w:tmpl w:val="4434EC7E"/>
+    <w:lvl w:ilvl="0" w:tplc="04090001">
+      <w:start w:val="1"/>
+      <w:numFmt w:val="bullet"/>
+      <w:lvlText w:val=""/>
+      <w:lvlJc w:val="left"/>
+      <w:pPr>
+        <w:ind w:left="440" w:hanging="440"/>
+      </w:pPr>
+      <w:rPr>
+        <w:rFonts w:ascii="Wingdings" w:hAnsi="Wingdings" w:hint="default"/>
+      </w:rPr>
+    </w:lvl>
+    <w:lvl w:ilvl="1" w:tplc="04090003" w:tentative="1">
+      <w:start w:val="1"/>
+      <w:numFmt w:val="bullet"/>
+      <w:lvlText w:val=""/>
+      <w:lvlJc w:val="left"/>
+      <w:pPr>
+        <w:ind w:left="880" w:hanging="440"/>
+      </w:pPr>
+      <w:rPr>
+        <w:rFonts w:ascii="Wingdings" w:hAnsi="Wingdings" w:hint="default"/>
+      </w:rPr>
+    </w:lvl>
+    <w:lvl w:ilvl="2" w:tplc="04090005" w:tentative="1">
+      <w:start w:val="1"/>
+      <w:numFmt w:val="bullet"/>
+      <w:lvlText w:val=""/>
+      <w:lvlJc w:val="left"/>
+      <w:pPr>
+        <w:ind w:left="1320" w:hanging="440"/>
+      </w:pPr>
+      <w:rPr>
+        <w:rFonts w:ascii="Wingdings" w:hAnsi="Wingdings" w:hint="default"/>
+      </w:rPr>
+    </w:lvl>
+    <w:lvl w:ilvl="3" w:tplc="04090001" w:tentative="1">
+      <w:start w:val="1"/>
+      <w:numFmt w:val="bullet"/>
+      <w:lvlText w:val=""/>
+      <w:lvlJc w:val="left"/>
+      <w:pPr>
+        <w:ind w:left="1760" w:hanging="440"/>
+      </w:pPr>
+      <w:rPr>
+        <w:rFonts w:ascii="Wingdings" w:hAnsi="Wingdings" w:hint="default"/>
+      </w:rPr>
+    </w:lvl>
+    <w:lvl w:ilvl="4" w:tplc="04090003" w:tentative="1">
+      <w:start w:val="1"/>
+      <w:numFmt w:val="bullet"/>
+      <w:lvlText w:val=""/>
+      <w:lvlJc w:val="left"/>
+      <w:pPr>
+        <w:ind w:left="2200" w:hanging="440"/>
+      </w:pPr>
+      <w:rPr>
+        <w:rFonts w:ascii="Wingdings" w:hAnsi="Wingdings" w:hint="default"/>
+      </w:rPr>
+    </w:lvl>
+    <w:lvl w:ilvl="5" w:tplc="04090005" w:tentative="1">
+      <w:start w:val="1"/>
+      <w:numFmt w:val="bullet"/>
+      <w:lvlText w:val=""/>
+      <w:lvlJc w:val="left"/>
+      <w:pPr>
+        <w:ind w:left="2640" w:hanging="440"/>
+      </w:pPr>
+      <w:rPr>
+        <w:rFonts w:ascii="Wingdings" w:hAnsi="Wingdings" w:hint="default"/>
+      </w:rPr>
+    </w:lvl>
+    <w:lvl w:ilvl="6" w:tplc="04090001">
+      <w:start w:val="1"/>
+      <w:numFmt w:val="bullet"/>
+      <w:lvlText w:val=""/>
+      <w:lvlJc w:val="left"/>
+      <w:pPr>
+        <w:ind w:left="3080" w:hanging="440"/>
+      </w:pPr>
+      <w:rPr>
+        <w:rFonts w:ascii="Wingdings" w:hAnsi="Wingdings" w:hint="default"/>
+      </w:rPr>
+    </w:lvl>
+    <w:lvl w:ilvl="7" w:tplc="04090003" w:tentative="1">
+      <w:start w:val="1"/>
+      <w:numFmt w:val="bullet"/>
+      <w:lvlText w:val=""/>
+      <w:lvlJc w:val="left"/>
+      <w:pPr>
+        <w:ind w:left="3520" w:hanging="440"/>
+      </w:pPr>
+      <w:rPr>
+        <w:rFonts w:ascii="Wingdings" w:hAnsi="Wingdings" w:hint="default"/>
+      </w:rPr>
+    </w:lvl>
+    <w:lvl w:ilvl="8" w:tplc="04090005" w:tentative="1">
+      <w:start w:val="1"/>
+      <w:numFmt w:val="bullet"/>
+      <w:lvlText w:val=""/>
+      <w:lvlJc w:val="left"/>
+      <w:pPr>
+        <w:ind w:left="3960" w:hanging="440"/>
+      </w:pPr>
+      <w:rPr>
+        <w:rFonts w:ascii="Wingdings" w:hAnsi="Wingdings" w:hint="default"/>
+      </w:rPr>
+    </w:lvl>
+  </w:abstractNum>
+  <w:abstractNum w:abstractNumId="36" w15:restartNumberingAfterBreak="0">
     <w:nsid w:val="6730766D"/>
     <w:multiLevelType w:val="multilevel"/>
     <w:tmpl w:val="144AC0D2"/>
@@ -12165,7 +16859,7 @@
       </w:rPr>
     </w:lvl>
   </w:abstractNum>
-  <w:abstractNum w:abstractNumId="30" w15:restartNumberingAfterBreak="0">
+  <w:abstractNum w:abstractNumId="37" w15:restartNumberingAfterBreak="0">
     <w:nsid w:val="6A8B28DA"/>
     <w:multiLevelType w:val="multilevel"/>
     <w:tmpl w:val="144AC0D2"/>
@@ -12278,7 +16972,7 @@
       </w:rPr>
     </w:lvl>
   </w:abstractNum>
-  <w:abstractNum w:abstractNumId="31" w15:restartNumberingAfterBreak="0">
+  <w:abstractNum w:abstractNumId="38" w15:restartNumberingAfterBreak="0">
     <w:nsid w:val="6BFA22AE"/>
     <w:multiLevelType w:val="multilevel"/>
     <w:tmpl w:val="68748434"/>
@@ -12395,7 +17089,7 @@
       </w:pPr>
     </w:lvl>
   </w:abstractNum>
-  <w:abstractNum w:abstractNumId="32" w15:restartNumberingAfterBreak="0">
+  <w:abstractNum w:abstractNumId="39" w15:restartNumberingAfterBreak="0">
     <w:nsid w:val="6EDE10BF"/>
     <w:multiLevelType w:val="multilevel"/>
     <w:tmpl w:val="144AC0D2"/>
@@ -12508,7 +17202,7 @@
       </w:rPr>
     </w:lvl>
   </w:abstractNum>
-  <w:abstractNum w:abstractNumId="33" w15:restartNumberingAfterBreak="0">
+  <w:abstractNum w:abstractNumId="40" w15:restartNumberingAfterBreak="0">
     <w:nsid w:val="72D818EF"/>
     <w:multiLevelType w:val="multilevel"/>
     <w:tmpl w:val="144AC0D2"/>
@@ -12621,7 +17315,120 @@
       </w:rPr>
     </w:lvl>
   </w:abstractNum>
-  <w:abstractNum w:abstractNumId="34" w15:restartNumberingAfterBreak="0">
+  <w:abstractNum w:abstractNumId="41" w15:restartNumberingAfterBreak="0">
+    <w:nsid w:val="746E7782"/>
+    <w:multiLevelType w:val="hybridMultilevel"/>
+    <w:tmpl w:val="300EE0FA"/>
+    <w:lvl w:ilvl="0" w:tplc="04090001">
+      <w:start w:val="1"/>
+      <w:numFmt w:val="bullet"/>
+      <w:lvlText w:val=""/>
+      <w:lvlJc w:val="left"/>
+      <w:pPr>
+        <w:ind w:left="440" w:hanging="440"/>
+      </w:pPr>
+      <w:rPr>
+        <w:rFonts w:ascii="Wingdings" w:hAnsi="Wingdings" w:hint="default"/>
+      </w:rPr>
+    </w:lvl>
+    <w:lvl w:ilvl="1" w:tplc="04090003" w:tentative="1">
+      <w:start w:val="1"/>
+      <w:numFmt w:val="bullet"/>
+      <w:lvlText w:val=""/>
+      <w:lvlJc w:val="left"/>
+      <w:pPr>
+        <w:ind w:left="880" w:hanging="440"/>
+      </w:pPr>
+      <w:rPr>
+        <w:rFonts w:ascii="Wingdings" w:hAnsi="Wingdings" w:hint="default"/>
+      </w:rPr>
+    </w:lvl>
+    <w:lvl w:ilvl="2" w:tplc="04090005" w:tentative="1">
+      <w:start w:val="1"/>
+      <w:numFmt w:val="bullet"/>
+      <w:lvlText w:val=""/>
+      <w:lvlJc w:val="left"/>
+      <w:pPr>
+        <w:ind w:left="1320" w:hanging="440"/>
+      </w:pPr>
+      <w:rPr>
+        <w:rFonts w:ascii="Wingdings" w:hAnsi="Wingdings" w:hint="default"/>
+      </w:rPr>
+    </w:lvl>
+    <w:lvl w:ilvl="3" w:tplc="04090001" w:tentative="1">
+      <w:start w:val="1"/>
+      <w:numFmt w:val="bullet"/>
+      <w:lvlText w:val=""/>
+      <w:lvlJc w:val="left"/>
+      <w:pPr>
+        <w:ind w:left="1760" w:hanging="440"/>
+      </w:pPr>
+      <w:rPr>
+        <w:rFonts w:ascii="Wingdings" w:hAnsi="Wingdings" w:hint="default"/>
+      </w:rPr>
+    </w:lvl>
+    <w:lvl w:ilvl="4" w:tplc="04090003" w:tentative="1">
+      <w:start w:val="1"/>
+      <w:numFmt w:val="bullet"/>
+      <w:lvlText w:val=""/>
+      <w:lvlJc w:val="left"/>
+      <w:pPr>
+        <w:ind w:left="2200" w:hanging="440"/>
+      </w:pPr>
+      <w:rPr>
+        <w:rFonts w:ascii="Wingdings" w:hAnsi="Wingdings" w:hint="default"/>
+      </w:rPr>
+    </w:lvl>
+    <w:lvl w:ilvl="5" w:tplc="04090005" w:tentative="1">
+      <w:start w:val="1"/>
+      <w:numFmt w:val="bullet"/>
+      <w:lvlText w:val=""/>
+      <w:lvlJc w:val="left"/>
+      <w:pPr>
+        <w:ind w:left="2640" w:hanging="440"/>
+      </w:pPr>
+      <w:rPr>
+        <w:rFonts w:ascii="Wingdings" w:hAnsi="Wingdings" w:hint="default"/>
+      </w:rPr>
+    </w:lvl>
+    <w:lvl w:ilvl="6" w:tplc="04090001" w:tentative="1">
+      <w:start w:val="1"/>
+      <w:numFmt w:val="bullet"/>
+      <w:lvlText w:val=""/>
+      <w:lvlJc w:val="left"/>
+      <w:pPr>
+        <w:ind w:left="3080" w:hanging="440"/>
+      </w:pPr>
+      <w:rPr>
+        <w:rFonts w:ascii="Wingdings" w:hAnsi="Wingdings" w:hint="default"/>
+      </w:rPr>
+    </w:lvl>
+    <w:lvl w:ilvl="7" w:tplc="04090003" w:tentative="1">
+      <w:start w:val="1"/>
+      <w:numFmt w:val="bullet"/>
+      <w:lvlText w:val=""/>
+      <w:lvlJc w:val="left"/>
+      <w:pPr>
+        <w:ind w:left="3520" w:hanging="440"/>
+      </w:pPr>
+      <w:rPr>
+        <w:rFonts w:ascii="Wingdings" w:hAnsi="Wingdings" w:hint="default"/>
+      </w:rPr>
+    </w:lvl>
+    <w:lvl w:ilvl="8" w:tplc="04090005" w:tentative="1">
+      <w:start w:val="1"/>
+      <w:numFmt w:val="bullet"/>
+      <w:lvlText w:val=""/>
+      <w:lvlJc w:val="left"/>
+      <w:pPr>
+        <w:ind w:left="3960" w:hanging="440"/>
+      </w:pPr>
+      <w:rPr>
+        <w:rFonts w:ascii="Wingdings" w:hAnsi="Wingdings" w:hint="default"/>
+      </w:rPr>
+    </w:lvl>
+  </w:abstractNum>
+  <w:abstractNum w:abstractNumId="42" w15:restartNumberingAfterBreak="0">
     <w:nsid w:val="7A706944"/>
     <w:multiLevelType w:val="multilevel"/>
     <w:tmpl w:val="144AC0D2"/>
@@ -12734,7 +17541,7 @@
       </w:rPr>
     </w:lvl>
   </w:abstractNum>
-  <w:abstractNum w:abstractNumId="35" w15:restartNumberingAfterBreak="0">
+  <w:abstractNum w:abstractNumId="43" w15:restartNumberingAfterBreak="0">
     <w:nsid w:val="7AC0797E"/>
     <w:multiLevelType w:val="multilevel"/>
     <w:tmpl w:val="69CE7416"/>
@@ -12851,113 +17658,253 @@
       </w:pPr>
     </w:lvl>
   </w:abstractNum>
+  <w:abstractNum w:abstractNumId="44" w15:restartNumberingAfterBreak="0">
+    <w:nsid w:val="7BCD3C50"/>
+    <w:multiLevelType w:val="hybridMultilevel"/>
+    <w:tmpl w:val="EE20EBA6"/>
+    <w:lvl w:ilvl="0" w:tplc="04090001">
+      <w:start w:val="1"/>
+      <w:numFmt w:val="bullet"/>
+      <w:lvlText w:val=""/>
+      <w:lvlJc w:val="left"/>
+      <w:pPr>
+        <w:ind w:left="860" w:hanging="440"/>
+      </w:pPr>
+      <w:rPr>
+        <w:rFonts w:ascii="Wingdings" w:hAnsi="Wingdings" w:hint="default"/>
+      </w:rPr>
+    </w:lvl>
+    <w:lvl w:ilvl="1" w:tplc="04090003" w:tentative="1">
+      <w:start w:val="1"/>
+      <w:numFmt w:val="bullet"/>
+      <w:lvlText w:val=""/>
+      <w:lvlJc w:val="left"/>
+      <w:pPr>
+        <w:ind w:left="1300" w:hanging="440"/>
+      </w:pPr>
+      <w:rPr>
+        <w:rFonts w:ascii="Wingdings" w:hAnsi="Wingdings" w:hint="default"/>
+      </w:rPr>
+    </w:lvl>
+    <w:lvl w:ilvl="2" w:tplc="04090005" w:tentative="1">
+      <w:start w:val="1"/>
+      <w:numFmt w:val="bullet"/>
+      <w:lvlText w:val=""/>
+      <w:lvlJc w:val="left"/>
+      <w:pPr>
+        <w:ind w:left="1740" w:hanging="440"/>
+      </w:pPr>
+      <w:rPr>
+        <w:rFonts w:ascii="Wingdings" w:hAnsi="Wingdings" w:hint="default"/>
+      </w:rPr>
+    </w:lvl>
+    <w:lvl w:ilvl="3" w:tplc="04090001" w:tentative="1">
+      <w:start w:val="1"/>
+      <w:numFmt w:val="bullet"/>
+      <w:lvlText w:val=""/>
+      <w:lvlJc w:val="left"/>
+      <w:pPr>
+        <w:ind w:left="2180" w:hanging="440"/>
+      </w:pPr>
+      <w:rPr>
+        <w:rFonts w:ascii="Wingdings" w:hAnsi="Wingdings" w:hint="default"/>
+      </w:rPr>
+    </w:lvl>
+    <w:lvl w:ilvl="4" w:tplc="04090003" w:tentative="1">
+      <w:start w:val="1"/>
+      <w:numFmt w:val="bullet"/>
+      <w:lvlText w:val=""/>
+      <w:lvlJc w:val="left"/>
+      <w:pPr>
+        <w:ind w:left="2620" w:hanging="440"/>
+      </w:pPr>
+      <w:rPr>
+        <w:rFonts w:ascii="Wingdings" w:hAnsi="Wingdings" w:hint="default"/>
+      </w:rPr>
+    </w:lvl>
+    <w:lvl w:ilvl="5" w:tplc="04090005" w:tentative="1">
+      <w:start w:val="1"/>
+      <w:numFmt w:val="bullet"/>
+      <w:lvlText w:val=""/>
+      <w:lvlJc w:val="left"/>
+      <w:pPr>
+        <w:ind w:left="3060" w:hanging="440"/>
+      </w:pPr>
+      <w:rPr>
+        <w:rFonts w:ascii="Wingdings" w:hAnsi="Wingdings" w:hint="default"/>
+      </w:rPr>
+    </w:lvl>
+    <w:lvl w:ilvl="6" w:tplc="04090001" w:tentative="1">
+      <w:start w:val="1"/>
+      <w:numFmt w:val="bullet"/>
+      <w:lvlText w:val=""/>
+      <w:lvlJc w:val="left"/>
+      <w:pPr>
+        <w:ind w:left="3500" w:hanging="440"/>
+      </w:pPr>
+      <w:rPr>
+        <w:rFonts w:ascii="Wingdings" w:hAnsi="Wingdings" w:hint="default"/>
+      </w:rPr>
+    </w:lvl>
+    <w:lvl w:ilvl="7" w:tplc="04090003" w:tentative="1">
+      <w:start w:val="1"/>
+      <w:numFmt w:val="bullet"/>
+      <w:lvlText w:val=""/>
+      <w:lvlJc w:val="left"/>
+      <w:pPr>
+        <w:ind w:left="3940" w:hanging="440"/>
+      </w:pPr>
+      <w:rPr>
+        <w:rFonts w:ascii="Wingdings" w:hAnsi="Wingdings" w:hint="default"/>
+      </w:rPr>
+    </w:lvl>
+    <w:lvl w:ilvl="8" w:tplc="04090005" w:tentative="1">
+      <w:start w:val="1"/>
+      <w:numFmt w:val="bullet"/>
+      <w:lvlText w:val=""/>
+      <w:lvlJc w:val="left"/>
+      <w:pPr>
+        <w:ind w:left="4380" w:hanging="440"/>
+      </w:pPr>
+      <w:rPr>
+        <w:rFonts w:ascii="Wingdings" w:hAnsi="Wingdings" w:hint="default"/>
+      </w:rPr>
+    </w:lvl>
+  </w:abstractNum>
   <w:num w:numId="1" w16cid:durableId="2108037323">
+    <w:abstractNumId w:val="7"/>
+  </w:num>
+  <w:num w:numId="2" w16cid:durableId="1128351490">
+    <w:abstractNumId w:val="26"/>
+  </w:num>
+  <w:num w:numId="3" w16cid:durableId="803699491">
+    <w:abstractNumId w:val="34"/>
+  </w:num>
+  <w:num w:numId="4" w16cid:durableId="521016280">
+    <w:abstractNumId w:val="21"/>
+  </w:num>
+  <w:num w:numId="5" w16cid:durableId="1723677378">
+    <w:abstractNumId w:val="43"/>
+  </w:num>
+  <w:num w:numId="6" w16cid:durableId="697005494">
+    <w:abstractNumId w:val="38"/>
+  </w:num>
+  <w:num w:numId="7" w16cid:durableId="1972708698">
+    <w:abstractNumId w:val="10"/>
+  </w:num>
+  <w:num w:numId="8" w16cid:durableId="28455156">
+    <w:abstractNumId w:val="17"/>
+  </w:num>
+  <w:num w:numId="9" w16cid:durableId="1186948095">
+    <w:abstractNumId w:val="1"/>
+  </w:num>
+  <w:num w:numId="10" w16cid:durableId="1328291052">
+    <w:abstractNumId w:val="18"/>
+  </w:num>
+  <w:num w:numId="11" w16cid:durableId="820581075">
+    <w:abstractNumId w:val="27"/>
+  </w:num>
+  <w:num w:numId="12" w16cid:durableId="1708021956">
+    <w:abstractNumId w:val="13"/>
+  </w:num>
+  <w:num w:numId="13" w16cid:durableId="1678799626">
+    <w:abstractNumId w:val="6"/>
+  </w:num>
+  <w:num w:numId="14" w16cid:durableId="274363141">
+    <w:abstractNumId w:val="29"/>
+  </w:num>
+  <w:num w:numId="15" w16cid:durableId="1126123317">
+    <w:abstractNumId w:val="4"/>
+  </w:num>
+  <w:num w:numId="16" w16cid:durableId="14432385">
+    <w:abstractNumId w:val="37"/>
+  </w:num>
+  <w:num w:numId="17" w16cid:durableId="2052607059">
+    <w:abstractNumId w:val="23"/>
+  </w:num>
+  <w:num w:numId="18" w16cid:durableId="775173608">
+    <w:abstractNumId w:val="11"/>
+  </w:num>
+  <w:num w:numId="19" w16cid:durableId="1024282510">
+    <w:abstractNumId w:val="20"/>
+  </w:num>
+  <w:num w:numId="20" w16cid:durableId="1750425784">
+    <w:abstractNumId w:val="15"/>
+  </w:num>
+  <w:num w:numId="21" w16cid:durableId="52506866">
+    <w:abstractNumId w:val="42"/>
+  </w:num>
+  <w:num w:numId="22" w16cid:durableId="2108453030">
+    <w:abstractNumId w:val="39"/>
+  </w:num>
+  <w:num w:numId="23" w16cid:durableId="1455295347">
+    <w:abstractNumId w:val="32"/>
+  </w:num>
+  <w:num w:numId="24" w16cid:durableId="1441993394">
+    <w:abstractNumId w:val="40"/>
+  </w:num>
+  <w:num w:numId="25" w16cid:durableId="1941138937">
+    <w:abstractNumId w:val="14"/>
+  </w:num>
+  <w:num w:numId="26" w16cid:durableId="1766461809">
+    <w:abstractNumId w:val="33"/>
+  </w:num>
+  <w:num w:numId="27" w16cid:durableId="506798073">
+    <w:abstractNumId w:val="22"/>
+  </w:num>
+  <w:num w:numId="28" w16cid:durableId="938218881">
+    <w:abstractNumId w:val="19"/>
+  </w:num>
+  <w:num w:numId="29" w16cid:durableId="1746411928">
     <w:abstractNumId w:val="5"/>
   </w:num>
-  <w:num w:numId="2" w16cid:durableId="1128351490">
-    <w:abstractNumId w:val="20"/>
+  <w:num w:numId="30" w16cid:durableId="1429078340">
+    <w:abstractNumId w:val="24"/>
   </w:num>
-  <w:num w:numId="3" w16cid:durableId="803699491">
+  <w:num w:numId="31" w16cid:durableId="329258675">
+    <w:abstractNumId w:val="3"/>
+  </w:num>
+  <w:num w:numId="32" w16cid:durableId="908539409">
+    <w:abstractNumId w:val="31"/>
+  </w:num>
+  <w:num w:numId="33" w16cid:durableId="98456775">
+    <w:abstractNumId w:val="12"/>
+  </w:num>
+  <w:num w:numId="34" w16cid:durableId="462650965">
+    <w:abstractNumId w:val="30"/>
+  </w:num>
+  <w:num w:numId="35" w16cid:durableId="317462881">
+    <w:abstractNumId w:val="36"/>
+  </w:num>
+  <w:num w:numId="36" w16cid:durableId="1964649016">
     <w:abstractNumId w:val="28"/>
   </w:num>
-  <w:num w:numId="4" w16cid:durableId="521016280">
-    <w:abstractNumId w:val="16"/>
-  </w:num>
-  <w:num w:numId="5" w16cid:durableId="1723677378">
+  <w:num w:numId="37" w16cid:durableId="579415201">
     <w:abstractNumId w:val="35"/>
   </w:num>
-  <w:num w:numId="6" w16cid:durableId="697005494">
-    <w:abstractNumId w:val="31"/>
+  <w:num w:numId="38" w16cid:durableId="420103683">
+    <w:abstractNumId w:val="9"/>
   </w:num>
-  <w:num w:numId="7" w16cid:durableId="1972708698">
-    <w:abstractNumId w:val="6"/>
+  <w:num w:numId="39" w16cid:durableId="362558889">
+    <w:abstractNumId w:val="25"/>
   </w:num>
-  <w:num w:numId="8" w16cid:durableId="28455156">
-    <w:abstractNumId w:val="12"/>
+  <w:num w:numId="40" w16cid:durableId="1736902155">
+    <w:abstractNumId w:val="41"/>
   </w:num>
-  <w:num w:numId="9" w16cid:durableId="1186948095">
+  <w:num w:numId="41" w16cid:durableId="1076241933">
+    <w:abstractNumId w:val="2"/>
+  </w:num>
+  <w:num w:numId="42" w16cid:durableId="1671374086">
     <w:abstractNumId w:val="0"/>
   </w:num>
-  <w:num w:numId="10" w16cid:durableId="1328291052">
-    <w:abstractNumId w:val="13"/>
-  </w:num>
-  <w:num w:numId="11" w16cid:durableId="820581075">
-    <w:abstractNumId w:val="21"/>
-  </w:num>
-  <w:num w:numId="12" w16cid:durableId="1708021956">
-    <w:abstractNumId w:val="9"/>
-  </w:num>
-  <w:num w:numId="13" w16cid:durableId="1678799626">
-    <w:abstractNumId w:val="4"/>
-  </w:num>
-  <w:num w:numId="14" w16cid:durableId="274363141">
-    <w:abstractNumId w:val="23"/>
-  </w:num>
-  <w:num w:numId="15" w16cid:durableId="1126123317">
-    <w:abstractNumId w:val="2"/>
-  </w:num>
-  <w:num w:numId="16" w16cid:durableId="14432385">
-    <w:abstractNumId w:val="30"/>
-  </w:num>
-  <w:num w:numId="17" w16cid:durableId="2052607059">
-    <w:abstractNumId w:val="18"/>
-  </w:num>
-  <w:num w:numId="18" w16cid:durableId="775173608">
-    <w:abstractNumId w:val="7"/>
-  </w:num>
-  <w:num w:numId="19" w16cid:durableId="1024282510">
-    <w:abstractNumId w:val="15"/>
-  </w:num>
-  <w:num w:numId="20" w16cid:durableId="1750425784">
-    <w:abstractNumId w:val="11"/>
-  </w:num>
-  <w:num w:numId="21" w16cid:durableId="52506866">
-    <w:abstractNumId w:val="34"/>
-  </w:num>
-  <w:num w:numId="22" w16cid:durableId="2108453030">
-    <w:abstractNumId w:val="32"/>
-  </w:num>
-  <w:num w:numId="23" w16cid:durableId="1455295347">
-    <w:abstractNumId w:val="26"/>
-  </w:num>
-  <w:num w:numId="24" w16cid:durableId="1441993394">
-    <w:abstractNumId w:val="33"/>
-  </w:num>
-  <w:num w:numId="25" w16cid:durableId="1941138937">
-    <w:abstractNumId w:val="10"/>
-  </w:num>
-  <w:num w:numId="26" w16cid:durableId="1766461809">
-    <w:abstractNumId w:val="27"/>
-  </w:num>
-  <w:num w:numId="27" w16cid:durableId="506798073">
-    <w:abstractNumId w:val="17"/>
-  </w:num>
-  <w:num w:numId="28" w16cid:durableId="938218881">
-    <w:abstractNumId w:val="14"/>
-  </w:num>
-  <w:num w:numId="29" w16cid:durableId="1746411928">
-    <w:abstractNumId w:val="3"/>
-  </w:num>
-  <w:num w:numId="30" w16cid:durableId="1429078340">
-    <w:abstractNumId w:val="19"/>
-  </w:num>
-  <w:num w:numId="31" w16cid:durableId="329258675">
-    <w:abstractNumId w:val="1"/>
-  </w:num>
-  <w:num w:numId="32" w16cid:durableId="908539409">
-    <w:abstractNumId w:val="25"/>
-  </w:num>
-  <w:num w:numId="33" w16cid:durableId="98456775">
+  <w:num w:numId="43" w16cid:durableId="1514104992">
     <w:abstractNumId w:val="8"/>
   </w:num>
-  <w:num w:numId="34" w16cid:durableId="462650965">
-    <w:abstractNumId w:val="24"/>
+  <w:num w:numId="44" w16cid:durableId="322709782">
+    <w:abstractNumId w:val="44"/>
   </w:num>
-  <w:num w:numId="35" w16cid:durableId="317462881">
-    <w:abstractNumId w:val="29"/>
-  </w:num>
-  <w:num w:numId="36" w16cid:durableId="1964649016">
-    <w:abstractNumId w:val="22"/>
+  <w:num w:numId="45" w16cid:durableId="2047362240">
+    <w:abstractNumId w:val="16"/>
   </w:num>
 </w:numbering>
 </file>
@@ -13572,6 +18519,7 @@
   <w:style w:type="character" w:default="1" w:styleId="a0">
     <w:name w:val="Default Paragraph Font"/>
     <w:uiPriority w:val="1"/>
+    <w:semiHidden/>
     <w:unhideWhenUsed/>
   </w:style>
   <w:style w:type="table" w:default="1" w:styleId="a1">
